--- a/downloads/student/ai-7-week-28.docx
+++ b/downloads/student/ai-7-week-28.docx
@@ -813,6 +813,16 @@
     <w:p>
       <w:r>
         <w:t>A tie on eight cases is not an equivalence test; uncertainty and practical thresholds remain unspecified.</w:t>
+      </w:r>
+    </w:p>
+    <w:p>
+      <w:r>
+        <w:t>Read the labelled picture: Does a 6/8 tie support the prediction that B scores higher? Explain why one newly selected favourable demonstration does not replace the original result or prove equivalence.</w:t>
+      </w:r>
+    </w:p>
+    <w:p>
+      <w:r>
+        <w:t>Change one thing: B wins on one new task after the team chooses it because A fails. Predict the result before checking the explanation. What remains the same?</w:t>
       </w:r>
     </w:p>
     <w:p>
@@ -1911,6 +1921,187 @@
         <w:t>Attempt the independent case before hints. Record whether you worked alone, used a hint or followed a model. After feedback, fix the first unsupported step and explain why it changed. A later check uses a changed case, not a copied answer.</w:t>
       </w:r>
     </w:p>
+    <w:p>
+      <w:pPr>
+        <w:pStyle w:val="Heading1"/>
+      </w:pPr>
+      <w:r>
+        <w:t>15. Your lesson route</w:t>
+      </w:r>
+    </w:p>
+    <w:p>
+      <w:r>
+        <w:t>Start with this question: A negative result changes the claim. A proposed prompt improvement ties the baseline on a fixed eight-case evaluation.</w:t>
+      </w:r>
+    </w:p>
+    <w:tbl>
+      <w:tblPr>
+        <w:tblStyle w:val="LightShading-Accent1"/>
+        <w:tblW w:type="auto" w:w="0"/>
+        <w:tblLook w:firstColumn="1" w:firstRow="1" w:lastColumn="0" w:lastRow="0" w:noHBand="0" w:noVBand="1" w:val="04A0"/>
+      </w:tblPr>
+      <w:tblGrid>
+        <w:gridCol w:w="5112"/>
+        <w:gridCol w:w="5112"/>
+      </w:tblGrid>
+      <w:tr>
+        <w:trPr>
+          <w:tblHeader/>
+        </w:trPr>
+        <w:tc>
+          <w:tcPr>
+            <w:tcW w:type="dxa" w:w="5112"/>
+          </w:tcPr>
+          <w:p>
+            <w:r>
+              <w:t>By the end, I can</w:t>
+            </w:r>
+          </w:p>
+        </w:tc>
+        <w:tc>
+          <w:tcPr>
+            <w:tcW w:type="dxa" w:w="5112"/>
+          </w:tcPr>
+          <w:p>
+            <w:r>
+              <w:t>How I will show it</w:t>
+            </w:r>
+          </w:p>
+        </w:tc>
+      </w:tr>
+      <w:tr>
+        <w:tc>
+          <w:tcPr>
+            <w:tcW w:type="dxa" w:w="5112"/>
+          </w:tcPr>
+          <w:p>
+            <w:r>
+              <w:t>Explain the mechanism and terminology of negative results and claim revision</w:t>
+            </w:r>
+          </w:p>
+        </w:tc>
+        <w:tc>
+          <w:tcPr>
+            <w:tcW w:type="dxa" w:w="5112"/>
+          </w:tcPr>
+          <w:p>
+            <w:r>
+              <w:t>Explain the deciding step, show a trace or test, and state one limit.</w:t>
+            </w:r>
+          </w:p>
+        </w:tc>
+      </w:tr>
+      <w:tr>
+        <w:tc>
+          <w:tcPr>
+            <w:tcW w:type="dxa" w:w="5112"/>
+          </w:tcPr>
+          <w:p>
+            <w:r>
+              <w:t>Apply the stated procedure to a new case with a traceable result</w:t>
+            </w:r>
+          </w:p>
+        </w:tc>
+        <w:tc>
+          <w:tcPr>
+            <w:tcW w:type="dxa" w:w="5112"/>
+          </w:tcPr>
+          <w:p>
+            <w:r>
+              <w:t>Explain the deciding step, show a trace or test, and state one limit.</w:t>
+            </w:r>
+          </w:p>
+        </w:tc>
+      </w:tr>
+      <w:tr>
+        <w:tc>
+          <w:tcPr>
+            <w:tcW w:type="dxa" w:w="5112"/>
+          </w:tcPr>
+          <w:p>
+            <w:r>
+              <w:t>Identify an assumption or limitation and design a revealing follow-up</w:t>
+            </w:r>
+          </w:p>
+        </w:tc>
+        <w:tc>
+          <w:tcPr>
+            <w:tcW w:type="dxa" w:w="5112"/>
+          </w:tcPr>
+          <w:p>
+            <w:r>
+              <w:t>Explain the deciding step, show a trace or test, and state one limit.</w:t>
+            </w:r>
+          </w:p>
+        </w:tc>
+      </w:tr>
+    </w:tbl>
+    <w:p>
+      <w:r>
+        <w:t>Remember → watch and explain → try with help → investigate → try independently → keep project evidence. Your teacher may spread this lesson across several classes.</w:t>
+      </w:r>
+    </w:p>
+    <w:p>
+      <w:r>
+        <w:t>Keep your first prediction. Compare it with what the evidence shows and explain any change.</w:t>
+      </w:r>
+    </w:p>
+    <w:p>
+      <w:pPr>
+        <w:pStyle w:val="Heading1"/>
+      </w:pPr>
+      <w:r>
+        <w:t>16. Finish and return</w:t>
+      </w:r>
+    </w:p>
+    <w:p>
+      <w:r>
+        <w:t>Close your notes. Explain this goal in your own words: Explain the mechanism and terminology of negative results and claim revision</w:t>
+      </w:r>
+    </w:p>
+    <w:p>
+      <w:pPr>
+        <w:pStyle w:val="Heading3"/>
+      </w:pPr>
+      <w:r>
+        <w:t>My deciding step, evidence and one remaining question</w:t>
+      </w:r>
+    </w:p>
+    <w:p>
+      <w:r>
+        <w:t>________________________________________________________________</w:t>
+      </w:r>
+    </w:p>
+    <w:p>
+      <w:r>
+        <w:t>________________________________________________________________</w:t>
+      </w:r>
+    </w:p>
+    <w:p>
+      <w:r>
+        <w:t>________________________________________________________________</w:t>
+      </w:r>
+    </w:p>
+    <w:p>
+      <w:r>
+        <w:t>________________________________________________________________</w:t>
+      </w:r>
+    </w:p>
+    <w:p>
+      <w:r>
+        <w:t>________________________________________________________________</w:t>
+      </w:r>
+    </w:p>
+    <w:p>
+      <w:r>
+        <w:t>If you are unsure, return to the worked picture and explain one arrow. If you are ready, change an input or assumption and justify your prediction.</w:t>
+      </w:r>
+    </w:p>
+    <w:p>
+      <w:r>
+        <w:t>Save your workbook evidence. At the next review, try a different case before opening your old answer.</w:t>
+      </w:r>
+    </w:p>
     <w:sectPr>
       <w:pgSz w:w="12240" w:h="15840"/>
       <w:pgMar w:top="936" w:right="1008" w:bottom="936" w:left="1008" w:header="720" w:footer="720" w:gutter="0"/>

--- a/downloads/student/ai-7-week-28.docx
+++ b/downloads/student/ai-7-week-28.docx
@@ -2102,6 +2102,202 @@
         <w:t>Save your workbook evidence. At the next review, try a different case before opening your old answer.</w:t>
       </w:r>
     </w:p>
+    <w:p>
+      <w:pPr>
+        <w:pStyle w:val="Heading1"/>
+      </w:pPr>
+      <w:r>
+        <w:t>17. Supported practice, repair and portfolio</w:t>
+      </w:r>
+    </w:p>
+    <w:p>
+      <w:r>
+        <w:t>Use this supported practice once, in the browser or on paper. Keep the reserved independent assessment for a separate first attempt before teacher feedback.</w:t>
+      </w:r>
+    </w:p>
+    <w:p>
+      <w:r>
+        <w:t>A negative result changes the claim. A proposed prompt improvement ties the baseline on a fixed eight-case evaluation.</w:t>
+      </w:r>
+    </w:p>
+    <w:p>
+      <w:pPr>
+        <w:pStyle w:val="Heading3"/>
+      </w:pPr>
+      <w:r>
+        <w:t>Practice 1: explain the deciding evidence</w:t>
+      </w:r>
+    </w:p>
+    <w:p>
+      <w:r>
+        <w:t>Which labelled step matches this detail? Report the unsupported prediction and a justified next test.</w:t>
+      </w:r>
+    </w:p>
+    <w:p>
+      <w:r>
+        <w:t>1. Revise cautiously</w:t>
+      </w:r>
+    </w:p>
+    <w:p>
+      <w:r>
+        <w:t>2. Recall the prediction</w:t>
+      </w:r>
+    </w:p>
+    <w:p>
+      <w:r>
+        <w:t>3. State the finding</w:t>
+      </w:r>
+    </w:p>
+    <w:p>
+      <w:pPr>
+        <w:pStyle w:val="Heading3"/>
+      </w:pPr>
+      <w:r>
+        <w:t>My selected conclusion, deciding fact and explanation</w:t>
+      </w:r>
+    </w:p>
+    <w:p>
+      <w:r>
+        <w:t>________________________________________________________________</w:t>
+      </w:r>
+    </w:p>
+    <w:p>
+      <w:r>
+        <w:t>________________________________________________________________</w:t>
+      </w:r>
+    </w:p>
+    <w:p>
+      <w:r>
+        <w:t>________________________________________________________________</w:t>
+      </w:r>
+    </w:p>
+    <w:p>
+      <w:r>
+        <w:t>________________________________________________________________</w:t>
+      </w:r>
+    </w:p>
+    <w:p>
+      <w:r>
+        <w:t>________________________________________________________________</w:t>
+      </w:r>
+    </w:p>
+    <w:p>
+      <w:r>
+        <w:t>Hint if needed: Read the steps in the pictorial case. Match the supplied detail to the stage that performs or records it.</w:t>
+      </w:r>
+    </w:p>
+    <w:p>
+      <w:r>
+        <w:t>After your attempt, compare with the supported explanation: Revise cautiously Report the unsupported prediction and a justified next test. A negative result can be informative when methods and limits are clear. A tie does not prove the methods are equivalent under all conditions or that the experiment was worthless.</w:t>
+      </w:r>
+    </w:p>
+    <w:p>
+      <w:pPr>
+        <w:pStyle w:val="Heading3"/>
+      </w:pPr>
+      <w:r>
+        <w:t>Practice 2: explain the deciding evidence</w:t>
+      </w:r>
+    </w:p>
+    <w:p>
+      <w:r>
+        <w:t>Changed-case practice: B wins on one new task after the team chooses it because A fails. Which conclusion is supported by the supplied facts?</w:t>
+      </w:r>
+    </w:p>
+    <w:p>
+      <w:r>
+        <w:t>1. We can decide the result without examining the changed input or the procedure.</w:t>
+      </w:r>
+    </w:p>
+    <w:p>
+      <w:r>
+        <w:t>2. This one example guarantees correct results for every future input.</w:t>
+      </w:r>
+    </w:p>
+    <w:p>
+      <w:r>
+        <w:t>3. Treat that selected demonstration as exploratory, not a replacement for the original result.</w:t>
+      </w:r>
+    </w:p>
+    <w:p>
+      <w:pPr>
+        <w:pStyle w:val="Heading3"/>
+      </w:pPr>
+      <w:r>
+        <w:t>My selected conclusion, deciding fact and explanation</w:t>
+      </w:r>
+    </w:p>
+    <w:p>
+      <w:r>
+        <w:t>________________________________________________________________</w:t>
+      </w:r>
+    </w:p>
+    <w:p>
+      <w:r>
+        <w:t>________________________________________________________________</w:t>
+      </w:r>
+    </w:p>
+    <w:p>
+      <w:r>
+        <w:t>________________________________________________________________</w:t>
+      </w:r>
+    </w:p>
+    <w:p>
+      <w:r>
+        <w:t>________________________________________________________________</w:t>
+      </w:r>
+    </w:p>
+    <w:p>
+      <w:r>
+        <w:t>________________________________________________________________</w:t>
+      </w:r>
+    </w:p>
+    <w:p>
+      <w:r>
+        <w:t>Hint if needed: Use the changed condition and the deciding step in the pictorial trace. The answer must say what follows from those facts.</w:t>
+      </w:r>
+    </w:p>
+    <w:p>
+      <w:r>
+        <w:t>After your attempt, compare with the supported explanation: Treat that selected demonstration as exploratory, not a replacement for the original result. Case selection now depends on outcomes.</w:t>
+      </w:r>
+    </w:p>
+    <w:p>
+      <w:pPr>
+        <w:pStyle w:val="Heading3"/>
+      </w:pPr>
+      <w:r>
+        <w:t>Repair a missing building block</w:t>
+      </w:r>
+    </w:p>
+    <w:p>
+      <w:r>
+        <w:t>Review Robustness across conditions (ai-7/27). Goal: Explain the mechanism and terminology of robustness across conditions. Short practice: Calculate indoor, outdoor and combined rates. Which relevant weakness disappears from view when only the combined rate is reported?. Return to this week and explain what you changed.</w:t>
+      </w:r>
+    </w:p>
+    <w:p>
+      <w:r>
+        <w:t>Review Running the primary experiment (ai-7/25). Goal: Explain the mechanism and terminology of running the primary experiment. Short practice: Compute A’s and B’s six-case counts and identify the cases that favour each. How must a B revision tuned on case four be labelled when evaluated again on the same set?. Return to this week and explain what you changed.</w:t>
+      </w:r>
+    </w:p>
+    <w:p>
+      <w:r>
+        <w:t>Review Pilot experiments (ai-7/22). Goal: Explain the mechanism and terminology of pilot experiments. Short practice: Calculate reviewer agreement on the four pilot answers. What can the disagreement improve, and why are those revised practice answers not untouched final evidence?. Return to this week and explain what you changed.</w:t>
+      </w:r>
+    </w:p>
+    <w:p>
+      <w:pPr>
+        <w:pStyle w:val="Heading3"/>
+      </w:pPr>
+      <w:r>
+        <w:t>Keep your completed work</w:t>
+      </w:r>
+    </w:p>
+    <w:p>
+      <w:r>
+        <w:t>Use Download completed work in the hosted lesson to export your answers, reflections, practice feedback and code-run evidence. Open the HTML copy to read or print it. Drafts stay in this browser when storage is available; clear drafts on a shared device.</w:t>
+      </w:r>
+    </w:p>
     <w:sectPr>
       <w:pgSz w:w="12240" w:h="15840"/>
       <w:pgMar w:top="936" w:right="1008" w:bottom="936" w:left="1008" w:header="720" w:footer="720" w:gutter="0"/>

--- a/downloads/student/ai-7-week-28.docx
+++ b/downloads/student/ai-7-week-28.docx
@@ -42,6 +42,11 @@
       </w:r>
     </w:p>
     <w:p>
+      <w:r>
+        <w:t>Start with the target: Explain the mechanism and terminology of negative results and claim revision. Try the recall before opening notes.</w:t>
+      </w:r>
+    </w:p>
+    <w:p>
       <w:pPr>
         <w:pStyle w:val="Heading3"/>
       </w:pPr>
@@ -50,17 +55,71 @@
       </w:r>
     </w:p>
     <w:p>
-      <w:r>
-        <w:t>I can explain the mechanism and terminology of negative results and claim revision.</w:t>
-      </w:r>
-    </w:p>
-    <w:p>
-      <w:r>
+      <w:pPr>
+        <w:spacing w:line="336" w:lineRule="auto" w:after="180"/>
+      </w:pPr>
+      <w:r>
+        <w:rPr>
+          <w:b w:val="0"/>
+        </w:rPr>
+        <w:t xml:space="preserve">I can explain the </w:t>
+      </w:r>
+      <w:r>
+        <w:rPr>
+          <w:b/>
+        </w:rPr>
+        <w:t>mechanism</w:t>
+      </w:r>
+      <w:r>
+        <w:rPr>
+          <w:b w:val="0"/>
+        </w:rPr>
+        <w:t xml:space="preserve"> and terminology of </w:t>
+      </w:r>
+      <w:r>
+        <w:rPr>
+          <w:b/>
+        </w:rPr>
+        <w:t>negative result</w:t>
+      </w:r>
+      <w:r>
+        <w:rPr>
+          <w:b w:val="0"/>
+        </w:rPr>
+        <w:t xml:space="preserve">s and </w:t>
+      </w:r>
+      <w:r>
+        <w:rPr>
+          <w:b/>
+        </w:rPr>
+        <w:t>claim revision</w:t>
+      </w:r>
+      <w:r>
+        <w:rPr>
+          <w:b w:val="0"/>
+        </w:rPr>
+        <w:t>.</w:t>
+      </w:r>
+    </w:p>
+    <w:p>
+      <w:pPr>
+        <w:spacing w:line="336" w:lineRule="auto" w:after="180"/>
+      </w:pPr>
+      <w:r>
+        <w:rPr>
+          <w:b w:val="0"/>
+        </w:rPr>
         <w:t>I can apply the stated procedure to a new case with a traceable result.</w:t>
       </w:r>
     </w:p>
     <w:p>
-      <w:r>
+      <w:pPr>
+        <w:spacing w:line="336" w:lineRule="auto" w:after="180"/>
+      </w:pPr>
+      <w:r>
+        <w:rPr>
+          <w:b w:val="0"/>
+        </w:rPr>
         <w:t>I can identify an assumption or limitation and design a revealing follow-up.</w:t>
       </w:r>
     </w:p>
@@ -73,47 +132,143 @@
       </w:r>
     </w:p>
     <w:p>
-      <w:r>
+      <w:pPr>
+        <w:spacing w:line="336" w:lineRule="auto" w:after="180"/>
+      </w:pPr>
+      <w:r>
+        <w:rPr>
+          <w:b w:val="0"/>
+        </w:rPr>
         <w:t>Close your notes first. A rough first answer helps us choose the right starting point; it is not a score for your ability.</w:t>
       </w:r>
     </w:p>
     <w:p>
-      <w:r>
+      <w:pPr>
+        <w:spacing w:line="336" w:lineRule="auto" w:after="180"/>
+      </w:pPr>
+      <w:r>
+        <w:rPr>
+          <w:b w:val="0"/>
+        </w:rPr>
         <w:t>Without opening the old lesson, explain one key idea from Robustness across conditions. Give an example and a mistake that the idea helps you avoid.</w:t>
       </w:r>
     </w:p>
     <w:p>
-      <w:r>
+      <w:pPr>
+        <w:spacing w:line="336" w:lineRule="auto" w:after="180"/>
+      </w:pPr>
+      <w:r>
+        <w:rPr>
+          <w:b w:val="0"/>
+        </w:rPr>
         <w:t>Without opening the old lesson, explain one key idea from Running the primary experiment. Give an example and a mistake that the idea helps you avoid.</w:t>
       </w:r>
     </w:p>
     <w:p>
-      <w:r>
+      <w:pPr>
+        <w:spacing w:line="336" w:lineRule="auto" w:after="180"/>
+      </w:pPr>
+      <w:r>
+        <w:rPr>
+          <w:b w:val="0"/>
+        </w:rPr>
         <w:t>Without opening the old lesson, explain one key idea from Pilot experiments. Give an example and a mistake that the idea helps you avoid.</w:t>
       </w:r>
     </w:p>
     <w:p>
-      <w:r>
-        <w:t>After trying, check the relevant lesson or ask your teacher. Change the part of your explanation that the evidence shows was wrong.</w:t>
-      </w:r>
-    </w:p>
-    <w:p>
-      <w:r>
+      <w:pPr>
+        <w:spacing w:line="336" w:lineRule="auto" w:after="180"/>
+      </w:pPr>
+      <w:r>
+        <w:rPr>
+          <w:b w:val="0"/>
+        </w:rPr>
+        <w:t xml:space="preserve">After trying, check the relevant lesson or ask your teacher. Change the part of your explanation that the </w:t>
+      </w:r>
+      <w:r>
+        <w:rPr>
+          <w:b/>
+        </w:rPr>
+        <w:t>evidence</w:t>
+      </w:r>
+      <w:r>
+        <w:rPr>
+          <w:b w:val="0"/>
+        </w:rPr>
+        <w:t xml:space="preserve"> shows was wrong.</w:t>
+      </w:r>
+    </w:p>
+    <w:p>
+      <w:pPr>
+        <w:spacing w:line="336" w:lineRule="auto" w:after="180"/>
+      </w:pPr>
+      <w:r>
+        <w:rPr>
+          <w:b w:val="0"/>
+        </w:rPr>
         <w:t>This week you will practise:</w:t>
       </w:r>
     </w:p>
     <w:p>
-      <w:r>
-        <w:t>Explain the mechanism and terminology of negative results and claim revision</w:t>
-      </w:r>
-    </w:p>
-    <w:p>
-      <w:r>
+      <w:pPr>
+        <w:spacing w:line="336" w:lineRule="auto" w:after="180"/>
+      </w:pPr>
+      <w:r>
+        <w:rPr>
+          <w:b w:val="0"/>
+        </w:rPr>
+        <w:t xml:space="preserve">Explain the </w:t>
+      </w:r>
+      <w:r>
+        <w:rPr>
+          <w:b/>
+        </w:rPr>
+        <w:t>mechanism</w:t>
+      </w:r>
+      <w:r>
+        <w:rPr>
+          <w:b w:val="0"/>
+        </w:rPr>
+        <w:t xml:space="preserve"> and terminology of </w:t>
+      </w:r>
+      <w:r>
+        <w:rPr>
+          <w:b/>
+        </w:rPr>
+        <w:t>negative result</w:t>
+      </w:r>
+      <w:r>
+        <w:rPr>
+          <w:b w:val="0"/>
+        </w:rPr>
+        <w:t xml:space="preserve">s and </w:t>
+      </w:r>
+      <w:r>
+        <w:rPr>
+          <w:b/>
+        </w:rPr>
+        <w:t>claim revision</w:t>
+      </w:r>
+    </w:p>
+    <w:p>
+      <w:pPr>
+        <w:spacing w:line="336" w:lineRule="auto" w:after="180"/>
+      </w:pPr>
+      <w:r>
+        <w:rPr>
+          <w:b w:val="0"/>
+        </w:rPr>
         <w:t>Apply the stated procedure to a new case with a traceable result</w:t>
       </w:r>
     </w:p>
     <w:p>
-      <w:r>
+      <w:pPr>
+        <w:spacing w:line="336" w:lineRule="auto" w:after="180"/>
+      </w:pPr>
+      <w:r>
+        <w:rPr>
+          <w:b w:val="0"/>
+        </w:rPr>
         <w:t>Identify an assumption or limitation and design a revealing follow-up</w:t>
       </w:r>
     </w:p>
@@ -126,8 +281,38 @@
       </w:r>
     </w:p>
     <w:p>
-      <w:r>
-        <w:t>Recall Robustness across conditions. Explain why a recorded result needs its input conditions and evidence source before it can support a claim.</w:t>
+      <w:pPr>
+        <w:spacing w:line="336" w:lineRule="auto" w:after="180"/>
+      </w:pPr>
+      <w:r>
+        <w:rPr>
+          <w:b w:val="0"/>
+        </w:rPr>
+        <w:t xml:space="preserve">Recall Robustness across conditions. Explain why a recorded result needs its </w:t>
+      </w:r>
+      <w:r>
+        <w:rPr>
+          <w:b/>
+        </w:rPr>
+        <w:t>input</w:t>
+      </w:r>
+      <w:r>
+        <w:rPr>
+          <w:b w:val="0"/>
+        </w:rPr>
+        <w:t xml:space="preserve"> conditions and </w:t>
+      </w:r>
+      <w:r>
+        <w:rPr>
+          <w:b/>
+        </w:rPr>
+        <w:t>evidence</w:t>
+      </w:r>
+      <w:r>
+        <w:rPr>
+          <w:b w:val="0"/>
+        </w:rPr>
+        <w:t xml:space="preserve"> source before it can support a claim.</w:t>
       </w:r>
     </w:p>
     <w:p>
@@ -162,8 +347,38 @@
       </w:r>
     </w:p>
     <w:p>
-      <w:r>
-        <w:t>Explain negative results and claim revision using the records and boundaries of this fictional investigation.</w:t>
+      <w:pPr>
+        <w:spacing w:line="336" w:lineRule="auto" w:after="180"/>
+      </w:pPr>
+      <w:r>
+        <w:rPr>
+          <w:b w:val="0"/>
+        </w:rPr>
+        <w:t xml:space="preserve">Explain </w:t>
+      </w:r>
+      <w:r>
+        <w:rPr>
+          <w:b/>
+        </w:rPr>
+        <w:t>negative result</w:t>
+      </w:r>
+      <w:r>
+        <w:rPr>
+          <w:b w:val="0"/>
+        </w:rPr>
+        <w:t xml:space="preserve">s and </w:t>
+      </w:r>
+      <w:r>
+        <w:rPr>
+          <w:b/>
+        </w:rPr>
+        <w:t>claim revision</w:t>
+      </w:r>
+      <w:r>
+        <w:rPr>
+          <w:b w:val="0"/>
+        </w:rPr>
+        <w:t xml:space="preserve"> using the records and boundaries of this fictional investigation.</w:t>
       </w:r>
     </w:p>
     <w:p>
@@ -176,12 +391,58 @@
     </w:p>
     <w:p>
       <w:r>
-        <w:t>Negative results report that the evidence did not meet a declared expectation. They can reveal design limits or useful constraints without proving no effect anywhere.</w:t>
-      </w:r>
-    </w:p>
-    <w:p>
-      <w:r>
-        <w:t>Begin by writing the question the procedure is intended to answer. Identify the information already supplied, the information it will produce and the information still missing. These are constructed classroom examples; they do not require live accounts, private records or an external service. Do not treat a plausible explanation as a measured outcome.</w:t>
+        <w:t>Investigate the supplied Negative results and claim revision case. Separate observations, given facts and assumptions before choosing an explanation.</w:t>
+      </w:r>
+    </w:p>
+    <w:p>
+      <w:pPr>
+        <w:spacing w:line="336" w:lineRule="auto" w:after="180"/>
+      </w:pPr>
+      <w:r>
+        <w:rPr>
+          <w:b/>
+        </w:rPr>
+        <w:t>Negative result</w:t>
+      </w:r>
+      <w:r>
+        <w:rPr>
+          <w:b w:val="0"/>
+        </w:rPr>
+        <w:t xml:space="preserve">s report that the </w:t>
+      </w:r>
+      <w:r>
+        <w:rPr>
+          <w:b/>
+        </w:rPr>
+        <w:t>evidence</w:t>
+      </w:r>
+      <w:r>
+        <w:rPr>
+          <w:b w:val="0"/>
+        </w:rPr>
+        <w:t xml:space="preserve"> did not meet a declared expectation. They can reveal design limits or useful constraints without proving no effect anywhere.</w:t>
+      </w:r>
+    </w:p>
+    <w:p>
+      <w:pPr>
+        <w:spacing w:line="336" w:lineRule="auto" w:after="180"/>
+      </w:pPr>
+      <w:r>
+        <w:rPr>
+          <w:b w:val="0"/>
+        </w:rPr>
+        <w:t>Begin by writing the question the procedure is intended to answer. Identify the information already supplied, the information it will produce and the information still missing.</w:t>
+      </w:r>
+    </w:p>
+    <w:p>
+      <w:pPr>
+        <w:spacing w:line="336" w:lineRule="auto" w:after="180"/>
+      </w:pPr>
+      <w:r>
+        <w:rPr>
+          <w:b w:val="0"/>
+        </w:rPr>
+        <w:t>These are constructed classroom examples; they do not require live accounts, private records or an external service. Do not treat a plausible explanation as a measured outcome.</w:t>
       </w:r>
     </w:p>
     <w:p>
@@ -217,7 +478,30 @@
     </w:p>
     <w:p>
       <w:r>
-        <w:t>Compare results with the original criterion and uncertainty assumptions. Preserve the failed hypothesis, discuss plausible mechanisms and label revised questions as new work.</w:t>
+        <w:t>Follow the mechanism for Negative results and claim revision. Connect each labelled input, deciding step and result.</w:t>
+      </w:r>
+    </w:p>
+    <w:p>
+      <w:pPr>
+        <w:spacing w:line="336" w:lineRule="auto" w:after="180"/>
+      </w:pPr>
+      <w:r>
+        <w:rPr>
+          <w:b w:val="0"/>
+        </w:rPr>
+        <w:t xml:space="preserve">Compare results with the original criterion and uncertainty assumptions. Preserve the failed hypothesis, discuss plausible </w:t>
+      </w:r>
+      <w:r>
+        <w:rPr>
+          <w:b/>
+        </w:rPr>
+        <w:t>mechanism</w:t>
+      </w:r>
+      <w:r>
+        <w:rPr>
+          <w:b w:val="0"/>
+        </w:rPr>
+        <w:t>s and label revised questions as new work.</w:t>
       </w:r>
     </w:p>
     <w:p>
@@ -313,8 +597,49 @@
       </w:r>
     </w:p>
     <w:p>
-      <w:r>
-        <w:t>Before applying the procedure, write its units, denominator or decision boundary where relevant. A partner should be able to repeat each step using the same inputs. If a required input is absent or violates the stated contract, record that condition explicitly instead of quietly replacing it with a convenient value.</w:t>
+      <w:pPr>
+        <w:spacing w:line="336" w:lineRule="auto" w:after="180"/>
+      </w:pPr>
+      <w:r>
+        <w:rPr>
+          <w:b w:val="0"/>
+        </w:rPr>
+        <w:t xml:space="preserve">Before applying the procedure, write its units, denominator or decision boundary where relevant. A partner should be able to repeat each step using the same </w:t>
+      </w:r>
+      <w:r>
+        <w:rPr>
+          <w:b/>
+        </w:rPr>
+        <w:t>input</w:t>
+      </w:r>
+      <w:r>
+        <w:rPr>
+          <w:b w:val="0"/>
+        </w:rPr>
+        <w:t>s.</w:t>
+      </w:r>
+    </w:p>
+    <w:p>
+      <w:pPr>
+        <w:spacing w:line="336" w:lineRule="auto" w:after="180"/>
+      </w:pPr>
+      <w:r>
+        <w:rPr>
+          <w:b w:val="0"/>
+        </w:rPr>
+        <w:t xml:space="preserve">If a required </w:t>
+      </w:r>
+      <w:r>
+        <w:rPr>
+          <w:b/>
+        </w:rPr>
+        <w:t>input</w:t>
+      </w:r>
+      <w:r>
+        <w:rPr>
+          <w:b w:val="0"/>
+        </w:rPr>
+        <w:t xml:space="preserve"> is absent or violates the stated contract, record that condition explicitly instead of quietly replacing it with a convenient value.</w:t>
       </w:r>
     </w:p>
     <w:p>
@@ -326,8 +651,26 @@
       </w:r>
     </w:p>
     <w:p>
-      <w:r>
-        <w:t>Point to the input, the deciding step and the result in this week’s visual. Explain the same step in ordinary words. A picture helps when you can say what each part represents.</w:t>
+      <w:pPr>
+        <w:spacing w:line="336" w:lineRule="auto" w:after="180"/>
+      </w:pPr>
+      <w:r>
+        <w:rPr>
+          <w:b w:val="0"/>
+        </w:rPr>
+        <w:t xml:space="preserve">Point to the </w:t>
+      </w:r>
+      <w:r>
+        <w:rPr>
+          <w:b/>
+        </w:rPr>
+        <w:t>input</w:t>
+      </w:r>
+      <w:r>
+        <w:rPr>
+          <w:b w:val="0"/>
+        </w:rPr>
+        <w:t>, the deciding step and the result in this week’s visual. Explain the same step in ordinary words. A picture helps when you can say what each part represents.</w:t>
       </w:r>
     </w:p>
     <w:p>
@@ -339,6 +682,11 @@
       </w:r>
     </w:p>
     <w:p>
+      <w:r>
+        <w:t>Compare the supplied cases for Negative results and claim revision. Identify the detail that changes the conclusion.</w:t>
+      </w:r>
+    </w:p>
+    <w:p>
       <w:pPr>
         <w:pStyle w:val="Heading3"/>
       </w:pPr>
@@ -347,7 +695,13 @@
       </w:r>
     </w:p>
     <w:p>
-      <w:r>
+      <w:pPr>
+        <w:spacing w:line="336" w:lineRule="auto" w:after="180"/>
+      </w:pPr>
+      <w:r>
+        <w:rPr>
+          <w:b w:val="0"/>
+        </w:rPr>
         <w:t>Hypothesis expects B support strictly above A. Both pass8/10 reserved cases. Show the intermediate steps and give the conclusion with its scope.</w:t>
       </w:r>
     </w:p>
@@ -393,17 +747,68 @@
       </w:r>
     </w:p>
     <w:p>
-      <w:r>
+      <w:pPr>
+        <w:pStyle w:val="Heading3"/>
+      </w:pPr>
+      <w:r>
+        <w:t>Change one thing</w:t>
+      </w:r>
+    </w:p>
+    <w:p>
+      <w:pPr>
+        <w:spacing w:line="336" w:lineRule="auto" w:after="180"/>
+        <w:shd w:fill="F5F1FB"/>
+      </w:pPr>
+      <w:r>
+        <w:rPr>
+          <w:b w:val="0"/>
+        </w:rPr>
         <w:t>Change: B wins on one new task after the team chooses it because A fails.</w:t>
       </w:r>
     </w:p>
     <w:p>
-      <w:r>
-        <w:t>Prediction: Treat that selected demonstration as exploratory, not a replacement for the original result.</w:t>
-      </w:r>
-    </w:p>
-    <w:p>
-      <w:r>
+      <w:pPr>
+        <w:pStyle w:val="Heading3"/>
+      </w:pPr>
+      <w:r>
+        <w:t>Predicted result</w:t>
+      </w:r>
+    </w:p>
+    <w:p>
+      <w:pPr>
+        <w:spacing w:line="336" w:lineRule="auto" w:after="180"/>
+        <w:shd w:fill="F1F6FC"/>
+      </w:pPr>
+      <w:r>
+        <w:rPr>
+          <w:b/>
+        </w:rPr>
+        <w:t>Prediction</w:t>
+      </w:r>
+      <w:r>
+        <w:rPr>
+          <w:b w:val="0"/>
+        </w:rPr>
+        <w:t>: Treat that selected demonstration as exploratory, not a replacement for the original result.</w:t>
+      </w:r>
+    </w:p>
+    <w:p>
+      <w:pPr>
+        <w:pStyle w:val="Heading3"/>
+      </w:pPr>
+      <w:r>
+        <w:t>Why the result follows</w:t>
+      </w:r>
+    </w:p>
+    <w:p>
+      <w:pPr>
+        <w:spacing w:line="336" w:lineRule="auto" w:after="180"/>
+        <w:shd w:fill="F1F6FC"/>
+      </w:pPr>
+      <w:r>
+        <w:rPr>
+          <w:b w:val="0"/>
+        </w:rPr>
         <w:t>Reason: Case selection now depends on outcomes.</w:t>
       </w:r>
     </w:p>
@@ -413,6 +818,11 @@
       </w:pPr>
       <w:r>
         <w:t>05. Words that unlock the idea</w:t>
+      </w:r>
+    </w:p>
+    <w:p>
+      <w:r>
+        <w:t>Use the vocabulary of Negative results and claim revision to explain a concrete decision, rather than only memorising definitions.</w:t>
       </w:r>
     </w:p>
     <w:tbl>
@@ -550,17 +960,41 @@
     </w:p>
     <w:p>
       <w:r>
+        <w:t>Follow the worked trace for Negative results and claim revision, predict a step, then compare with its explanation.</w:t>
+      </w:r>
+    </w:p>
+    <w:p>
+      <w:pPr>
+        <w:spacing w:line="336" w:lineRule="auto" w:after="180"/>
+      </w:pPr>
+      <w:r>
+        <w:rPr>
+          <w:b w:val="0"/>
+        </w:rPr>
         <w:t>Hypothesis expects B support strictly above A. Both pass8/10 reserved cases.</w:t>
       </w:r>
     </w:p>
     <w:p>
-      <w:r>
-        <w:t>Strict improvement is not observed; both80%. This does not prove population equality or universal uselessness.</w:t>
-      </w:r>
-    </w:p>
-    <w:p>
-      <w:r>
-        <w:t>Compare the intermediate evidence with the final statement. Explain why each number or decision follows from the stated inputs. The conclusion belongs to this scenario and procedure; changing the inputs, evaluation population or authority can change what it establishes. Retain the raw record so a later revision can be compared honestly.</w:t>
+      <w:pPr>
+        <w:spacing w:line="336" w:lineRule="auto" w:after="180"/>
+      </w:pPr>
+      <w:r>
+        <w:rPr>
+          <w:b w:val="0"/>
+        </w:rPr>
+        <w:t>Strict improvement is not observed; both</w:t>
+      </w:r>
+      <w:r>
+        <w:rPr>
+          <w:b/>
+        </w:rPr>
+        <w:t>80%</w:t>
+      </w:r>
+      <w:r>
+        <w:rPr>
+          <w:b w:val="0"/>
+        </w:rPr>
+        <w:t>. This does not prove population equality or universal uselessness.</w:t>
       </w:r>
     </w:p>
     <w:p>
@@ -568,11 +1002,85 @@
         <w:pStyle w:val="Heading3"/>
       </w:pPr>
       <w:r>
+        <w:t>Worked explanation · Negative results and claim revision</w:t>
+      </w:r>
+    </w:p>
+    <w:p>
+      <w:pPr>
+        <w:spacing w:line="336" w:lineRule="auto" w:after="180"/>
+        <w:shd w:fill="F1F6FC"/>
+      </w:pPr>
+      <w:r>
+        <w:rPr>
+          <w:b w:val="0"/>
+        </w:rPr>
+        <w:t xml:space="preserve">Compare the intermediate </w:t>
+      </w:r>
+      <w:r>
+        <w:rPr>
+          <w:b/>
+        </w:rPr>
+        <w:t>evidence</w:t>
+      </w:r>
+      <w:r>
+        <w:rPr>
+          <w:b w:val="0"/>
+        </w:rPr>
+        <w:t xml:space="preserve"> with the final statement. Explain why each number or decision follows from the stated </w:t>
+      </w:r>
+      <w:r>
+        <w:rPr>
+          <w:b/>
+        </w:rPr>
+        <w:t>input</w:t>
+      </w:r>
+      <w:r>
+        <w:rPr>
+          <w:b w:val="0"/>
+        </w:rPr>
+        <w:t>s.</w:t>
+      </w:r>
+    </w:p>
+    <w:p>
+      <w:pPr>
+        <w:spacing w:line="336" w:lineRule="auto" w:after="180"/>
+        <w:shd w:fill="F1F6FC"/>
+      </w:pPr>
+      <w:r>
+        <w:rPr>
+          <w:b w:val="0"/>
+        </w:rPr>
+        <w:t xml:space="preserve">The conclusion belongs to this scenario and procedure; changing the </w:t>
+      </w:r>
+      <w:r>
+        <w:rPr>
+          <w:b/>
+        </w:rPr>
+        <w:t>input</w:t>
+      </w:r>
+      <w:r>
+        <w:rPr>
+          <w:b w:val="0"/>
+        </w:rPr>
+        <w:t>s, evaluation population or authority can change what it establishes. Retain the raw record so a later revision can be compared honestly.</w:t>
+      </w:r>
+    </w:p>
+    <w:p>
+      <w:pPr>
+        <w:pStyle w:val="Heading3"/>
+      </w:pPr>
+      <w:r>
         <w:t>Learn from the worked case</w:t>
       </w:r>
     </w:p>
     <w:p>
-      <w:r>
+      <w:pPr>
+        <w:spacing w:line="336" w:lineRule="auto" w:after="180"/>
+      </w:pPr>
+      <w:r>
+        <w:rPr>
+          <w:b w:val="0"/>
+        </w:rPr>
         <w:t>Cover the result before checking it. Say what is given, choose the procedure, and follow one step at a time. Then uncover the result and explain your first mismatch. Ask why a step is allowed, not only what number it produces.</w:t>
       </w:r>
     </w:p>
@@ -585,8 +1093,26 @@
       </w:r>
     </w:p>
     <w:p>
-      <w:r>
-        <w:t>A negative result changes the claim. A proposed prompt improvement ties the baseline on a fixed eight-case evaluation.</w:t>
+      <w:pPr>
+        <w:spacing w:line="336" w:lineRule="auto" w:after="180"/>
+      </w:pPr>
+      <w:r>
+        <w:rPr>
+          <w:b w:val="0"/>
+        </w:rPr>
+        <w:t xml:space="preserve">A </w:t>
+      </w:r>
+      <w:r>
+        <w:rPr>
+          <w:b/>
+        </w:rPr>
+        <w:t>negative result</w:t>
+      </w:r>
+      <w:r>
+        <w:rPr>
+          <w:b w:val="0"/>
+        </w:rPr>
+        <w:t xml:space="preserve"> changes the claim. A proposed prompt improvement ties the baseline on a fixed eight-case evaluation.</w:t>
       </w:r>
     </w:p>
     <w:p>
@@ -598,7 +1124,22 @@
       </w:r>
     </w:p>
     <w:p>
-      <w:r>
+      <w:pPr>
+        <w:pStyle w:val="Heading3"/>
+      </w:pPr>
+      <w:r>
+        <w:t>Supplied facts</w:t>
+      </w:r>
+    </w:p>
+    <w:p>
+      <w:pPr>
+        <w:spacing w:line="336" w:lineRule="auto" w:after="180"/>
+        <w:shd w:fill="F1F6FC"/>
+      </w:pPr>
+      <w:r>
+        <w:rPr>
+          <w:b w:val="0"/>
+        </w:rPr>
         <w:t>A and B each score 6/8. Before running, the team predicted B would score higher.</w:t>
       </w:r>
     </w:p>
@@ -798,30 +1339,138 @@
       </w:r>
     </w:p>
     <w:p>
-      <w:r>
-        <w:t>A negative result can be informative when methods and limits are clear. A tie does not prove the methods are equivalent under all conditions or that the experiment was worthless.</w:t>
-      </w:r>
-    </w:p>
-    <w:p>
       <w:pPr>
         <w:pStyle w:val="Heading3"/>
       </w:pPr>
       <w:r>
+        <w:t>Why the result follows</w:t>
+      </w:r>
+    </w:p>
+    <w:p>
+      <w:pPr>
+        <w:spacing w:line="336" w:lineRule="auto" w:after="180"/>
+        <w:shd w:fill="F1F6FC"/>
+      </w:pPr>
+      <w:r>
+        <w:rPr>
+          <w:b w:val="0"/>
+        </w:rPr>
+        <w:t xml:space="preserve">A </w:t>
+      </w:r>
+      <w:r>
+        <w:rPr>
+          <w:b/>
+        </w:rPr>
+        <w:t>negative result</w:t>
+      </w:r>
+      <w:r>
+        <w:rPr>
+          <w:b w:val="0"/>
+        </w:rPr>
+        <w:t xml:space="preserve"> can be informative when methods and limits are clear. A tie does not prove the methods are equivalent under all conditions or that the experiment was worthless.</w:t>
+      </w:r>
+    </w:p>
+    <w:p>
+      <w:pPr>
+        <w:pStyle w:val="Heading3"/>
+      </w:pPr>
+      <w:r>
         <w:t>What this example does not establish</w:t>
       </w:r>
     </w:p>
     <w:p>
-      <w:r>
-        <w:t>A tie on eight cases is not an equivalence test; uncertainty and practical thresholds remain unspecified.</w:t>
-      </w:r>
-    </w:p>
-    <w:p>
-      <w:r>
-        <w:t>Read the labelled picture: Does a 6/8 tie support the prediction that B scores higher? Explain why one newly selected favourable demonstration does not replace the original result or prove equivalence.</w:t>
-      </w:r>
-    </w:p>
-    <w:p>
-      <w:r>
+      <w:pPr>
+        <w:pStyle w:val="Heading3"/>
+      </w:pPr>
+      <w:r>
+        <w:t>Keep the stated limit</w:t>
+      </w:r>
+    </w:p>
+    <w:p>
+      <w:pPr>
+        <w:spacing w:line="336" w:lineRule="auto" w:after="180"/>
+        <w:shd w:fill="FFF5E6"/>
+      </w:pPr>
+      <w:r>
+        <w:rPr>
+          <w:b w:val="0"/>
+        </w:rPr>
+        <w:t xml:space="preserve">A tie on eight cases is not an </w:t>
+      </w:r>
+      <w:r>
+        <w:rPr>
+          <w:b/>
+        </w:rPr>
+        <w:t>equivalence</w:t>
+      </w:r>
+      <w:r>
+        <w:rPr>
+          <w:b w:val="0"/>
+        </w:rPr>
+        <w:t xml:space="preserve"> test; uncertainty and practical thresholds remain unspecified.</w:t>
+      </w:r>
+    </w:p>
+    <w:p>
+      <w:pPr>
+        <w:pStyle w:val="Heading3"/>
+      </w:pPr>
+      <w:r>
+        <w:t>Keep the stated limit</w:t>
+      </w:r>
+    </w:p>
+    <w:p>
+      <w:pPr>
+        <w:spacing w:line="336" w:lineRule="auto" w:after="180"/>
+        <w:shd w:fill="FFF5E6"/>
+      </w:pPr>
+      <w:r>
+        <w:rPr>
+          <w:b w:val="0"/>
+        </w:rPr>
+        <w:t xml:space="preserve">Read the labelled picture: Does a 6/8 tie support the </w:t>
+      </w:r>
+      <w:r>
+        <w:rPr>
+          <w:b/>
+        </w:rPr>
+        <w:t>prediction</w:t>
+      </w:r>
+      <w:r>
+        <w:rPr>
+          <w:b w:val="0"/>
+        </w:rPr>
+        <w:t xml:space="preserve"> that B scores higher? Explain why one newly selected favourable demonstration does not replace the original result or prove </w:t>
+      </w:r>
+      <w:r>
+        <w:rPr>
+          <w:b/>
+        </w:rPr>
+        <w:t>equivalence</w:t>
+      </w:r>
+      <w:r>
+        <w:rPr>
+          <w:b w:val="0"/>
+        </w:rPr>
+        <w:t>.</w:t>
+      </w:r>
+    </w:p>
+    <w:p>
+      <w:pPr>
+        <w:pStyle w:val="Heading3"/>
+      </w:pPr>
+      <w:r>
+        <w:t>Keep the stated limit</w:t>
+      </w:r>
+    </w:p>
+    <w:p>
+      <w:pPr>
+        <w:spacing w:line="336" w:lineRule="auto" w:after="180"/>
+        <w:shd w:fill="FFF5E6"/>
+      </w:pPr>
+      <w:r>
+        <w:rPr>
+          <w:b w:val="0"/>
+        </w:rPr>
         <w:t>Change one thing: B wins on one new task after the team chooses it because A fails. Predict the result before checking the explanation. What remains the same?</w:t>
       </w:r>
     </w:p>
@@ -835,12 +1484,30 @@
     </w:p>
     <w:p>
       <w:r>
-        <w:t>Failure to meet a criterion or reject a null is not proof of exact equivalence.</w:t>
-      </w:r>
-    </w:p>
-    <w:p>
-      <w:r>
-        <w:t>A useful check asks what would make the reasoning fail. Distinguish a failure to execute the declared procedure from a weakness in the procedure itself. The first may require a correction; the second requires an explicitly revised method and new evidence. Preserve unsuccessful cases so an improved result cannot hide the original problem.</w:t>
+        <w:t>Find the unsupported step in the Negative results and claim revision claim and explain a repair using the supplied evidence.</w:t>
+      </w:r>
+    </w:p>
+    <w:p>
+      <w:pPr>
+        <w:spacing w:line="336" w:lineRule="auto" w:after="180"/>
+      </w:pPr>
+      <w:r>
+        <w:rPr>
+          <w:b w:val="0"/>
+        </w:rPr>
+        <w:t xml:space="preserve">Failure to meet a criterion or reject a null is not proof of exact </w:t>
+      </w:r>
+      <w:r>
+        <w:rPr>
+          <w:b/>
+        </w:rPr>
+        <w:t>equivalence</w:t>
+      </w:r>
+      <w:r>
+        <w:rPr>
+          <w:b w:val="0"/>
+        </w:rPr>
+        <w:t>.</w:t>
       </w:r>
     </w:p>
     <w:p>
@@ -848,6 +1515,50 @@
         <w:pStyle w:val="Heading3"/>
       </w:pPr>
       <w:r>
+        <w:t>Check the claim against the facts</w:t>
+      </w:r>
+    </w:p>
+    <w:p>
+      <w:pPr>
+        <w:spacing w:line="336" w:lineRule="auto" w:after="180"/>
+        <w:shd w:fill="FFF5E6"/>
+      </w:pPr>
+      <w:r>
+        <w:rPr>
+          <w:b w:val="0"/>
+        </w:rPr>
+        <w:t>A useful check asks what would make the reasoning fail. Distinguish a failure to execute the declared procedure from a weakness in the procedure itself.</w:t>
+      </w:r>
+    </w:p>
+    <w:p>
+      <w:pPr>
+        <w:spacing w:line="336" w:lineRule="auto" w:after="180"/>
+        <w:shd w:fill="FFF5E6"/>
+      </w:pPr>
+      <w:r>
+        <w:rPr>
+          <w:b w:val="0"/>
+        </w:rPr>
+        <w:t xml:space="preserve">The first may require a correction; the second requires an explicitly revised method and new </w:t>
+      </w:r>
+      <w:r>
+        <w:rPr>
+          <w:b/>
+        </w:rPr>
+        <w:t>evidence</w:t>
+      </w:r>
+      <w:r>
+        <w:rPr>
+          <w:b w:val="0"/>
+        </w:rPr>
+        <w:t>. Preserve unsuccessful cases so an improved result cannot hide the original problem.</w:t>
+      </w:r>
+    </w:p>
+    <w:p>
+      <w:pPr>
+        <w:pStyle w:val="Heading3"/>
+      </w:pPr>
+      <w:r>
         <w:t>Guided: restate the worked result, then name the assumption or limitation that prevents a broader conclusion.</w:t>
       </w:r>
     </w:p>
@@ -885,8 +1596,26 @@
       </w:r>
     </w:p>
     <w:p>
-      <w:r>
-        <w:t>A report omits this qualification: Failure to meet a criterion or reject a null is not proof of exact equivalence. Explain how omitting it could change a reader's interpretation, and write an accurate replacement.</w:t>
+      <w:pPr>
+        <w:spacing w:line="336" w:lineRule="auto" w:after="180"/>
+      </w:pPr>
+      <w:r>
+        <w:rPr>
+          <w:b w:val="0"/>
+        </w:rPr>
+        <w:t xml:space="preserve">A report omits this qualification: Failure to meet a criterion or reject a null is not proof of exact </w:t>
+      </w:r>
+      <w:r>
+        <w:rPr>
+          <w:b/>
+        </w:rPr>
+        <w:t>equivalence</w:t>
+      </w:r>
+      <w:r>
+        <w:rPr>
+          <w:b w:val="0"/>
+        </w:rPr>
+        <w:t>. Explain how omitting it could change a reader's interpretation, and write an accurate replacement.</w:t>
       </w:r>
     </w:p>
     <w:p>
@@ -937,7 +1666,54 @@
     </w:p>
     <w:p>
       <w:r>
-        <w:t>Explain the weekly mechanism in your own words. Use the worked scenario to name its input, decision rule and output.</w:t>
+        <w:t>Practise Negative results and claim revision with support, then explain the deciding step in your own words.</w:t>
+      </w:r>
+    </w:p>
+    <w:p>
+      <w:pPr>
+        <w:spacing w:line="336" w:lineRule="auto" w:after="180"/>
+      </w:pPr>
+      <w:r>
+        <w:rPr>
+          <w:b w:val="0"/>
+        </w:rPr>
+        <w:t xml:space="preserve">Explain the weekly </w:t>
+      </w:r>
+      <w:r>
+        <w:rPr>
+          <w:b/>
+        </w:rPr>
+        <w:t>mechanism</w:t>
+      </w:r>
+      <w:r>
+        <w:rPr>
+          <w:b w:val="0"/>
+        </w:rPr>
+        <w:t xml:space="preserve"> in your own words. Use the worked scenario to name its </w:t>
+      </w:r>
+      <w:r>
+        <w:rPr>
+          <w:b/>
+        </w:rPr>
+        <w:t>input</w:t>
+      </w:r>
+      <w:r>
+        <w:rPr>
+          <w:b w:val="0"/>
+        </w:rPr>
+        <w:t xml:space="preserve">, decision rule and </w:t>
+      </w:r>
+      <w:r>
+        <w:rPr>
+          <w:b/>
+        </w:rPr>
+        <w:t>output</w:t>
+      </w:r>
+      <w:r>
+        <w:rPr>
+          <w:b w:val="0"/>
+        </w:rPr>
+        <w:t>.</w:t>
       </w:r>
     </w:p>
     <w:p>
@@ -1010,8 +1786,50 @@
       </w:r>
     </w:p>
     <w:p>
-      <w:r>
-        <w:t>Use workbook W2 for the connected example “Negative results and claim revision”. First fill the input and rule boxes. Try the middle steps before asking for a hint. After a hint, try the next step yourself.</w:t>
+      <w:pPr>
+        <w:spacing w:line="336" w:lineRule="auto" w:after="180"/>
+      </w:pPr>
+      <w:r>
+        <w:rPr>
+          <w:b w:val="0"/>
+        </w:rPr>
+        <w:t>Use workbook W2 for the connected example “</w:t>
+      </w:r>
+      <w:r>
+        <w:rPr>
+          <w:b/>
+        </w:rPr>
+        <w:t>Negative result</w:t>
+      </w:r>
+      <w:r>
+        <w:rPr>
+          <w:b w:val="0"/>
+        </w:rPr>
+        <w:t xml:space="preserve">s and </w:t>
+      </w:r>
+      <w:r>
+        <w:rPr>
+          <w:b/>
+        </w:rPr>
+        <w:t>claim revision</w:t>
+      </w:r>
+      <w:r>
+        <w:rPr>
+          <w:b w:val="0"/>
+        </w:rPr>
+        <w:t xml:space="preserve">”. First fill the </w:t>
+      </w:r>
+      <w:r>
+        <w:rPr>
+          <w:b/>
+        </w:rPr>
+        <w:t>input</w:t>
+      </w:r>
+      <w:r>
+        <w:rPr>
+          <w:b w:val="0"/>
+        </w:rPr>
+        <w:t xml:space="preserve"> and rule boxes. Try the middle steps before asking for a hint. After a hint, try the next step yourself.</w:t>
       </w:r>
     </w:p>
     <w:tbl>
@@ -1094,7 +1912,13 @@
       </w:tr>
     </w:tbl>
     <w:p>
-      <w:r>
+      <w:pPr>
+        <w:spacing w:line="336" w:lineRule="auto" w:after="180"/>
+      </w:pPr>
+      <w:r>
+        <w:rPr>
+          <w:b w:val="0"/>
+        </w:rPr>
         <w:t>Explain your trace to a partner. Your partner points to one step to check. Swap roles on the next case. Each person writes their own explanation.</w:t>
       </w:r>
     </w:p>
@@ -1107,12 +1931,59 @@
       </w:r>
     </w:p>
     <w:p>
-      <w:r>
-        <w:t>Use the worked case for Negative results and claim revision. Proposed explanation: “The worked result establishes every future case”. Decide whether this explanation is supported. Point to the step or supplied fact that decides; explain your repair if needed.</w:t>
-      </w:r>
-    </w:p>
-    <w:p>
-      <w:r>
+      <w:pPr>
+        <w:spacing w:line="336" w:lineRule="auto" w:after="180"/>
+      </w:pPr>
+      <w:r>
+        <w:rPr>
+          <w:b w:val="0"/>
+        </w:rPr>
+        <w:t xml:space="preserve">Use the worked case for </w:t>
+      </w:r>
+      <w:r>
+        <w:rPr>
+          <w:b/>
+        </w:rPr>
+        <w:t>Negative result</w:t>
+      </w:r>
+      <w:r>
+        <w:rPr>
+          <w:b w:val="0"/>
+        </w:rPr>
+        <w:t xml:space="preserve">s and </w:t>
+      </w:r>
+      <w:r>
+        <w:rPr>
+          <w:b/>
+        </w:rPr>
+        <w:t>claim revision</w:t>
+      </w:r>
+      <w:r>
+        <w:rPr>
+          <w:b w:val="0"/>
+        </w:rPr>
+        <w:t>. Proposed explanation: “The worked result establishes every future case”. Decide whether this explanation is supported.</w:t>
+      </w:r>
+    </w:p>
+    <w:p>
+      <w:pPr>
+        <w:spacing w:line="336" w:lineRule="auto" w:after="180"/>
+      </w:pPr>
+      <w:r>
+        <w:rPr>
+          <w:b w:val="0"/>
+        </w:rPr>
+        <w:t>Point to the step or supplied fact that decides; explain your repair if needed.</w:t>
+      </w:r>
+    </w:p>
+    <w:p>
+      <w:pPr>
+        <w:spacing w:line="336" w:lineRule="auto" w:after="180"/>
+      </w:pPr>
+      <w:r>
+        <w:rPr>
+          <w:b w:val="0"/>
+        </w:rPr>
         <w:t>Answer on your own before discussion. If you are unsure, say which step you need help with.</w:t>
       </w:r>
     </w:p>
@@ -1125,8 +1996,38 @@
       </w:r>
     </w:p>
     <w:p>
-      <w:r>
-        <w:t>Does a 6/8 tie support the prediction that B scores higher? Explain why one newly selected favourable demonstration does not replace the original result or prove equivalence.</w:t>
+      <w:pPr>
+        <w:spacing w:line="336" w:lineRule="auto" w:after="180"/>
+      </w:pPr>
+      <w:r>
+        <w:rPr>
+          <w:b w:val="0"/>
+        </w:rPr>
+        <w:t xml:space="preserve">Does a 6/8 tie support the </w:t>
+      </w:r>
+      <w:r>
+        <w:rPr>
+          <w:b/>
+        </w:rPr>
+        <w:t>prediction</w:t>
+      </w:r>
+      <w:r>
+        <w:rPr>
+          <w:b w:val="0"/>
+        </w:rPr>
+        <w:t xml:space="preserve"> that B scores higher? Explain why one newly selected favourable demonstration does not replace the original result or prove </w:t>
+      </w:r>
+      <w:r>
+        <w:rPr>
+          <w:b/>
+        </w:rPr>
+        <w:t>equivalence</w:t>
+      </w:r>
+      <w:r>
+        <w:rPr>
+          <w:b w:val="0"/>
+        </w:rPr>
+        <w:t>.</w:t>
       </w:r>
     </w:p>
     <w:p>
@@ -1158,7 +2059,13 @@
       </w:r>
     </w:p>
     <w:p>
-      <w:r>
+      <w:pPr>
+        <w:spacing w:line="336" w:lineRule="auto" w:after="180"/>
+      </w:pPr>
+      <w:r>
+        <w:rPr>
+          <w:b w:val="0"/>
+        </w:rPr>
         <w:t>This is supported practice. Keep the separately named independent case for an attempt before feedback.</w:t>
       </w:r>
     </w:p>
@@ -1171,6 +2078,11 @@
       </w:r>
     </w:p>
     <w:p>
+      <w:r>
+        <w:t>Investigate Negative results and claim revision. Record the prediction, actual observation or labelled paper trace, explanation and next test separately.</w:t>
+      </w:r>
+    </w:p>
+    <w:p>
       <w:pPr>
         <w:pStyle w:val="Heading3"/>
       </w:pPr>
@@ -1179,7 +2091,13 @@
       </w:r>
     </w:p>
     <w:p>
-      <w:r>
+      <w:pPr>
+        <w:spacing w:line="336" w:lineRule="auto" w:after="180"/>
+      </w:pPr>
+      <w:r>
+        <w:rPr>
+          <w:b w:val="0"/>
+        </w:rPr>
         <w:t>Hypothesis expects B support strictly above A. Both pass8/10 reserved cases. Show the intermediate steps and give the conclusion with its scope.</w:t>
       </w:r>
     </w:p>
@@ -1320,7 +2238,13 @@
       </w:tr>
     </w:tbl>
     <w:p>
-      <w:r>
+      <w:pPr>
+        <w:spacing w:line="336" w:lineRule="auto" w:after="180"/>
+      </w:pPr>
+      <w:r>
+        <w:rPr>
+          <w:b w:val="0"/>
+        </w:rPr>
         <w:t>On paper, trace the supplied procedure. If code is provided, predict before running it in a local practice file. Never write an expected answer as though it were an observed run.</w:t>
       </w:r>
     </w:p>
@@ -1333,7 +2257,13 @@
       </w:r>
     </w:p>
     <w:p>
-      <w:r>
+      <w:pPr>
+        <w:spacing w:line="336" w:lineRule="auto" w:after="180"/>
+      </w:pPr>
+      <w:r>
+        <w:rPr>
+          <w:b w:val="0"/>
+        </w:rPr>
         <w:t>Before trying: what do I expect, and why? While trying: which step could first go wrong? Afterwards: what did I actually observe, and what should change? Keep “not run” if you only traced the procedure.</w:t>
       </w:r>
     </w:p>
@@ -1346,6 +2276,11 @@
       </w:r>
     </w:p>
     <w:p>
+      <w:r>
+        <w:t>Move from recall to tracing, diagnosis and transfer in Negative results and claim revision. Explain why each step is justified.</w:t>
+      </w:r>
+    </w:p>
+    <w:p>
       <w:pPr>
         <w:pStyle w:val="Heading3"/>
       </w:pPr>
@@ -1354,18 +2289,95 @@
       </w:r>
     </w:p>
     <w:p>
-      <w:r>
-        <w:t>Explain the weekly mechanism in your own words. Use the worked scenario to name its input, decision rule and output.</w:t>
-      </w:r>
-    </w:p>
-    <w:p>
-      <w:r>
-        <w:t>A report omits this qualification: Failure to meet a criterion or reject a null is not proof of exact equivalence. Explain how omitting it could change a reader's interpretation, and write an accurate replacement.</w:t>
-      </w:r>
-    </w:p>
-    <w:p>
-      <w:r>
-        <w:t>For the worked scenario, propose one additional case that could reveal a failure, describe its expected outcome before running it, and explain what would need to remain fixed for a fair comparison. Do not reuse W4 as a new final test after receiving feedback.</w:t>
+      <w:pPr>
+        <w:spacing w:line="336" w:lineRule="auto" w:after="180"/>
+      </w:pPr>
+      <w:r>
+        <w:rPr>
+          <w:b w:val="0"/>
+        </w:rPr>
+        <w:t xml:space="preserve">Explain the weekly </w:t>
+      </w:r>
+      <w:r>
+        <w:rPr>
+          <w:b/>
+        </w:rPr>
+        <w:t>mechanism</w:t>
+      </w:r>
+      <w:r>
+        <w:rPr>
+          <w:b w:val="0"/>
+        </w:rPr>
+        <w:t xml:space="preserve"> in your own words. Use the worked scenario to name its </w:t>
+      </w:r>
+      <w:r>
+        <w:rPr>
+          <w:b/>
+        </w:rPr>
+        <w:t>input</w:t>
+      </w:r>
+      <w:r>
+        <w:rPr>
+          <w:b w:val="0"/>
+        </w:rPr>
+        <w:t xml:space="preserve">, decision rule and </w:t>
+      </w:r>
+      <w:r>
+        <w:rPr>
+          <w:b/>
+        </w:rPr>
+        <w:t>output</w:t>
+      </w:r>
+      <w:r>
+        <w:rPr>
+          <w:b w:val="0"/>
+        </w:rPr>
+        <w:t>.</w:t>
+      </w:r>
+    </w:p>
+    <w:p>
+      <w:pPr>
+        <w:spacing w:line="336" w:lineRule="auto" w:after="180"/>
+      </w:pPr>
+      <w:r>
+        <w:rPr>
+          <w:b w:val="0"/>
+        </w:rPr>
+        <w:t xml:space="preserve">A report omits this qualification: Failure to meet a criterion or reject a null is not proof of exact </w:t>
+      </w:r>
+      <w:r>
+        <w:rPr>
+          <w:b/>
+        </w:rPr>
+        <w:t>equivalence</w:t>
+      </w:r>
+      <w:r>
+        <w:rPr>
+          <w:b w:val="0"/>
+        </w:rPr>
+        <w:t>. Explain how omitting it could change a reader's interpretation, and write an accurate replacement.</w:t>
+      </w:r>
+    </w:p>
+    <w:p>
+      <w:pPr>
+        <w:spacing w:line="336" w:lineRule="auto" w:after="180"/>
+      </w:pPr>
+      <w:r>
+        <w:rPr>
+          <w:b w:val="0"/>
+        </w:rPr>
+        <w:t>For the worked scenario, propose one additional case that could reveal a failure, describe its expected outcome before running it, and explain what would need to remain fixed for a fair comparison.</w:t>
+      </w:r>
+    </w:p>
+    <w:p>
+      <w:pPr>
+        <w:spacing w:line="336" w:lineRule="auto" w:after="180"/>
+      </w:pPr>
+      <w:r>
+        <w:rPr>
+          <w:b w:val="0"/>
+        </w:rPr>
+        <w:t>Do not reuse W4 as a new final test after receiving feedback.</w:t>
       </w:r>
     </w:p>
     <w:p>
@@ -1411,7 +2423,125 @@
     </w:p>
     <w:p>
       <w:r>
-        <w:t>Add a labelled negative results and claim revision evidence sheet to Reproducible AI Research Study. Show how you can explain the mechanism and terminology of negative results and claim revision. Use the supplied fictional case and keep its inputs, intermediate steps, calculation or prediction, and limitation. Connect this record to last week’s record; a matching answer without a trace is insufficient.</w:t>
+        <w:t>Apply this week’s idea to Reproducible AI Research Study. Keep an annotated decision and the evidence supporting it.</w:t>
+      </w:r>
+    </w:p>
+    <w:p>
+      <w:pPr>
+        <w:spacing w:line="336" w:lineRule="auto" w:after="180"/>
+      </w:pPr>
+      <w:r>
+        <w:rPr>
+          <w:b w:val="0"/>
+        </w:rPr>
+        <w:t xml:space="preserve">Add a labelled </w:t>
+      </w:r>
+      <w:r>
+        <w:rPr>
+          <w:b/>
+        </w:rPr>
+        <w:t>negative result</w:t>
+      </w:r>
+      <w:r>
+        <w:rPr>
+          <w:b w:val="0"/>
+        </w:rPr>
+        <w:t xml:space="preserve">s and </w:t>
+      </w:r>
+      <w:r>
+        <w:rPr>
+          <w:b/>
+        </w:rPr>
+        <w:t>claim revision</w:t>
+      </w:r>
+      <w:r>
+        <w:rPr>
+          <w:b w:val="0"/>
+        </w:rPr>
+        <w:t xml:space="preserve"> </w:t>
+      </w:r>
+      <w:r>
+        <w:rPr>
+          <w:b/>
+        </w:rPr>
+        <w:t>evidence</w:t>
+      </w:r>
+      <w:r>
+        <w:rPr>
+          <w:b w:val="0"/>
+        </w:rPr>
+        <w:t xml:space="preserve"> sheet to Reproducible AI Research Study. Show how you can explain the </w:t>
+      </w:r>
+      <w:r>
+        <w:rPr>
+          <w:b/>
+        </w:rPr>
+        <w:t>mechanism</w:t>
+      </w:r>
+      <w:r>
+        <w:rPr>
+          <w:b w:val="0"/>
+        </w:rPr>
+        <w:t xml:space="preserve"> and terminology of </w:t>
+      </w:r>
+      <w:r>
+        <w:rPr>
+          <w:b/>
+        </w:rPr>
+        <w:t>negative result</w:t>
+      </w:r>
+      <w:r>
+        <w:rPr>
+          <w:b w:val="0"/>
+        </w:rPr>
+        <w:t xml:space="preserve">s and </w:t>
+      </w:r>
+      <w:r>
+        <w:rPr>
+          <w:b/>
+        </w:rPr>
+        <w:t>claim revision</w:t>
+      </w:r>
+      <w:r>
+        <w:rPr>
+          <w:b w:val="0"/>
+        </w:rPr>
+        <w:t>.</w:t>
+      </w:r>
+    </w:p>
+    <w:p>
+      <w:pPr>
+        <w:spacing w:line="336" w:lineRule="auto" w:after="180"/>
+      </w:pPr>
+      <w:r>
+        <w:rPr>
+          <w:b w:val="0"/>
+        </w:rPr>
+        <w:t xml:space="preserve">Use the supplied fictional case and keep its </w:t>
+      </w:r>
+      <w:r>
+        <w:rPr>
+          <w:b/>
+        </w:rPr>
+        <w:t>input</w:t>
+      </w:r>
+      <w:r>
+        <w:rPr>
+          <w:b w:val="0"/>
+        </w:rPr>
+        <w:t xml:space="preserve">s, intermediate steps, calculation or </w:t>
+      </w:r>
+      <w:r>
+        <w:rPr>
+          <w:b/>
+        </w:rPr>
+        <w:t>prediction</w:t>
+      </w:r>
+      <w:r>
+        <w:rPr>
+          <w:b w:val="0"/>
+        </w:rPr>
+        <w:t>, and limitation. Connect this record to last week’s record; a matching answer without a trace is insufficient.</w:t>
       </w:r>
     </w:p>
     <w:tbl>
@@ -1539,7 +2669,13 @@
       </w:r>
     </w:p>
     <w:p>
-      <w:r>
+      <w:pPr>
+        <w:spacing w:line="336" w:lineRule="auto" w:after="180"/>
+      </w:pPr>
+      <w:r>
+        <w:rPr>
+          <w:b w:val="0"/>
+        </w:rPr>
         <w:t>For the Reproducible AI Research Study, retain an annotated worked trace and the changed-case reasoning. Connect the claim to its records, units and assumptions so another investigator can challenge or reproduce it.</w:t>
       </w:r>
     </w:p>
@@ -1553,7 +2689,29 @@
     </w:p>
     <w:p>
       <w:r>
-        <w:t>Complete the supported workbook tasks before attempting W4 independently. Record any hints or help used. After feedback, use the teacher's fresh retry rather than copying the earlier answer. For a project, select a relevant new case, predict the outcome from the declared rule and preserve the result alongside any revision.</w:t>
+        <w:t>Use a genuinely new case for independent evidence. Previously discussed examples remain practice; use the separately named independent case before feedback.</w:t>
+      </w:r>
+    </w:p>
+    <w:p>
+      <w:pPr>
+        <w:spacing w:line="336" w:lineRule="auto" w:after="180"/>
+      </w:pPr>
+      <w:r>
+        <w:rPr>
+          <w:b w:val="0"/>
+        </w:rPr>
+        <w:t>Complete the supported workbook tasks before attempting W4 independently. Record any hints or help used. After feedback, use the teacher's fresh retry rather than copying the earlier answer.</w:t>
+      </w:r>
+    </w:p>
+    <w:p>
+      <w:pPr>
+        <w:spacing w:line="336" w:lineRule="auto" w:after="180"/>
+      </w:pPr>
+      <w:r>
+        <w:rPr>
+          <w:b w:val="0"/>
+        </w:rPr>
+        <w:t>For a project, select a relevant new case, predict the outcome from the declared rule and preserve the result alongside any revision.</w:t>
       </w:r>
     </w:p>
     <w:p>
@@ -1590,8 +2748,25 @@
       </w:r>
     </w:p>
     <w:p>
-      <w:r>
-        <w:t>For the worked scenario, propose one additional case that could reveal a failure, describe its expected outcome before running it, and explain what would need to remain fixed for a fair comparison. Do not reuse W4 as a new final test after receiving feedback.</w:t>
+      <w:pPr>
+        <w:spacing w:line="336" w:lineRule="auto" w:after="180"/>
+      </w:pPr>
+      <w:r>
+        <w:rPr>
+          <w:b w:val="0"/>
+        </w:rPr>
+        <w:t>For the worked scenario, propose one additional case that could reveal a failure, describe its expected outcome before running it, and explain what would need to remain fixed for a fair comparison.</w:t>
+      </w:r>
+    </w:p>
+    <w:p>
+      <w:pPr>
+        <w:spacing w:line="336" w:lineRule="auto" w:after="180"/>
+      </w:pPr>
+      <w:r>
+        <w:rPr>
+          <w:b w:val="0"/>
+        </w:rPr>
+        <w:t>Do not reuse W4 as a new final test after receiving feedback.</w:t>
       </w:r>
     </w:p>
     <w:p>
@@ -1628,6 +2803,11 @@
       </w:pPr>
       <w:r>
         <w:t>13. Study a complete case</w:t>
+      </w:r>
+    </w:p>
+    <w:p>
+      <w:r>
+        <w:t>Revisit the complete Negative results and claim revision case for supported practice. Repeated examples do not become fresh assessments.</w:t>
       </w:r>
     </w:p>
     <w:p>
@@ -1731,8 +2911,26 @@
       </w:r>
     </w:p>
     <w:p>
-      <w:r>
-        <w:t>Follow the input through the stated procedure to its result. Cover the result first, predict it, then explain every intermediate step. The text/table accompanies the figure so the example can be read without colour.</w:t>
+      <w:pPr>
+        <w:spacing w:line="336" w:lineRule="auto" w:after="180"/>
+      </w:pPr>
+      <w:r>
+        <w:rPr>
+          <w:b w:val="0"/>
+        </w:rPr>
+        <w:t xml:space="preserve">Follow the </w:t>
+      </w:r>
+      <w:r>
+        <w:rPr>
+          <w:b/>
+        </w:rPr>
+        <w:t>input</w:t>
+      </w:r>
+      <w:r>
+        <w:rPr>
+          <w:b w:val="0"/>
+        </w:rPr>
+        <w:t xml:space="preserve"> through the stated procedure to its result. Cover the result first, predict it, then explain every intermediate step. The text/table accompanies the figure so the example can be read without colour.</w:t>
       </w:r>
     </w:p>
     <w:p>
@@ -1782,6 +2980,11 @@
       </w:r>
     </w:p>
     <w:p>
+      <w:r>
+        <w:t>Attempt the reserved new case before feedback. Record support; the earlier examples below remain additional practice.</w:t>
+      </w:r>
+    </w:p>
+    <w:p>
       <w:pPr>
         <w:pStyle w:val="Heading3"/>
       </w:pPr>
@@ -1790,7 +2993,13 @@
       </w:r>
     </w:p>
     <w:p>
-      <w:r>
+      <w:pPr>
+        <w:spacing w:line="336" w:lineRule="auto" w:after="180"/>
+      </w:pPr>
+      <w:r>
+        <w:rPr>
+          <w:b w:val="0"/>
+        </w:rPr>
         <w:t>Hypothesis predicts mean latency reduction at least2 seconds. Observed paired mean reduction .8. Report.</w:t>
       </w:r>
     </w:p>
@@ -1838,7 +3047,13 @@
       </w:r>
     </w:p>
     <w:p>
-      <w:r>
+      <w:pPr>
+        <w:spacing w:line="336" w:lineRule="auto" w:after="180"/>
+      </w:pPr>
+      <w:r>
+        <w:rPr>
+          <w:b w:val="0"/>
+        </w:rPr>
         <w:t>Attempt this case before feedback. Record any help. Earlier examples below are further practice; a case already practised with feedback cannot establish fresh transfer.</w:t>
       </w:r>
     </w:p>
@@ -1851,7 +3066,13 @@
       </w:r>
     </w:p>
     <w:p>
-      <w:r>
+      <w:pPr>
+        <w:spacing w:line="336" w:lineRule="auto" w:after="180"/>
+      </w:pPr>
+      <w:r>
+        <w:rPr>
+          <w:b w:val="0"/>
+        </w:rPr>
         <w:t>Hypothesis predicts mean latency reduction at least2 seconds. Observed paired mean reduction .8. Report.</w:t>
       </w:r>
     </w:p>
@@ -1904,7 +3125,13 @@
       </w:r>
     </w:p>
     <w:p>
-      <w:r>
+      <w:pPr>
+        <w:spacing w:line="336" w:lineRule="auto" w:after="180"/>
+      </w:pPr>
+      <w:r>
+        <w:rPr>
+          <w:b w:val="0"/>
+        </w:rPr>
         <w:t>Record support used: none, hint or teacher explanation. After feedback, a different case is needed to demonstrate independence.</w:t>
       </w:r>
     </w:p>
@@ -1917,8 +3144,25 @@
       </w:r>
     </w:p>
     <w:p>
-      <w:r>
-        <w:t>Attempt the independent case before hints. Record whether you worked alone, used a hint or followed a model. After feedback, fix the first unsupported step and explain why it changed. A later check uses a changed case, not a copied answer.</w:t>
+      <w:pPr>
+        <w:spacing w:line="336" w:lineRule="auto" w:after="180"/>
+      </w:pPr>
+      <w:r>
+        <w:rPr>
+          <w:b w:val="0"/>
+        </w:rPr>
+        <w:t>Attempt the independent case before hints. Record whether you worked alone, used a hint or followed a model. After feedback, fix the first unsupported step and explain why it changed.</w:t>
+      </w:r>
+    </w:p>
+    <w:p>
+      <w:pPr>
+        <w:spacing w:line="336" w:lineRule="auto" w:after="180"/>
+      </w:pPr>
+      <w:r>
+        <w:rPr>
+          <w:b w:val="0"/>
+        </w:rPr>
+        <w:t>A later check uses a changed case, not a copied answer.</w:t>
       </w:r>
     </w:p>
     <w:p>
@@ -1931,7 +3175,30 @@
     </w:p>
     <w:p>
       <w:r>
-        <w:t>Start with this question: A negative result changes the claim. A proposed prompt improvement ties the baseline on a fixed eight-case evaluation.</w:t>
+        <w:t>Use this map to navigate Negative results and claim revision, connect the goals to tasks and keep one evidence record for each attempt.</w:t>
+      </w:r>
+    </w:p>
+    <w:p>
+      <w:pPr>
+        <w:spacing w:line="336" w:lineRule="auto" w:after="180"/>
+      </w:pPr>
+      <w:r>
+        <w:rPr>
+          <w:b w:val="0"/>
+        </w:rPr>
+        <w:t xml:space="preserve">Start with this question: A </w:t>
+      </w:r>
+      <w:r>
+        <w:rPr>
+          <w:b/>
+        </w:rPr>
+        <w:t>negative result</w:t>
+      </w:r>
+      <w:r>
+        <w:rPr>
+          <w:b w:val="0"/>
+        </w:rPr>
+        <w:t xml:space="preserve"> changes the claim. A proposed prompt improvement ties the baseline on a fixed eight-case evaluation.</w:t>
       </w:r>
     </w:p>
     <w:tbl>
@@ -2037,13 +3304,61 @@
       </w:tr>
     </w:tbl>
     <w:p>
-      <w:r>
-        <w:t>Remember → watch and explain → try with help → investigate → try independently → keep project evidence. Your teacher may spread this lesson across several classes.</w:t>
-      </w:r>
-    </w:p>
-    <w:p>
-      <w:r>
-        <w:t>Keep your first prediction. Compare it with what the evidence shows and explain any change.</w:t>
+      <w:pPr>
+        <w:spacing w:line="336" w:lineRule="auto" w:after="180"/>
+      </w:pPr>
+      <w:r>
+        <w:rPr>
+          <w:b w:val="0"/>
+        </w:rPr>
+        <w:t xml:space="preserve">Remember → watch and explain → try with help → investigate → try independently → keep project </w:t>
+      </w:r>
+      <w:r>
+        <w:rPr>
+          <w:b/>
+        </w:rPr>
+        <w:t>evidence</w:t>
+      </w:r>
+      <w:r>
+        <w:rPr>
+          <w:b w:val="0"/>
+        </w:rPr>
+        <w:t>. Your teacher may spread this lesson across several classes.</w:t>
+      </w:r>
+    </w:p>
+    <w:p>
+      <w:pPr>
+        <w:spacing w:line="336" w:lineRule="auto" w:after="180"/>
+      </w:pPr>
+      <w:r>
+        <w:rPr>
+          <w:b w:val="0"/>
+        </w:rPr>
+        <w:t xml:space="preserve">Keep your first </w:t>
+      </w:r>
+      <w:r>
+        <w:rPr>
+          <w:b/>
+        </w:rPr>
+        <w:t>prediction</w:t>
+      </w:r>
+      <w:r>
+        <w:rPr>
+          <w:b w:val="0"/>
+        </w:rPr>
+        <w:t xml:space="preserve">. Compare it with what the </w:t>
+      </w:r>
+      <w:r>
+        <w:rPr>
+          <w:b/>
+        </w:rPr>
+        <w:t>evidence</w:t>
+      </w:r>
+      <w:r>
+        <w:rPr>
+          <w:b w:val="0"/>
+        </w:rPr>
+        <w:t xml:space="preserve"> shows and explain any change.</w:t>
       </w:r>
     </w:p>
     <w:p>
@@ -2056,7 +3371,48 @@
     </w:p>
     <w:p>
       <w:r>
-        <w:t>Close your notes. Explain this goal in your own words: Explain the mechanism and terminology of negative results and claim revision</w:t>
+        <w:t>Explain Negative results and claim revision without notes, identify a remaining question and plan a later check with a changed case.</w:t>
+      </w:r>
+    </w:p>
+    <w:p>
+      <w:pPr>
+        <w:spacing w:line="336" w:lineRule="auto" w:after="180"/>
+      </w:pPr>
+      <w:r>
+        <w:rPr>
+          <w:b w:val="0"/>
+        </w:rPr>
+        <w:t xml:space="preserve">Close your notes. Explain this goal in your own words: Explain the </w:t>
+      </w:r>
+      <w:r>
+        <w:rPr>
+          <w:b/>
+        </w:rPr>
+        <w:t>mechanism</w:t>
+      </w:r>
+      <w:r>
+        <w:rPr>
+          <w:b w:val="0"/>
+        </w:rPr>
+        <w:t xml:space="preserve"> and terminology of </w:t>
+      </w:r>
+      <w:r>
+        <w:rPr>
+          <w:b/>
+        </w:rPr>
+        <w:t>negative result</w:t>
+      </w:r>
+      <w:r>
+        <w:rPr>
+          <w:b w:val="0"/>
+        </w:rPr>
+        <w:t xml:space="preserve">s and </w:t>
+      </w:r>
+      <w:r>
+        <w:rPr>
+          <w:b/>
+        </w:rPr>
+        <w:t>claim revision</w:t>
       </w:r>
     </w:p>
     <w:p>
@@ -2093,13 +3449,61 @@
       </w:r>
     </w:p>
     <w:p>
-      <w:r>
-        <w:t>If you are unsure, return to the worked picture and explain one arrow. If you are ready, change an input or assumption and justify your prediction.</w:t>
-      </w:r>
-    </w:p>
-    <w:p>
-      <w:r>
-        <w:t>Save your workbook evidence. At the next review, try a different case before opening your old answer.</w:t>
+      <w:pPr>
+        <w:spacing w:line="336" w:lineRule="auto" w:after="180"/>
+      </w:pPr>
+      <w:r>
+        <w:rPr>
+          <w:b w:val="0"/>
+        </w:rPr>
+        <w:t xml:space="preserve">If you are unsure, return to the worked picture and explain one arrow. If you are ready, change an </w:t>
+      </w:r>
+      <w:r>
+        <w:rPr>
+          <w:b/>
+        </w:rPr>
+        <w:t>input</w:t>
+      </w:r>
+      <w:r>
+        <w:rPr>
+          <w:b w:val="0"/>
+        </w:rPr>
+        <w:t xml:space="preserve"> or assumption and justify your </w:t>
+      </w:r>
+      <w:r>
+        <w:rPr>
+          <w:b/>
+        </w:rPr>
+        <w:t>prediction</w:t>
+      </w:r>
+      <w:r>
+        <w:rPr>
+          <w:b w:val="0"/>
+        </w:rPr>
+        <w:t>.</w:t>
+      </w:r>
+    </w:p>
+    <w:p>
+      <w:pPr>
+        <w:spacing w:line="336" w:lineRule="auto" w:after="180"/>
+      </w:pPr>
+      <w:r>
+        <w:rPr>
+          <w:b w:val="0"/>
+        </w:rPr>
+        <w:t xml:space="preserve">Save your workbook </w:t>
+      </w:r>
+      <w:r>
+        <w:rPr>
+          <w:b/>
+        </w:rPr>
+        <w:t>evidence</w:t>
+      </w:r>
+      <w:r>
+        <w:rPr>
+          <w:b w:val="0"/>
+        </w:rPr>
+        <w:t>. At the next review, try a different case before opening your old answer.</w:t>
       </w:r>
     </w:p>
     <w:p>
@@ -2112,12 +3516,41 @@
     </w:p>
     <w:p>
       <w:r>
+        <w:t>Attempt supported questions before using hints or feedback. Review a missing building block, then keep the completed work.</w:t>
+      </w:r>
+    </w:p>
+    <w:p>
+      <w:pPr>
+        <w:spacing w:line="336" w:lineRule="auto" w:after="180"/>
+      </w:pPr>
+      <w:r>
+        <w:rPr>
+          <w:b w:val="0"/>
+        </w:rPr>
         <w:t>Use this supported practice once, in the browser or on paper. Keep the reserved independent assessment for a separate first attempt before teacher feedback.</w:t>
       </w:r>
     </w:p>
     <w:p>
-      <w:r>
-        <w:t>A negative result changes the claim. A proposed prompt improvement ties the baseline on a fixed eight-case evaluation.</w:t>
+      <w:pPr>
+        <w:spacing w:line="336" w:lineRule="auto" w:after="180"/>
+      </w:pPr>
+      <w:r>
+        <w:rPr>
+          <w:b w:val="0"/>
+        </w:rPr>
+        <w:t xml:space="preserve">A </w:t>
+      </w:r>
+      <w:r>
+        <w:rPr>
+          <w:b/>
+        </w:rPr>
+        <w:t>negative result</w:t>
+      </w:r>
+      <w:r>
+        <w:rPr>
+          <w:b w:val="0"/>
+        </w:rPr>
+        <w:t xml:space="preserve"> changes the claim. A proposed prompt improvement ties the baseline on a fixed eight-case evaluation.</w:t>
       </w:r>
     </w:p>
     <w:p>
@@ -2129,22 +3562,67 @@
       </w:r>
     </w:p>
     <w:p>
-      <w:r>
-        <w:t>Which labelled step matches this detail? Report the unsupported prediction and a justified next test.</w:t>
-      </w:r>
-    </w:p>
-    <w:p>
-      <w:r>
+      <w:pPr>
+        <w:spacing w:line="336" w:lineRule="auto" w:after="180"/>
+      </w:pPr>
+      <w:r>
+        <w:rPr>
+          <w:b w:val="0"/>
+        </w:rPr>
+        <w:t xml:space="preserve">Which labelled step matches this detail? Report the unsupported </w:t>
+      </w:r>
+      <w:r>
+        <w:rPr>
+          <w:b/>
+        </w:rPr>
+        <w:t>prediction</w:t>
+      </w:r>
+      <w:r>
+        <w:rPr>
+          <w:b w:val="0"/>
+        </w:rPr>
+        <w:t xml:space="preserve"> and a justified next test.</w:t>
+      </w:r>
+    </w:p>
+    <w:p>
+      <w:pPr>
+        <w:spacing w:line="336" w:lineRule="auto" w:after="180"/>
+        <w:shd w:fill="F4F9FC"/>
+      </w:pPr>
+      <w:r>
+        <w:rPr>
+          <w:b w:val="0"/>
+        </w:rPr>
         <w:t>1. Revise cautiously</w:t>
       </w:r>
     </w:p>
     <w:p>
-      <w:r>
-        <w:t>2. Recall the prediction</w:t>
-      </w:r>
-    </w:p>
-    <w:p>
-      <w:r>
+      <w:pPr>
+        <w:spacing w:line="336" w:lineRule="auto" w:after="180"/>
+        <w:shd w:fill="F4F9FC"/>
+      </w:pPr>
+      <w:r>
+        <w:rPr>
+          <w:b w:val="0"/>
+        </w:rPr>
+        <w:t xml:space="preserve">2. Recall the </w:t>
+      </w:r>
+      <w:r>
+        <w:rPr>
+          <w:b/>
+        </w:rPr>
+        <w:t>prediction</w:t>
+      </w:r>
+    </w:p>
+    <w:p>
+      <w:pPr>
+        <w:spacing w:line="336" w:lineRule="auto" w:after="180"/>
+        <w:shd w:fill="F4F9FC"/>
+      </w:pPr>
+      <w:r>
+        <w:rPr>
+          <w:b w:val="0"/>
+        </w:rPr>
         <w:t>3. State the finding</w:t>
       </w:r>
     </w:p>
@@ -2182,40 +3660,166 @@
       </w:r>
     </w:p>
     <w:p>
-      <w:r>
+      <w:pPr>
+        <w:pStyle w:val="Heading3"/>
+      </w:pPr>
+      <w:r>
+        <w:t>Hint · try first</w:t>
+      </w:r>
+    </w:p>
+    <w:p>
+      <w:pPr>
+        <w:spacing w:line="336" w:lineRule="auto" w:after="180"/>
+        <w:shd w:fill="F1F6F8"/>
+      </w:pPr>
+      <w:r>
+        <w:rPr>
+          <w:b w:val="0"/>
+        </w:rPr>
         <w:t>Hint if needed: Read the steps in the pictorial case. Match the supplied detail to the stage that performs or records it.</w:t>
       </w:r>
     </w:p>
     <w:p>
-      <w:r>
-        <w:t>After your attempt, compare with the supported explanation: Revise cautiously Report the unsupported prediction and a justified next test. A negative result can be informative when methods and limits are clear. A tie does not prove the methods are equivalent under all conditions or that the experiment was worthless.</w:t>
-      </w:r>
-    </w:p>
-    <w:p>
       <w:pPr>
         <w:pStyle w:val="Heading3"/>
       </w:pPr>
       <w:r>
+        <w:t>Feedback · compare after trying</w:t>
+      </w:r>
+    </w:p>
+    <w:p>
+      <w:pPr>
+        <w:spacing w:line="336" w:lineRule="auto" w:after="180"/>
+        <w:shd w:fill="F1F6FC"/>
+      </w:pPr>
+      <w:r>
+        <w:rPr>
+          <w:b w:val="0"/>
+        </w:rPr>
+        <w:t xml:space="preserve">After your attempt, compare with the supported explanation: Revise cautiously Report the unsupported </w:t>
+      </w:r>
+      <w:r>
+        <w:rPr>
+          <w:b/>
+        </w:rPr>
+        <w:t>prediction</w:t>
+      </w:r>
+      <w:r>
+        <w:rPr>
+          <w:b w:val="0"/>
+        </w:rPr>
+        <w:t xml:space="preserve"> and a justified next test. A </w:t>
+      </w:r>
+      <w:r>
+        <w:rPr>
+          <w:b/>
+        </w:rPr>
+        <w:t>negative result</w:t>
+      </w:r>
+      <w:r>
+        <w:rPr>
+          <w:b w:val="0"/>
+        </w:rPr>
+        <w:t xml:space="preserve"> can be informative when methods and limits are clear.</w:t>
+      </w:r>
+    </w:p>
+    <w:p>
+      <w:pPr>
+        <w:spacing w:line="336" w:lineRule="auto" w:after="180"/>
+        <w:shd w:fill="F1F6FC"/>
+      </w:pPr>
+      <w:r>
+        <w:rPr>
+          <w:b w:val="0"/>
+        </w:rPr>
+        <w:t>A tie does not prove the methods are equivalent under all conditions or that the experiment was worthless.</w:t>
+      </w:r>
+    </w:p>
+    <w:p>
+      <w:pPr>
+        <w:pStyle w:val="Heading3"/>
+      </w:pPr>
+      <w:r>
         <w:t>Practice 2: explain the deciding evidence</w:t>
       </w:r>
     </w:p>
     <w:p>
-      <w:r>
+      <w:pPr>
+        <w:pStyle w:val="Heading3"/>
+      </w:pPr>
+      <w:r>
+        <w:t>Changed case · predict first</w:t>
+      </w:r>
+    </w:p>
+    <w:p>
+      <w:pPr>
+        <w:spacing w:line="336" w:lineRule="auto" w:after="180"/>
+        <w:shd w:fill="F5F1FB"/>
+      </w:pPr>
+      <w:r>
+        <w:rPr>
+          <w:b w:val="0"/>
+        </w:rPr>
         <w:t>Changed-case practice: B wins on one new task after the team chooses it because A fails. Which conclusion is supported by the supplied facts?</w:t>
       </w:r>
     </w:p>
     <w:p>
-      <w:r>
-        <w:t>1. We can decide the result without examining the changed input or the procedure.</w:t>
-      </w:r>
-    </w:p>
-    <w:p>
-      <w:r>
-        <w:t>2. This one example guarantees correct results for every future input.</w:t>
-      </w:r>
-    </w:p>
-    <w:p>
-      <w:r>
+      <w:pPr>
+        <w:spacing w:line="336" w:lineRule="auto" w:after="180"/>
+        <w:shd w:fill="F4F9FC"/>
+      </w:pPr>
+      <w:r>
+        <w:rPr>
+          <w:b w:val="0"/>
+        </w:rPr>
+        <w:t xml:space="preserve">1. We can decide the result without examining the changed </w:t>
+      </w:r>
+      <w:r>
+        <w:rPr>
+          <w:b/>
+        </w:rPr>
+        <w:t>input</w:t>
+      </w:r>
+      <w:r>
+        <w:rPr>
+          <w:b w:val="0"/>
+        </w:rPr>
+        <w:t xml:space="preserve"> or the procedure.</w:t>
+      </w:r>
+    </w:p>
+    <w:p>
+      <w:pPr>
+        <w:spacing w:line="336" w:lineRule="auto" w:after="180"/>
+        <w:shd w:fill="F4F9FC"/>
+      </w:pPr>
+      <w:r>
+        <w:rPr>
+          <w:b w:val="0"/>
+        </w:rPr>
+        <w:t xml:space="preserve">2. This one example guarantees correct results for every future </w:t>
+      </w:r>
+      <w:r>
+        <w:rPr>
+          <w:b/>
+        </w:rPr>
+        <w:t>input</w:t>
+      </w:r>
+      <w:r>
+        <w:rPr>
+          <w:b w:val="0"/>
+        </w:rPr>
+        <w:t>.</w:t>
+      </w:r>
+    </w:p>
+    <w:p>
+      <w:pPr>
+        <w:spacing w:line="336" w:lineRule="auto" w:after="180"/>
+        <w:shd w:fill="F4F9FC"/>
+      </w:pPr>
+      <w:r>
+        <w:rPr>
+          <w:b w:val="0"/>
+        </w:rPr>
         <w:t>3. Treat that selected demonstration as exploratory, not a replacement for the original result.</w:t>
       </w:r>
     </w:p>
@@ -2253,12 +3857,42 @@
       </w:r>
     </w:p>
     <w:p>
-      <w:r>
+      <w:pPr>
+        <w:pStyle w:val="Heading3"/>
+      </w:pPr>
+      <w:r>
+        <w:t>Hint · try first</w:t>
+      </w:r>
+    </w:p>
+    <w:p>
+      <w:pPr>
+        <w:spacing w:line="336" w:lineRule="auto" w:after="180"/>
+        <w:shd w:fill="F1F6F8"/>
+      </w:pPr>
+      <w:r>
+        <w:rPr>
+          <w:b w:val="0"/>
+        </w:rPr>
         <w:t>Hint if needed: Use the changed condition and the deciding step in the pictorial trace. The answer must say what follows from those facts.</w:t>
       </w:r>
     </w:p>
     <w:p>
-      <w:r>
+      <w:pPr>
+        <w:pStyle w:val="Heading3"/>
+      </w:pPr>
+      <w:r>
+        <w:t>Feedback · compare after trying</w:t>
+      </w:r>
+    </w:p>
+    <w:p>
+      <w:pPr>
+        <w:spacing w:line="336" w:lineRule="auto" w:after="180"/>
+        <w:shd w:fill="F1F6FC"/>
+      </w:pPr>
+      <w:r>
+        <w:rPr>
+          <w:b w:val="0"/>
+        </w:rPr>
         <w:t>After your attempt, compare with the supported explanation: Treat that selected demonstration as exploratory, not a replacement for the original result. Case selection now depends on outcomes.</w:t>
       </w:r>
     </w:p>
@@ -2271,18 +3905,117 @@
       </w:r>
     </w:p>
     <w:p>
-      <w:r>
-        <w:t>Review Robustness across conditions (ai-7/27). Goal: Explain the mechanism and terminology of robustness across conditions. Short practice: Calculate indoor, outdoor and combined rates. Which relevant weakness disappears from view when only the combined rate is reported?. Return to this week and explain what you changed.</w:t>
-      </w:r>
-    </w:p>
-    <w:p>
-      <w:r>
-        <w:t>Review Running the primary experiment (ai-7/25). Goal: Explain the mechanism and terminology of running the primary experiment. Short practice: Compute A’s and B’s six-case counts and identify the cases that favour each. How must a B revision tuned on case four be labelled when evaluated again on the same set?. Return to this week and explain what you changed.</w:t>
-      </w:r>
-    </w:p>
-    <w:p>
-      <w:r>
-        <w:t>Review Pilot experiments (ai-7/22). Goal: Explain the mechanism and terminology of pilot experiments. Short practice: Calculate reviewer agreement on the four pilot answers. What can the disagreement improve, and why are those revised practice answers not untouched final evidence?. Return to this week and explain what you changed.</w:t>
+      <w:pPr>
+        <w:spacing w:line="336" w:lineRule="auto" w:after="180"/>
+      </w:pPr>
+      <w:r>
+        <w:rPr>
+          <w:b w:val="0"/>
+        </w:rPr>
+        <w:t xml:space="preserve">Review Robustness across conditions (ai-7/27). Goal: Explain the </w:t>
+      </w:r>
+      <w:r>
+        <w:rPr>
+          <w:b/>
+        </w:rPr>
+        <w:t>mechanism</w:t>
+      </w:r>
+      <w:r>
+        <w:rPr>
+          <w:b w:val="0"/>
+        </w:rPr>
+        <w:t xml:space="preserve"> and terminology of robustness across conditions. Short practice: Calculate indoor, outdoor and combined rates.</w:t>
+      </w:r>
+    </w:p>
+    <w:p>
+      <w:pPr>
+        <w:spacing w:line="336" w:lineRule="auto" w:after="180"/>
+      </w:pPr>
+      <w:r>
+        <w:rPr>
+          <w:b w:val="0"/>
+        </w:rPr>
+        <w:t>Which relevant weakness disappears from view when only the combined rate is reported?. Return to this week and explain what you changed.</w:t>
+      </w:r>
+    </w:p>
+    <w:p>
+      <w:pPr>
+        <w:spacing w:line="336" w:lineRule="auto" w:after="180"/>
+      </w:pPr>
+      <w:r>
+        <w:rPr>
+          <w:b w:val="0"/>
+        </w:rPr>
+        <w:t xml:space="preserve">Review Running the primary experiment (ai-7/25). Goal: Explain the </w:t>
+      </w:r>
+      <w:r>
+        <w:rPr>
+          <w:b/>
+        </w:rPr>
+        <w:t>mechanism</w:t>
+      </w:r>
+      <w:r>
+        <w:rPr>
+          <w:b w:val="0"/>
+        </w:rPr>
+        <w:t xml:space="preserve"> and terminology of running the primary experiment. Short practice: Compute A’s and B’s six-case counts and identify the cases that favour each.</w:t>
+      </w:r>
+    </w:p>
+    <w:p>
+      <w:pPr>
+        <w:spacing w:line="336" w:lineRule="auto" w:after="180"/>
+      </w:pPr>
+      <w:r>
+        <w:rPr>
+          <w:b w:val="0"/>
+        </w:rPr>
+        <w:t>How must a B revision tuned on case four be labelled when evaluated again on the same set?. Return to this week and explain what you changed.</w:t>
+      </w:r>
+    </w:p>
+    <w:p>
+      <w:pPr>
+        <w:spacing w:line="336" w:lineRule="auto" w:after="180"/>
+      </w:pPr>
+      <w:r>
+        <w:rPr>
+          <w:b w:val="0"/>
+        </w:rPr>
+        <w:t xml:space="preserve">Review Pilot experiments (ai-7/22). Goal: Explain the </w:t>
+      </w:r>
+      <w:r>
+        <w:rPr>
+          <w:b/>
+        </w:rPr>
+        <w:t>mechanism</w:t>
+      </w:r>
+      <w:r>
+        <w:rPr>
+          <w:b w:val="0"/>
+        </w:rPr>
+        <w:t xml:space="preserve"> and terminology of pilot experiments. Short practice: Calculate reviewer agreement on the four pilot answers.</w:t>
+      </w:r>
+    </w:p>
+    <w:p>
+      <w:pPr>
+        <w:spacing w:line="336" w:lineRule="auto" w:after="180"/>
+      </w:pPr>
+      <w:r>
+        <w:rPr>
+          <w:b w:val="0"/>
+        </w:rPr>
+        <w:t xml:space="preserve">What can the disagreement improve, and why are those revised practice answers not untouched final </w:t>
+      </w:r>
+      <w:r>
+        <w:rPr>
+          <w:b/>
+        </w:rPr>
+        <w:t>evidence</w:t>
+      </w:r>
+      <w:r>
+        <w:rPr>
+          <w:b w:val="0"/>
+        </w:rPr>
+        <w:t>?. Return to this week and explain what you changed.</w:t>
       </w:r>
     </w:p>
     <w:p>
@@ -2294,8 +4027,628 @@
       </w:r>
     </w:p>
     <w:p>
-      <w:r>
-        <w:t>Use Download completed work in the hosted lesson to export your answers, reflections, practice feedback and code-run evidence. Open the HTML copy to read or print it. Drafts stay in this browser when storage is available; clear drafts on a shared device.</w:t>
+      <w:pPr>
+        <w:spacing w:line="336" w:lineRule="auto" w:after="180"/>
+      </w:pPr>
+      <w:r>
+        <w:rPr>
+          <w:b w:val="0"/>
+        </w:rPr>
+        <w:t xml:space="preserve">Use Download completed work in the hosted lesson to export your answers, reflections, practice feedback and code-run </w:t>
+      </w:r>
+      <w:r>
+        <w:rPr>
+          <w:b/>
+        </w:rPr>
+        <w:t>evidence</w:t>
+      </w:r>
+      <w:r>
+        <w:rPr>
+          <w:b w:val="0"/>
+        </w:rPr>
+        <w:t>. Open the HTML copy to read or print it.</w:t>
+      </w:r>
+    </w:p>
+    <w:p>
+      <w:pPr>
+        <w:spacing w:line="336" w:lineRule="auto" w:after="180"/>
+      </w:pPr>
+      <w:r>
+        <w:rPr>
+          <w:b w:val="0"/>
+        </w:rPr>
+        <w:t>Drafts stay in this browser when storage is available; clear drafts on a shared device.</w:t>
+      </w:r>
+    </w:p>
+    <w:p>
+      <w:pPr>
+        <w:pStyle w:val="Heading1"/>
+      </w:pPr>
+      <w:r>
+        <w:t>18. Visual concept journey</w:t>
+      </w:r>
+    </w:p>
+    <w:p>
+      <w:r>
+        <w:t>Explain each Negative results and claim revision graphic using its labels, deciding evidence and relevant limitation.</w:t>
+      </w:r>
+    </w:p>
+    <w:p>
+      <w:pPr>
+        <w:pStyle w:val="Heading3"/>
+      </w:pPr>
+      <w:r>
+        <w:t>01. Negative results and claim revision: the case</w:t>
+      </w:r>
+    </w:p>
+    <w:p>
+      <w:r>
+        <w:drawing>
+          <wp:inline xmlns:a="http://schemas.openxmlformats.org/drawingml/2006/main" xmlns:pic="http://schemas.openxmlformats.org/drawingml/2006/picture">
+            <wp:extent cx="5486400" cy="2834640"/>
+            <wp:docPr id="3" name="Picture 3" descr="A negative result changes the claim. A proposed prompt improvement ties the baseline on a fixed eight-case evaluation. Supplied facts: A and B each score 6/8. Before running, the team predicted B would score higher."/>
+            <wp:cNvGraphicFramePr>
+              <a:graphicFrameLocks noChangeAspect="1"/>
+            </wp:cNvGraphicFramePr>
+            <a:graphic>
+              <a:graphicData uri="http://schemas.openxmlformats.org/drawingml/2006/picture">
+                <pic:pic>
+                  <pic:nvPicPr>
+                    <pic:cNvPr id="0" name="academy-story-ai-7-28-01.png"/>
+                    <pic:cNvPicPr/>
+                  </pic:nvPicPr>
+                  <pic:blipFill>
+                    <a:blip r:embed="rId11"/>
+                    <a:stretch>
+                      <a:fillRect/>
+                    </a:stretch>
+                  </pic:blipFill>
+                  <pic:spPr>
+                    <a:xfrm>
+                      <a:off x="0" y="0"/>
+                      <a:ext cx="5486400" cy="2834640"/>
+                    </a:xfrm>
+                    <a:prstGeom prst="rect"/>
+                  </pic:spPr>
+                </pic:pic>
+              </a:graphicData>
+            </a:graphic>
+          </wp:inline>
+        </w:drawing>
+      </w:r>
+    </w:p>
+    <w:p>
+      <w:pPr>
+        <w:spacing w:line="336" w:lineRule="auto" w:after="180"/>
+      </w:pPr>
+      <w:r>
+        <w:rPr>
+          <w:b w:val="0"/>
+        </w:rPr>
+        <w:t xml:space="preserve">A </w:t>
+      </w:r>
+      <w:r>
+        <w:rPr>
+          <w:b/>
+        </w:rPr>
+        <w:t>negative result</w:t>
+      </w:r>
+      <w:r>
+        <w:rPr>
+          <w:b w:val="0"/>
+        </w:rPr>
+        <w:t xml:space="preserve"> changes the claim. A proposed prompt improvement ties the baseline on a fixed eight-case evaluation. Supplied facts: A and B each score 6/8. Before running, the team predicted B would score higher.</w:t>
+      </w:r>
+    </w:p>
+    <w:p>
+      <w:pPr>
+        <w:spacing w:line="336" w:lineRule="auto" w:after="180"/>
+        <w:shd w:fill="F5F1FB"/>
+      </w:pPr>
+      <w:r>
+        <w:rPr>
+          <w:b w:val="0"/>
+        </w:rPr>
+        <w:t>Point to the given fact that matters most. Explain why it matters.</w:t>
+      </w:r>
+    </w:p>
+    <w:p>
+      <w:pPr>
+        <w:pStyle w:val="Heading3"/>
+      </w:pPr>
+      <w:r>
+        <w:t>02. Follow the deciding steps</w:t>
+      </w:r>
+    </w:p>
+    <w:p>
+      <w:r>
+        <w:drawing>
+          <wp:inline xmlns:a="http://schemas.openxmlformats.org/drawingml/2006/main" xmlns:pic="http://schemas.openxmlformats.org/drawingml/2006/picture">
+            <wp:extent cx="5486400" cy="3182112"/>
+            <wp:docPr id="4" name="Picture 4" descr="Recall the prediction: The claim was a higher correct count for B. → State the finding: Both versions score 75%; no observed count advantage appears here. → Revise cautiously: Report the unsupported prediction and a justified next test."/>
+            <wp:cNvGraphicFramePr>
+              <a:graphicFrameLocks noChangeAspect="1"/>
+            </wp:cNvGraphicFramePr>
+            <a:graphic>
+              <a:graphicData uri="http://schemas.openxmlformats.org/drawingml/2006/picture">
+                <pic:pic>
+                  <pic:nvPicPr>
+                    <pic:cNvPr id="0" name="academy-story-ai-7-28-02.png"/>
+                    <pic:cNvPicPr/>
+                  </pic:nvPicPr>
+                  <pic:blipFill>
+                    <a:blip r:embed="rId12"/>
+                    <a:stretch>
+                      <a:fillRect/>
+                    </a:stretch>
+                  </pic:blipFill>
+                  <pic:spPr>
+                    <a:xfrm>
+                      <a:off x="0" y="0"/>
+                      <a:ext cx="5486400" cy="3182112"/>
+                    </a:xfrm>
+                    <a:prstGeom prst="rect"/>
+                  </pic:spPr>
+                </pic:pic>
+              </a:graphicData>
+            </a:graphic>
+          </wp:inline>
+        </w:drawing>
+      </w:r>
+    </w:p>
+    <w:p>
+      <w:pPr>
+        <w:spacing w:line="336" w:lineRule="auto" w:after="180"/>
+      </w:pPr>
+      <w:r>
+        <w:rPr>
+          <w:b w:val="0"/>
+        </w:rPr>
+        <w:t xml:space="preserve">Recall the </w:t>
+      </w:r>
+      <w:r>
+        <w:rPr>
+          <w:b/>
+        </w:rPr>
+        <w:t>prediction</w:t>
+      </w:r>
+      <w:r>
+        <w:rPr>
+          <w:b w:val="0"/>
+        </w:rPr>
+        <w:t xml:space="preserve">: The claim was a higher correct count for B. → State the finding: Both versions score 75%; no observed count advantage appears here. → Revise cautiously: Report the unsupported </w:t>
+      </w:r>
+      <w:r>
+        <w:rPr>
+          <w:b/>
+        </w:rPr>
+        <w:t>prediction</w:t>
+      </w:r>
+      <w:r>
+        <w:rPr>
+          <w:b w:val="0"/>
+        </w:rPr>
+        <w:t xml:space="preserve"> and a justified next test.</w:t>
+      </w:r>
+    </w:p>
+    <w:p>
+      <w:pPr>
+        <w:spacing w:line="336" w:lineRule="auto" w:after="180"/>
+        <w:shd w:fill="F5F1FB"/>
+      </w:pPr>
+      <w:r>
+        <w:rPr>
+          <w:b w:val="0"/>
+        </w:rPr>
+        <w:t xml:space="preserve">Point to each numbered stage and explain which recorded </w:t>
+      </w:r>
+      <w:r>
+        <w:rPr>
+          <w:b/>
+        </w:rPr>
+        <w:t>input</w:t>
+      </w:r>
+      <w:r>
+        <w:rPr>
+          <w:b w:val="0"/>
+        </w:rPr>
+        <w:t xml:space="preserve"> it uses.</w:t>
+      </w:r>
+    </w:p>
+    <w:p>
+      <w:pPr>
+        <w:pStyle w:val="Heading3"/>
+      </w:pPr>
+      <w:r>
+        <w:t>03. No observed count advantage</w:t>
+      </w:r>
+    </w:p>
+    <w:p>
+      <w:r>
+        <w:drawing>
+          <wp:inline xmlns:a="http://schemas.openxmlformats.org/drawingml/2006/main" xmlns:pic="http://schemas.openxmlformats.org/drawingml/2006/picture">
+            <wp:extent cx="5486400" cy="2834640"/>
+            <wp:docPr id="5" name="Picture 5" descr="No observed count advantage. Units: correct cases out of 8 shared cases. A: 6. B: 6."/>
+            <wp:cNvGraphicFramePr>
+              <a:graphicFrameLocks noChangeAspect="1"/>
+            </wp:cNvGraphicFramePr>
+            <a:graphic>
+              <a:graphicData uri="http://schemas.openxmlformats.org/drawingml/2006/picture">
+                <pic:pic>
+                  <pic:nvPicPr>
+                    <pic:cNvPr id="0" name="academy-story-ai-7-28-03.png"/>
+                    <pic:cNvPicPr/>
+                  </pic:nvPicPr>
+                  <pic:blipFill>
+                    <a:blip r:embed="rId13"/>
+                    <a:stretch>
+                      <a:fillRect/>
+                    </a:stretch>
+                  </pic:blipFill>
+                  <pic:spPr>
+                    <a:xfrm>
+                      <a:off x="0" y="0"/>
+                      <a:ext cx="5486400" cy="2834640"/>
+                    </a:xfrm>
+                    <a:prstGeom prst="rect"/>
+                  </pic:spPr>
+                </pic:pic>
+              </a:graphicData>
+            </a:graphic>
+          </wp:inline>
+        </w:drawing>
+      </w:r>
+    </w:p>
+    <w:p>
+      <w:pPr>
+        <w:spacing w:line="336" w:lineRule="auto" w:after="180"/>
+      </w:pPr>
+      <w:r>
+        <w:rPr>
+          <w:b w:val="0"/>
+        </w:rPr>
+        <w:t>No observed count advantage. Units: correct cases out of 8 shared cases. A: 6. B: 6.</w:t>
+      </w:r>
+    </w:p>
+    <w:p>
+      <w:pPr>
+        <w:spacing w:line="336" w:lineRule="auto" w:after="180"/>
+        <w:shd w:fill="F5F1FB"/>
+      </w:pPr>
+      <w:r>
+        <w:rPr>
+          <w:b w:val="0"/>
+        </w:rPr>
+        <w:t>Read the labels and values. Explain the relationship the model shows.</w:t>
+      </w:r>
+    </w:p>
+    <w:p>
+      <w:pPr>
+        <w:pStyle w:val="Heading3"/>
+      </w:pPr>
+      <w:r>
+        <w:t>04. Change one thing. Trace what follows.</w:t>
+      </w:r>
+    </w:p>
+    <w:p>
+      <w:r>
+        <w:drawing>
+          <wp:inline xmlns:a="http://schemas.openxmlformats.org/drawingml/2006/main" xmlns:pic="http://schemas.openxmlformats.org/drawingml/2006/picture">
+            <wp:extent cx="5486400" cy="3026664"/>
+            <wp:docPr id="6" name="Picture 6" descr="Original case: Report the unsupported prediction and a justified next test. Changed condition: B wins on one new task after the team chooses it because A fails. Expected result: Treat that selected demonstration as exploratory, not a replacement for the original result. Reason: Case selection now depends on outcomes."/>
+            <wp:cNvGraphicFramePr>
+              <a:graphicFrameLocks noChangeAspect="1"/>
+            </wp:cNvGraphicFramePr>
+            <a:graphic>
+              <a:graphicData uri="http://schemas.openxmlformats.org/drawingml/2006/picture">
+                <pic:pic>
+                  <pic:nvPicPr>
+                    <pic:cNvPr id="0" name="academy-story-ai-7-28-04.png"/>
+                    <pic:cNvPicPr/>
+                  </pic:nvPicPr>
+                  <pic:blipFill>
+                    <a:blip r:embed="rId14"/>
+                    <a:stretch>
+                      <a:fillRect/>
+                    </a:stretch>
+                  </pic:blipFill>
+                  <pic:spPr>
+                    <a:xfrm>
+                      <a:off x="0" y="0"/>
+                      <a:ext cx="5486400" cy="3026664"/>
+                    </a:xfrm>
+                    <a:prstGeom prst="rect"/>
+                  </pic:spPr>
+                </pic:pic>
+              </a:graphicData>
+            </a:graphic>
+          </wp:inline>
+        </w:drawing>
+      </w:r>
+    </w:p>
+    <w:p>
+      <w:pPr>
+        <w:spacing w:line="336" w:lineRule="auto" w:after="180"/>
+      </w:pPr>
+      <w:r>
+        <w:rPr>
+          <w:b w:val="0"/>
+        </w:rPr>
+        <w:t xml:space="preserve">Original case: Report the unsupported </w:t>
+      </w:r>
+      <w:r>
+        <w:rPr>
+          <w:b/>
+        </w:rPr>
+        <w:t>prediction</w:t>
+      </w:r>
+      <w:r>
+        <w:rPr>
+          <w:b w:val="0"/>
+        </w:rPr>
+        <w:t xml:space="preserve"> and a justified next test. Changed condition: B wins on one new task after the team chooses it because A fails.</w:t>
+      </w:r>
+    </w:p>
+    <w:p>
+      <w:pPr>
+        <w:spacing w:line="336" w:lineRule="auto" w:after="180"/>
+      </w:pPr>
+      <w:r>
+        <w:rPr>
+          <w:b w:val="0"/>
+        </w:rPr>
+        <w:t>Expected result: Treat that selected demonstration as exploratory, not a replacement for the original result. Reason: Case selection now depends on outcomes.</w:t>
+      </w:r>
+    </w:p>
+    <w:p>
+      <w:pPr>
+        <w:spacing w:line="336" w:lineRule="auto" w:after="180"/>
+        <w:shd w:fill="F5F1FB"/>
+      </w:pPr>
+      <w:r>
+        <w:rPr>
+          <w:b w:val="0"/>
+        </w:rPr>
+        <w:t>Predict before checking the worked changed-case result. Name what changed and what the supplied facts allow you to conclude.</w:t>
+      </w:r>
+    </w:p>
+    <w:p>
+      <w:pPr>
+        <w:pStyle w:val="Heading3"/>
+      </w:pPr>
+      <w:r>
+        <w:t>05. Connect the explanation to its limit</w:t>
+      </w:r>
+    </w:p>
+    <w:p>
+      <w:r>
+        <w:drawing>
+          <wp:inline xmlns:a="http://schemas.openxmlformats.org/drawingml/2006/main" xmlns:pic="http://schemas.openxmlformats.org/drawingml/2006/picture">
+            <wp:extent cx="5486400" cy="2834640"/>
+            <wp:docPr id="7" name="Picture 7" descr="A negative result can be informative when methods and limits are clear. A tie does not prove the methods are equivalent under all conditions or that the experiment was worthless. Limit: A tie on eight cases is not an equivalence test; uncertainty and practical thresholds remain unspecified."/>
+            <wp:cNvGraphicFramePr>
+              <a:graphicFrameLocks noChangeAspect="1"/>
+            </wp:cNvGraphicFramePr>
+            <a:graphic>
+              <a:graphicData uri="http://schemas.openxmlformats.org/drawingml/2006/picture">
+                <pic:pic>
+                  <pic:nvPicPr>
+                    <pic:cNvPr id="0" name="academy-story-ai-7-28-05.png"/>
+                    <pic:cNvPicPr/>
+                  </pic:nvPicPr>
+                  <pic:blipFill>
+                    <a:blip r:embed="rId15"/>
+                    <a:stretch>
+                      <a:fillRect/>
+                    </a:stretch>
+                  </pic:blipFill>
+                  <pic:spPr>
+                    <a:xfrm>
+                      <a:off x="0" y="0"/>
+                      <a:ext cx="5486400" cy="2834640"/>
+                    </a:xfrm>
+                    <a:prstGeom prst="rect"/>
+                  </pic:spPr>
+                </pic:pic>
+              </a:graphicData>
+            </a:graphic>
+          </wp:inline>
+        </w:drawing>
+      </w:r>
+    </w:p>
+    <w:p>
+      <w:pPr>
+        <w:spacing w:line="336" w:lineRule="auto" w:after="180"/>
+      </w:pPr>
+      <w:r>
+        <w:rPr>
+          <w:b w:val="0"/>
+        </w:rPr>
+        <w:t xml:space="preserve">A </w:t>
+      </w:r>
+      <w:r>
+        <w:rPr>
+          <w:b/>
+        </w:rPr>
+        <w:t>negative result</w:t>
+      </w:r>
+      <w:r>
+        <w:rPr>
+          <w:b w:val="0"/>
+        </w:rPr>
+        <w:t xml:space="preserve"> can be informative when methods and limits are clear. A tie does not prove the methods are equivalent under all conditions or that the experiment was worthless.</w:t>
+      </w:r>
+    </w:p>
+    <w:p>
+      <w:pPr>
+        <w:spacing w:line="336" w:lineRule="auto" w:after="180"/>
+      </w:pPr>
+      <w:r>
+        <w:rPr>
+          <w:b w:val="0"/>
+        </w:rPr>
+        <w:t xml:space="preserve">Limit: A tie on eight cases is not an </w:t>
+      </w:r>
+      <w:r>
+        <w:rPr>
+          <w:b/>
+        </w:rPr>
+        <w:t>equivalence</w:t>
+      </w:r>
+      <w:r>
+        <w:rPr>
+          <w:b w:val="0"/>
+        </w:rPr>
+        <w:t xml:space="preserve"> test; uncertainty and practical thresholds remain unspecified.</w:t>
+      </w:r>
+    </w:p>
+    <w:p>
+      <w:pPr>
+        <w:spacing w:line="336" w:lineRule="auto" w:after="180"/>
+        <w:shd w:fill="F5F1FB"/>
+      </w:pPr>
+      <w:r>
+        <w:rPr>
+          <w:b w:val="0"/>
+        </w:rPr>
+        <w:t>Explain the case, then point to a limit on the claim.</w:t>
+      </w:r>
+    </w:p>
+    <w:p>
+      <w:pPr>
+        <w:pStyle w:val="Heading3"/>
+      </w:pPr>
+      <w:r>
+        <w:t>06. Make the idea visible in your project</w:t>
+      </w:r>
+    </w:p>
+    <w:p>
+      <w:r>
+        <w:drawing>
+          <wp:inline xmlns:a="http://schemas.openxmlformats.org/drawingml/2006/main" xmlns:pic="http://schemas.openxmlformats.org/drawingml/2006/picture">
+            <wp:extent cx="5486400" cy="3681984"/>
+            <wp:docPr id="8" name="Picture 8" descr="For the Reproducible AI Research Study, retain an annotated worked trace and the changed-case reasoning. Connect the claim to its records, units and assumptions so another investigator can challenge or reproduce it. Draw your input, deciding step, result and limit. Supported question: Does a 6/8 tie support the prediction that B scores higher? Explain why one newly selected favourable demonstration does not replace the original result or prove equivalence."/>
+            <wp:cNvGraphicFramePr>
+              <a:graphicFrameLocks noChangeAspect="1"/>
+            </wp:cNvGraphicFramePr>
+            <a:graphic>
+              <a:graphicData uri="http://schemas.openxmlformats.org/drawingml/2006/picture">
+                <pic:pic>
+                  <pic:nvPicPr>
+                    <pic:cNvPr id="0" name="academy-story-ai-7-28-06.png"/>
+                    <pic:cNvPicPr/>
+                  </pic:nvPicPr>
+                  <pic:blipFill>
+                    <a:blip r:embed="rId16"/>
+                    <a:stretch>
+                      <a:fillRect/>
+                    </a:stretch>
+                  </pic:blipFill>
+                  <pic:spPr>
+                    <a:xfrm>
+                      <a:off x="0" y="0"/>
+                      <a:ext cx="5486400" cy="3681984"/>
+                    </a:xfrm>
+                    <a:prstGeom prst="rect"/>
+                  </pic:spPr>
+                </pic:pic>
+              </a:graphicData>
+            </a:graphic>
+          </wp:inline>
+        </w:drawing>
+      </w:r>
+    </w:p>
+    <w:p>
+      <w:pPr>
+        <w:spacing w:line="336" w:lineRule="auto" w:after="180"/>
+      </w:pPr>
+      <w:r>
+        <w:rPr>
+          <w:b w:val="0"/>
+        </w:rPr>
+        <w:t>For the Reproducible AI Research Study, retain an annotated worked trace and the changed-case reasoning. Connect the claim to its records, units and assumptions so another investigator can challenge or reproduce it.</w:t>
+      </w:r>
+    </w:p>
+    <w:p>
+      <w:pPr>
+        <w:spacing w:line="336" w:lineRule="auto" w:after="180"/>
+      </w:pPr>
+      <w:r>
+        <w:rPr>
+          <w:b w:val="0"/>
+        </w:rPr>
+        <w:t xml:space="preserve">Draw your </w:t>
+      </w:r>
+      <w:r>
+        <w:rPr>
+          <w:b/>
+        </w:rPr>
+        <w:t>input</w:t>
+      </w:r>
+      <w:r>
+        <w:rPr>
+          <w:b w:val="0"/>
+        </w:rPr>
+        <w:t xml:space="preserve">, deciding step, result and limit. Supported question: Does a 6/8 tie support the </w:t>
+      </w:r>
+      <w:r>
+        <w:rPr>
+          <w:b/>
+        </w:rPr>
+        <w:t>prediction</w:t>
+      </w:r>
+      <w:r>
+        <w:rPr>
+          <w:b w:val="0"/>
+        </w:rPr>
+        <w:t xml:space="preserve"> that B scores higher?</w:t>
+      </w:r>
+    </w:p>
+    <w:p>
+      <w:pPr>
+        <w:spacing w:line="336" w:lineRule="auto" w:after="180"/>
+      </w:pPr>
+      <w:r>
+        <w:rPr>
+          <w:b w:val="0"/>
+        </w:rPr>
+        <w:t xml:space="preserve">Explain why one newly selected favourable demonstration does not replace the original result or prove </w:t>
+      </w:r>
+      <w:r>
+        <w:rPr>
+          <w:b/>
+        </w:rPr>
+        <w:t>equivalence</w:t>
+      </w:r>
+      <w:r>
+        <w:rPr>
+          <w:b w:val="0"/>
+        </w:rPr>
+        <w:t>.</w:t>
+      </w:r>
+    </w:p>
+    <w:p>
+      <w:pPr>
+        <w:spacing w:line="336" w:lineRule="auto" w:after="180"/>
+        <w:shd w:fill="F5F1FB"/>
+      </w:pPr>
+      <w:r>
+        <w:rPr>
+          <w:b w:val="0"/>
+        </w:rPr>
+        <w:t xml:space="preserve">Draw your project trace and justify the deciding step using </w:t>
+      </w:r>
+      <w:r>
+        <w:rPr>
+          <w:b/>
+        </w:rPr>
+        <w:t>evidence</w:t>
+      </w:r>
+      <w:r>
+        <w:rPr>
+          <w:b w:val="0"/>
+        </w:rPr>
+        <w:t>.</w:t>
       </w:r>
     </w:p>
     <w:sectPr>

--- a/downloads/student/ai-7-week-28.docx
+++ b/downloads/student/ai-7-week-28.docx
@@ -25,12 +25,17 @@
         <w:pStyle w:val="Heading1"/>
       </w:pPr>
       <w:r>
-        <w:t>Before you start</w:t>
-      </w:r>
-    </w:p>
-    <w:p>
-      <w:r>
-        <w:t>Recall Robustness across conditions. Explain why a recorded result needs its input conditions and evidence source before it can support a claim.</w:t>
+        <w:t>Report the unmet prediction and revise the claim honestly</w:t>
+      </w:r>
+    </w:p>
+    <w:p>
+      <w:r>
+        <w:t>Preserve negative results without turning a tie into equivalence or selected demonstrations into confirmation.</w:t>
+      </w:r>
+    </w:p>
+    <w:p>
+      <w:r>
+        <w:t>Question and contract → complete main ledger → separate picture → boundary probes → investigation → independent attempt.</w:t>
       </w:r>
     </w:p>
     <w:p>
@@ -38,20 +43,20 @@
         <w:pStyle w:val="Heading1"/>
       </w:pPr>
       <w:r>
-        <w:t>01. Your mission</w:t>
-      </w:r>
-    </w:p>
-    <w:p>
-      <w:r>
-        <w:t>Start with the target: Explain the mechanism and terminology of negative results and claim revision. Try the recall before opening notes.</w:t>
-      </w:r>
-    </w:p>
-    <w:p>
-      <w:pPr>
-        <w:pStyle w:val="Heading3"/>
-      </w:pPr>
-      <w:r>
-        <w:t>Your learning target</w:t>
+        <w:t>01. Report the unmet prediction and revise the claim honestly</w:t>
+      </w:r>
+    </w:p>
+    <w:p>
+      <w:r>
+        <w:t>Preserve negative results without turning a tie into equivalence or selected demonstrations into confirmation.</w:t>
+      </w:r>
+    </w:p>
+    <w:p>
+      <w:pPr>
+        <w:pStyle w:val="Heading2"/>
+      </w:pPr>
+      <w:r>
+        <w:t>Learning goals</w:t>
       </w:r>
     </w:p>
     <w:p>
@@ -125,10 +130,10 @@
     </w:p>
     <w:p>
       <w:pPr>
-        <w:pStyle w:val="Heading3"/>
-      </w:pPr>
-      <w:r>
-        <w:t>Remember before reading</w:t>
+        <w:pStyle w:val="Heading2"/>
+      </w:pPr>
+      <w:r>
+        <w:t>Retrieve before reading</w:t>
       </w:r>
     </w:p>
     <w:p>
@@ -200,6 +205,112 @@
     </w:p>
     <w:p>
       <w:pPr>
+        <w:pStyle w:val="Heading2"/>
+      </w:pPr>
+      <w:r>
+        <w:t>Starting explanation</w:t>
+      </w:r>
+    </w:p>
+    <w:p>
+      <w:pPr>
+        <w:pStyle w:val="ListBullet"/>
+      </w:pPr>
+      <w:r>
+        <w:t>Recall Robustness across conditions. Explain why a recorded result needs its input conditions and evidence source before it can support a claim.</w:t>
+      </w:r>
+    </w:p>
+    <w:p>
+      <w:pPr>
+        <w:pStyle w:val="Heading3"/>
+      </w:pPr>
+      <w:r>
+        <w:t>My starting explanation</w:t>
+      </w:r>
+    </w:p>
+    <w:p>
+      <w:r>
+        <w:t>________________________________________________________________</w:t>
+      </w:r>
+    </w:p>
+    <w:p>
+      <w:r>
+        <w:t>________________________________________________________________</w:t>
+      </w:r>
+    </w:p>
+    <w:p>
+      <w:r>
+        <w:t>________________________________________________________________</w:t>
+      </w:r>
+    </w:p>
+    <w:p>
+      <w:pPr>
+        <w:pStyle w:val="Heading2"/>
+      </w:pPr>
+      <w:r>
+        <w:t>End goal</w:t>
+      </w:r>
+    </w:p>
+    <w:p>
+      <w:pPr>
+        <w:spacing w:line="336" w:lineRule="auto" w:after="180"/>
+      </w:pPr>
+      <w:r>
+        <w:rPr>
+          <w:b w:val="0"/>
+        </w:rPr>
+        <w:t xml:space="preserve">Explain </w:t>
+      </w:r>
+      <w:r>
+        <w:rPr>
+          <w:b/>
+        </w:rPr>
+        <w:t>negative result</w:t>
+      </w:r>
+      <w:r>
+        <w:rPr>
+          <w:b w:val="0"/>
+        </w:rPr>
+        <w:t xml:space="preserve">s and </w:t>
+      </w:r>
+      <w:r>
+        <w:rPr>
+          <w:b/>
+        </w:rPr>
+        <w:t>claim revision</w:t>
+      </w:r>
+      <w:r>
+        <w:rPr>
+          <w:b w:val="0"/>
+        </w:rPr>
+        <w:t xml:space="preserve"> using the records and boundaries of this fictional investigation.</w:t>
+      </w:r>
+    </w:p>
+    <w:p>
+      <w:pPr>
+        <w:pStyle w:val="Heading2"/>
+      </w:pPr>
+      <w:r>
+        <w:t>Earlier wording, alternatives and picture transcripts · reference / check after trying</w:t>
+      </w:r>
+    </w:p>
+    <w:p>
+      <w:pPr>
+        <w:pStyle w:val="Heading3"/>
+      </w:pPr>
+      <w:r>
+        <w:t>Your learning target</w:t>
+      </w:r>
+    </w:p>
+    <w:p>
+      <w:pPr>
+        <w:pStyle w:val="Heading3"/>
+      </w:pPr>
+      <w:r>
+        <w:t>Remember before reading</w:t>
+      </w:r>
+    </w:p>
+    <w:p>
+      <w:pPr>
         <w:spacing w:line="336" w:lineRule="auto" w:after="180"/>
       </w:pPr>
       <w:r>
@@ -282,13 +393,659 @@
     </w:p>
     <w:p>
       <w:pPr>
+        <w:pStyle w:val="Heading3"/>
+      </w:pPr>
+      <w:r>
+        <w:t>This week’s end goal</w:t>
+      </w:r>
+    </w:p>
+    <w:p>
+      <w:pPr>
+        <w:pStyle w:val="Heading1"/>
+      </w:pPr>
+      <w:r>
+        <w:t>02. Understand the question and evidence contract</w:t>
+      </w:r>
+    </w:p>
+    <w:p>
+      <w:r>
+        <w:t>Preserve negative results without turning a tie into equivalence or selected demonstrations into confirmation.</w:t>
+      </w:r>
+    </w:p>
+    <w:p>
+      <w:pPr>
+        <w:pStyle w:val="Heading2"/>
+      </w:pPr>
+      <w:r>
+        <w:t>Start with the research problem</w:t>
+      </w:r>
+    </w:p>
+    <w:p>
+      <w:pPr>
         <w:spacing w:line="336" w:lineRule="auto" w:after="180"/>
       </w:pPr>
       <w:r>
         <w:rPr>
           <w:b w:val="0"/>
         </w:rPr>
-        <w:t xml:space="preserve">Recall Robustness across conditions. Explain why a recorded result needs its </w:t>
+        <w:t>A result is informative even when it does not meet the original expectation. Start with the criterion that was recorded before results, then state what the supplied evidence actually shows. An observed tie fails a strict-improvement prediction, but it does not prove equal population performance.</w:t>
+      </w:r>
+    </w:p>
+    <w:p>
+      <w:pPr>
+        <w:spacing w:line="336" w:lineRule="auto" w:after="180"/>
+      </w:pPr>
+      <w:r>
+        <w:rPr>
+          <w:b w:val="0"/>
+        </w:rPr>
+        <w:t>A useful next question can follow; label it new work rather than replacing the original hypothesis with one chosen to fit the outcome.</w:t>
+      </w:r>
+    </w:p>
+    <w:p>
+      <w:pPr>
+        <w:pStyle w:val="Heading2"/>
+      </w:pPr>
+      <w:r>
+        <w:t>Original concept explanation</w:t>
+      </w:r>
+    </w:p>
+    <w:p>
+      <w:pPr>
+        <w:spacing w:line="336" w:lineRule="auto" w:after="180"/>
+      </w:pPr>
+      <w:r>
+        <w:rPr>
+          <w:b/>
+        </w:rPr>
+        <w:t>Negative result</w:t>
+      </w:r>
+      <w:r>
+        <w:rPr>
+          <w:b w:val="0"/>
+        </w:rPr>
+        <w:t xml:space="preserve">s report that the </w:t>
+      </w:r>
+      <w:r>
+        <w:rPr>
+          <w:b/>
+        </w:rPr>
+        <w:t>evidence</w:t>
+      </w:r>
+      <w:r>
+        <w:rPr>
+          <w:b w:val="0"/>
+        </w:rPr>
+        <w:t xml:space="preserve"> did not meet a declared expectation. They can reveal design limits or useful constraints without proving no effect anywhere.</w:t>
+      </w:r>
+    </w:p>
+    <w:p>
+      <w:pPr>
+        <w:pStyle w:val="Heading2"/>
+      </w:pPr>
+      <w:r>
+        <w:t>Complete case inputs, rules and limits</w:t>
+      </w:r>
+    </w:p>
+    <w:tbl>
+      <w:tblPr>
+        <w:tblStyle w:val="LightShading-Accent1"/>
+        <w:tblW w:type="auto" w:w="0"/>
+        <w:tblLook w:firstColumn="1" w:firstRow="1" w:lastColumn="0" w:lastRow="0" w:noHBand="0" w:noVBand="1" w:val="04A0"/>
+      </w:tblPr>
+      <w:tblGrid>
+        <w:gridCol w:w="5112"/>
+        <w:gridCol w:w="5112"/>
+      </w:tblGrid>
+      <w:tr>
+        <w:trPr>
+          <w:tblHeader/>
+        </w:trPr>
+        <w:tc>
+          <w:tcPr>
+            <w:tcW w:type="dxa" w:w="5112"/>
+          </w:tcPr>
+          <w:p>
+            <w:r>
+              <w:t>Claim item</w:t>
+            </w:r>
+          </w:p>
+        </w:tc>
+        <w:tc>
+          <w:tcPr>
+            <w:tcW w:type="dxa" w:w="5112"/>
+          </w:tcPr>
+          <w:p>
+            <w:r>
+              <w:t>Complete supplied exercise contract</w:t>
+            </w:r>
+          </w:p>
+        </w:tc>
+      </w:tr>
+      <w:tr>
+        <w:tc>
+          <w:tcPr>
+            <w:tcW w:type="dxa" w:w="5112"/>
+          </w:tcPr>
+          <w:p>
+            <w:r>
+              <w:t>Main prediction</w:t>
+            </w:r>
+          </w:p>
+        </w:tc>
+        <w:tc>
+          <w:tcPr>
+            <w:tcW w:type="dxa" w:w="5112"/>
+          </w:tcPr>
+          <w:p>
+            <w:r>
+              <w:t>B support-pass count strictly above A on the reserved cases</w:t>
+            </w:r>
+          </w:p>
+        </w:tc>
+      </w:tr>
+      <w:tr>
+        <w:tc>
+          <w:tcPr>
+            <w:tcW w:type="dxa" w:w="5112"/>
+          </w:tcPr>
+          <w:p>
+            <w:r>
+              <w:t>Main supplied results</w:t>
+            </w:r>
+          </w:p>
+        </w:tc>
+        <w:tc>
+          <w:tcPr>
+            <w:tcW w:type="dxa" w:w="5112"/>
+          </w:tcPr>
+          <w:p>
+            <w:r>
+              <w:t>A and B each pass eight of ten</w:t>
+            </w:r>
+          </w:p>
+        </w:tc>
+      </w:tr>
+      <w:tr>
+        <w:tc>
+          <w:tcPr>
+            <w:tcW w:type="dxa" w:w="5112"/>
+          </w:tcPr>
+          <w:p>
+            <w:r>
+              <w:t>Decision about prediction</w:t>
+            </w:r>
+          </w:p>
+        </w:tc>
+        <w:tc>
+          <w:tcPr>
+            <w:tcW w:type="dxa" w:w="5112"/>
+          </w:tcPr>
+          <w:p>
+            <w:r>
+              <w:t>Strict observed improvement is not met</w:t>
+            </w:r>
+          </w:p>
+        </w:tc>
+      </w:tr>
+      <w:tr>
+        <w:tc>
+          <w:tcPr>
+            <w:tcW w:type="dxa" w:w="5112"/>
+          </w:tcPr>
+          <w:p>
+            <w:r>
+              <w:t>Separate picture</w:t>
+            </w:r>
+          </w:p>
+        </w:tc>
+        <w:tc>
+          <w:tcPr>
+            <w:tcW w:type="dxa" w:w="5112"/>
+          </w:tcPr>
+          <w:p>
+            <w:r>
+              <w:t>A and B each correct on six of eight; higher B was predicted</w:t>
+            </w:r>
+          </w:p>
+        </w:tc>
+      </w:tr>
+      <w:tr>
+        <w:tc>
+          <w:tcPr>
+            <w:tcW w:type="dxa" w:w="5112"/>
+          </w:tcPr>
+          <w:p>
+            <w:r>
+              <w:t>Later new task</w:t>
+            </w:r>
+          </w:p>
+        </w:tc>
+        <w:tc>
+          <w:tcPr>
+            <w:tcW w:type="dxa" w:w="5112"/>
+          </w:tcPr>
+          <w:p>
+            <w:r>
+              <w:t>Chosen because A fails; B wins on that selected task</w:t>
+            </w:r>
+          </w:p>
+        </w:tc>
+      </w:tr>
+      <w:tr>
+        <w:tc>
+          <w:tcPr>
+            <w:tcW w:type="dxa" w:w="5112"/>
+          </w:tcPr>
+          <w:p>
+            <w:r>
+              <w:t>Selection status</w:t>
+            </w:r>
+          </w:p>
+        </w:tc>
+        <w:tc>
+          <w:tcPr>
+            <w:tcW w:type="dxa" w:w="5112"/>
+          </w:tcPr>
+          <w:p>
+            <w:r>
+              <w:t>Post-result, favorable selection; not a replacement reserved evaluation</w:t>
+            </w:r>
+          </w:p>
+        </w:tc>
+      </w:tr>
+      <w:tr>
+        <w:tc>
+          <w:tcPr>
+            <w:tcW w:type="dxa" w:w="5112"/>
+          </w:tcPr>
+          <w:p>
+            <w:r>
+              <w:t>Unknown evidence</w:t>
+            </w:r>
+          </w:p>
+        </w:tc>
+        <w:tc>
+          <w:tcPr>
+            <w:tcW w:type="dxa" w:w="5112"/>
+          </w:tcPr>
+          <w:p>
+            <w:r>
+              <w:t>Paired case identities, uncertainty, equivalence margin, population equality and universal usefulness</w:t>
+            </w:r>
+          </w:p>
+        </w:tc>
+      </w:tr>
+    </w:tbl>
+    <w:p>
+      <w:pPr>
+        <w:pStyle w:val="Heading2"/>
+      </w:pPr>
+      <w:r>
+        <w:t>Name given and missing evidence</w:t>
+      </w:r>
+    </w:p>
+    <w:p>
+      <w:pPr>
+        <w:pStyle w:val="Heading3"/>
+      </w:pPr>
+      <w:r>
+        <w:t>List the given facts and one fact that is not supplied.</w:t>
+      </w:r>
+    </w:p>
+    <w:p>
+      <w:r>
+        <w:t>________________________________________________________________</w:t>
+      </w:r>
+    </w:p>
+    <w:p>
+      <w:r>
+        <w:t>________________________________________________________________</w:t>
+      </w:r>
+    </w:p>
+    <w:p>
+      <w:r>
+        <w:t>________________________________________________________________</w:t>
+      </w:r>
+    </w:p>
+    <w:p>
+      <w:pPr>
+        <w:pStyle w:val="Heading2"/>
+      </w:pPr>
+      <w:r>
+        <w:t>Earlier wording, alternatives and picture transcripts · reference / check after trying</w:t>
+      </w:r>
+    </w:p>
+    <w:p>
+      <w:pPr>
+        <w:spacing w:line="336" w:lineRule="auto" w:after="180"/>
+      </w:pPr>
+      <w:r>
+        <w:rPr>
+          <w:b w:val="0"/>
+        </w:rPr>
+        <w:t>Begin by writing the question the procedure is intended to answer. Identify the information already supplied, the information it will produce and the information still missing.</w:t>
+      </w:r>
+    </w:p>
+    <w:p>
+      <w:pPr>
+        <w:spacing w:line="336" w:lineRule="auto" w:after="180"/>
+      </w:pPr>
+      <w:r>
+        <w:rPr>
+          <w:b w:val="0"/>
+        </w:rPr>
+        <w:t>These are constructed classroom examples; they do not require live accounts, private records or an external service. Do not treat a plausible explanation as a measured outcome.</w:t>
+      </w:r>
+    </w:p>
+    <w:p>
+      <w:pPr>
+        <w:pStyle w:val="Heading1"/>
+      </w:pPr>
+      <w:r>
+        <w:t>03. Trace the complete main case before interpreting it</w:t>
+      </w:r>
+    </w:p>
+    <w:p>
+      <w:r>
+        <w:t>Follow each evidence-to-conclusion step and retain unknown quantities.</w:t>
+      </w:r>
+    </w:p>
+    <w:p>
+      <w:pPr>
+        <w:pStyle w:val="Heading2"/>
+      </w:pPr>
+      <w:r>
+        <w:t>Original declared procedure</w:t>
+      </w:r>
+    </w:p>
+    <w:p>
+      <w:pPr>
+        <w:spacing w:line="336" w:lineRule="auto" w:after="180"/>
+      </w:pPr>
+      <w:r>
+        <w:rPr>
+          <w:b w:val="0"/>
+        </w:rPr>
+        <w:t xml:space="preserve">Compare results with the original criterion and uncertainty assumptions. Preserve the failed hypothesis, discuss plausible </w:t>
+      </w:r>
+      <w:r>
+        <w:rPr>
+          <w:b/>
+        </w:rPr>
+        <w:t>mechanism</w:t>
+      </w:r>
+      <w:r>
+        <w:rPr>
+          <w:b w:val="0"/>
+        </w:rPr>
+        <w:t>s and label revised questions as new work.</w:t>
+      </w:r>
+    </w:p>
+    <w:p>
+      <w:pPr>
+        <w:pStyle w:val="Heading2"/>
+      </w:pPr>
+      <w:r>
+        <w:t>Complete main-case evidence ledger</w:t>
+      </w:r>
+    </w:p>
+    <w:tbl>
+      <w:tblPr>
+        <w:tblStyle w:val="LightShading-Accent1"/>
+        <w:tblW w:type="auto" w:w="0"/>
+        <w:tblLook w:firstColumn="1" w:firstRow="1" w:lastColumn="0" w:lastRow="0" w:noHBand="0" w:noVBand="1" w:val="04A0"/>
+      </w:tblPr>
+      <w:tblGrid>
+        <w:gridCol w:w="3408"/>
+        <w:gridCol w:w="3408"/>
+        <w:gridCol w:w="3408"/>
+      </w:tblGrid>
+      <w:tr>
+        <w:trPr>
+          <w:tblHeader/>
+        </w:trPr>
+        <w:tc>
+          <w:tcPr>
+            <w:tcW w:type="dxa" w:w="3408"/>
+          </w:tcPr>
+          <w:p>
+            <w:r>
+              <w:t>Main claim step</w:t>
+            </w:r>
+          </w:p>
+        </w:tc>
+        <w:tc>
+          <w:tcPr>
+            <w:tcW w:type="dxa" w:w="3408"/>
+          </w:tcPr>
+          <w:p>
+            <w:r>
+              <w:t>Complete result</w:t>
+            </w:r>
+          </w:p>
+        </w:tc>
+        <w:tc>
+          <w:tcPr>
+            <w:tcW w:type="dxa" w:w="3408"/>
+          </w:tcPr>
+          <w:p>
+            <w:r>
+              <w:t>Supported wording</w:t>
+            </w:r>
+          </w:p>
+        </w:tc>
+      </w:tr>
+      <w:tr>
+        <w:tc>
+          <w:tcPr>
+            <w:tcW w:type="dxa" w:w="3408"/>
+          </w:tcPr>
+          <w:p>
+            <w:r>
+              <w:t>A observed support passes</w:t>
+            </w:r>
+          </w:p>
+        </w:tc>
+        <w:tc>
+          <w:tcPr>
+            <w:tcW w:type="dxa" w:w="3408"/>
+          </w:tcPr>
+          <w:p>
+            <w:r>
+              <w:t>8/10 = 80%</w:t>
+            </w:r>
+          </w:p>
+        </w:tc>
+        <w:tc>
+          <w:tcPr>
+            <w:tcW w:type="dxa" w:w="3408"/>
+          </w:tcPr>
+          <w:p>
+            <w:r>
+              <w:t>Report supplied count and denominator</w:t>
+            </w:r>
+          </w:p>
+        </w:tc>
+      </w:tr>
+      <w:tr>
+        <w:tc>
+          <w:tcPr>
+            <w:tcW w:type="dxa" w:w="3408"/>
+          </w:tcPr>
+          <w:p>
+            <w:r>
+              <w:t>B observed support passes</w:t>
+            </w:r>
+          </w:p>
+        </w:tc>
+        <w:tc>
+          <w:tcPr>
+            <w:tcW w:type="dxa" w:w="3408"/>
+          </w:tcPr>
+          <w:p>
+            <w:r>
+              <w:t>8/10 = 80%</w:t>
+            </w:r>
+          </w:p>
+        </w:tc>
+        <w:tc>
+          <w:tcPr>
+            <w:tcW w:type="dxa" w:w="3408"/>
+          </w:tcPr>
+          <w:p>
+            <w:r>
+              <w:t>Same observed count</w:t>
+            </w:r>
+          </w:p>
+        </w:tc>
+      </w:tr>
+      <w:tr>
+        <w:tc>
+          <w:tcPr>
+            <w:tcW w:type="dxa" w:w="3408"/>
+          </w:tcPr>
+          <w:p>
+            <w:r>
+              <w:t>Observed difference</w:t>
+            </w:r>
+          </w:p>
+        </w:tc>
+        <w:tc>
+          <w:tcPr>
+            <w:tcW w:type="dxa" w:w="3408"/>
+          </w:tcPr>
+          <w:p>
+            <w:r>
+              <w:t>80% − 80% = 0 percentage points</w:t>
+            </w:r>
+          </w:p>
+        </w:tc>
+        <w:tc>
+          <w:tcPr>
+            <w:tcW w:type="dxa" w:w="3408"/>
+          </w:tcPr>
+          <w:p>
+            <w:r>
+              <w:t>Strict improvement not observed</w:t>
+            </w:r>
+          </w:p>
+        </w:tc>
+      </w:tr>
+      <w:tr>
+        <w:tc>
+          <w:tcPr>
+            <w:tcW w:type="dxa" w:w="3408"/>
+          </w:tcPr>
+          <w:p>
+            <w:r>
+              <w:t>Original expectation</w:t>
+            </w:r>
+          </w:p>
+        </w:tc>
+        <w:tc>
+          <w:tcPr>
+            <w:tcW w:type="dxa" w:w="3408"/>
+          </w:tcPr>
+          <w:p>
+            <w:r>
+              <w:t>B strictly above A</w:t>
+            </w:r>
+          </w:p>
+        </w:tc>
+        <w:tc>
+          <w:tcPr>
+            <w:tcW w:type="dxa" w:w="3408"/>
+          </w:tcPr>
+          <w:p>
+            <w:r>
+              <w:t>Expectation unmet on these cases</w:t>
+            </w:r>
+          </w:p>
+        </w:tc>
+      </w:tr>
+      <w:tr>
+        <w:tc>
+          <w:tcPr>
+            <w:tcW w:type="dxa" w:w="3408"/>
+          </w:tcPr>
+          <w:p>
+            <w:r>
+              <w:t>Population equality</w:t>
+            </w:r>
+          </w:p>
+        </w:tc>
+        <w:tc>
+          <w:tcPr>
+            <w:tcW w:type="dxa" w:w="3408"/>
+          </w:tcPr>
+          <w:p>
+            <w:r>
+              <w:t>Not tested or established</w:t>
+            </w:r>
+          </w:p>
+        </w:tc>
+        <w:tc>
+          <w:tcPr>
+            <w:tcW w:type="dxa" w:w="3408"/>
+          </w:tcPr>
+          <w:p>
+            <w:r>
+              <w:t>Do not say both methods are universally identical</w:t>
+            </w:r>
+          </w:p>
+        </w:tc>
+      </w:tr>
+      <w:tr>
+        <w:tc>
+          <w:tcPr>
+            <w:tcW w:type="dxa" w:w="3408"/>
+          </w:tcPr>
+          <w:p>
+            <w:r>
+              <w:t>Next question</w:t>
+            </w:r>
+          </w:p>
+        </w:tc>
+        <w:tc>
+          <w:tcPr>
+            <w:tcW w:type="dxa" w:w="3408"/>
+          </w:tcPr>
+          <w:p>
+            <w:r>
+              <w:t>Can be proposed with a new design</w:t>
+            </w:r>
+          </w:p>
+        </w:tc>
+        <w:tc>
+          <w:tcPr>
+            <w:tcW w:type="dxa" w:w="3408"/>
+          </w:tcPr>
+          <w:p>
+            <w:r>
+              <w:t>Preserve original result and identify new exploratory work</w:t>
+            </w:r>
+          </w:p>
+        </w:tc>
+      </w:tr>
+    </w:tbl>
+    <w:p>
+      <w:pPr>
+        <w:pStyle w:val="Heading2"/>
+      </w:pPr>
+      <w:r>
+        <w:t>State the scope and explain the visual</w:t>
+      </w:r>
+    </w:p>
+    <w:p>
+      <w:pPr>
+        <w:spacing w:line="336" w:lineRule="auto" w:after="180"/>
+      </w:pPr>
+      <w:r>
+        <w:rPr>
+          <w:b w:val="0"/>
+        </w:rPr>
+        <w:t xml:space="preserve">Before applying the procedure, write its units, denominator or decision boundary where relevant. A partner should be able to repeat each step using the same </w:t>
       </w:r>
       <w:r>
         <w:rPr>
@@ -300,50 +1057,30 @@
         <w:rPr>
           <w:b w:val="0"/>
         </w:rPr>
-        <w:t xml:space="preserve"> conditions and </w:t>
+        <w:t>s.</w:t>
+      </w:r>
+    </w:p>
+    <w:p>
+      <w:pPr>
+        <w:spacing w:line="336" w:lineRule="auto" w:after="180"/>
+      </w:pPr>
+      <w:r>
+        <w:rPr>
+          <w:b w:val="0"/>
+        </w:rPr>
+        <w:t xml:space="preserve">If a required </w:t>
       </w:r>
       <w:r>
         <w:rPr>
           <w:b/>
         </w:rPr>
-        <w:t>evidence</w:t>
+        <w:t>input</w:t>
       </w:r>
       <w:r>
         <w:rPr>
           <w:b w:val="0"/>
         </w:rPr>
-        <w:t xml:space="preserve"> source before it can support a claim.</w:t>
-      </w:r>
-    </w:p>
-    <w:p>
-      <w:pPr>
-        <w:pStyle w:val="Heading3"/>
-      </w:pPr>
-      <w:r>
-        <w:t>My starting explanation</w:t>
-      </w:r>
-    </w:p>
-    <w:p>
-      <w:r>
-        <w:t>________________________________________________________________</w:t>
-      </w:r>
-    </w:p>
-    <w:p>
-      <w:r>
-        <w:t>________________________________________________________________</w:t>
-      </w:r>
-    </w:p>
-    <w:p>
-      <w:r>
-        <w:t>________________________________________________________________</w:t>
-      </w:r>
-    </w:p>
-    <w:p>
-      <w:pPr>
-        <w:pStyle w:val="Heading3"/>
-      </w:pPr>
-      <w:r>
-        <w:t>This week’s end goal</w:t>
+        <w:t xml:space="preserve"> is absent or violates the stated contract, record that condition explicitly instead of quietly replacing it with a convenient value.</w:t>
       </w:r>
     </w:p>
     <w:p>
@@ -354,154 +1091,27 @@
         <w:rPr>
           <w:b w:val="0"/>
         </w:rPr>
-        <w:t xml:space="preserve">Explain </w:t>
+        <w:t xml:space="preserve">Point to the </w:t>
       </w:r>
       <w:r>
         <w:rPr>
           <w:b/>
         </w:rPr>
-        <w:t>negative result</w:t>
+        <w:t>input</w:t>
       </w:r>
       <w:r>
         <w:rPr>
           <w:b w:val="0"/>
         </w:rPr>
-        <w:t xml:space="preserve">s and </w:t>
-      </w:r>
-      <w:r>
-        <w:rPr>
-          <w:b/>
-        </w:rPr>
-        <w:t>claim revision</w:t>
-      </w:r>
-      <w:r>
-        <w:rPr>
-          <w:b w:val="0"/>
-        </w:rPr>
-        <w:t xml:space="preserve"> using the records and boundaries of this fictional investigation.</w:t>
-      </w:r>
-    </w:p>
-    <w:p>
-      <w:pPr>
-        <w:pStyle w:val="Heading1"/>
-      </w:pPr>
-      <w:r>
-        <w:t>02. Notice the evidence</w:t>
-      </w:r>
-    </w:p>
-    <w:p>
-      <w:r>
-        <w:t>Investigate the supplied Negative results and claim revision case. Separate observations, given facts and assumptions before choosing an explanation.</w:t>
-      </w:r>
-    </w:p>
-    <w:p>
-      <w:pPr>
-        <w:spacing w:line="336" w:lineRule="auto" w:after="180"/>
-      </w:pPr>
-      <w:r>
-        <w:rPr>
-          <w:b/>
-        </w:rPr>
-        <w:t>Negative result</w:t>
-      </w:r>
-      <w:r>
-        <w:rPr>
-          <w:b w:val="0"/>
-        </w:rPr>
-        <w:t xml:space="preserve">s report that the </w:t>
-      </w:r>
-      <w:r>
-        <w:rPr>
-          <w:b/>
-        </w:rPr>
-        <w:t>evidence</w:t>
-      </w:r>
-      <w:r>
-        <w:rPr>
-          <w:b w:val="0"/>
-        </w:rPr>
-        <w:t xml:space="preserve"> did not meet a declared expectation. They can reveal design limits or useful constraints without proving no effect anywhere.</w:t>
-      </w:r>
-    </w:p>
-    <w:p>
-      <w:pPr>
-        <w:spacing w:line="336" w:lineRule="auto" w:after="180"/>
-      </w:pPr>
-      <w:r>
-        <w:rPr>
-          <w:b w:val="0"/>
-        </w:rPr>
-        <w:t>Begin by writing the question the procedure is intended to answer. Identify the information already supplied, the information it will produce and the information still missing.</w:t>
-      </w:r>
-    </w:p>
-    <w:p>
-      <w:pPr>
-        <w:spacing w:line="336" w:lineRule="auto" w:after="180"/>
-      </w:pPr>
-      <w:r>
-        <w:rPr>
-          <w:b w:val="0"/>
-        </w:rPr>
-        <w:t>These are constructed classroom examples; they do not require live accounts, private records or an external service. Do not treat a plausible explanation as a measured outcome.</w:t>
-      </w:r>
-    </w:p>
-    <w:p>
-      <w:pPr>
-        <w:pStyle w:val="Heading3"/>
-      </w:pPr>
-      <w:r>
-        <w:t>List the given facts and one fact that is not supplied.</w:t>
-      </w:r>
-    </w:p>
-    <w:p>
-      <w:r>
-        <w:t>________________________________________________________________</w:t>
-      </w:r>
-    </w:p>
-    <w:p>
-      <w:r>
-        <w:t>________________________________________________________________</w:t>
-      </w:r>
-    </w:p>
-    <w:p>
-      <w:r>
-        <w:t>________________________________________________________________</w:t>
-      </w:r>
-    </w:p>
-    <w:p>
-      <w:pPr>
-        <w:pStyle w:val="Heading1"/>
-      </w:pPr>
-      <w:r>
-        <w:t>03. See how it works</w:t>
-      </w:r>
-    </w:p>
-    <w:p>
-      <w:r>
-        <w:t>Follow the mechanism for Negative results and claim revision. Connect each labelled input, deciding step and result.</w:t>
-      </w:r>
-    </w:p>
-    <w:p>
-      <w:pPr>
-        <w:spacing w:line="336" w:lineRule="auto" w:after="180"/>
-      </w:pPr>
-      <w:r>
-        <w:rPr>
-          <w:b w:val="0"/>
-        </w:rPr>
-        <w:t xml:space="preserve">Compare results with the original criterion and uncertainty assumptions. Preserve the failed hypothesis, discuss plausible </w:t>
-      </w:r>
-      <w:r>
-        <w:rPr>
-          <w:b/>
-        </w:rPr>
-        <w:t>mechanism</w:t>
-      </w:r>
-      <w:r>
-        <w:rPr>
-          <w:b w:val="0"/>
-        </w:rPr>
-        <w:t>s and label revised questions as new work.</w:t>
+        <w:t>, the deciding step and the result in this week’s visual. Explain the same step in ordinary words. A picture helps when you can say what each part represents.</w:t>
+      </w:r>
+    </w:p>
+    <w:p>
+      <w:pPr>
+        <w:pStyle w:val="Heading2"/>
+      </w:pPr>
+      <w:r>
+        <w:t>Earlier wording, alternatives and picture transcripts · reference / check after trying</w:t>
       </w:r>
     </w:p>
     <w:p>
@@ -565,7 +1175,7 @@
           </w:tcPr>
           <w:p>
             <w:r>
-              <w:t>Hypothesis expects B support strictly above A. Both pass8/10 reserved cases.</w:t>
+              <w:t>Hypothesis expects B support strictly above A. Both pass 8/10 reserved cases.</w:t>
             </w:r>
           </w:p>
         </w:tc>
@@ -585,7 +1195,7 @@
           </w:tcPr>
           <w:p>
             <w:r>
-              <w:t>Strict improvement is not observed; both80%. This does not prove population equality or universal uselessness.</w:t>
+              <w:t>Strict improvement is not observed; both 80%. This does not prove population equality or universal uselessness.</w:t>
             </w:r>
           </w:p>
         </w:tc>
@@ -598,13 +1208,226 @@
     </w:p>
     <w:p>
       <w:pPr>
+        <w:pStyle w:val="Heading3"/>
+      </w:pPr>
+      <w:r>
+        <w:t>Connect the picture and the explanation</w:t>
+      </w:r>
+    </w:p>
+    <w:p>
+      <w:pPr>
+        <w:pStyle w:val="Heading1"/>
+      </w:pPr>
+      <w:r>
+        <w:t>04. Predict the changed case before reading the explanation</w:t>
+      </w:r>
+    </w:p>
+    <w:p>
+      <w:r>
+        <w:t>Keep the rule and evidence boundary visible.</w:t>
+      </w:r>
+    </w:p>
+    <w:p>
+      <w:pPr>
+        <w:pStyle w:val="Heading2"/>
+      </w:pPr>
+      <w:r>
+        <w:t>Main task and response</w:t>
+      </w:r>
+    </w:p>
+    <w:p>
+      <w:pPr>
+        <w:pStyle w:val="ListBullet"/>
+      </w:pPr>
+      <w:r>
+        <w:t>Hypothesis expects B support strictly above A. Both pass 8/10 reserved cases. Show the intermediate steps and give the conclusion with its scope.</w:t>
+      </w:r>
+    </w:p>
+    <w:p>
+      <w:pPr>
+        <w:pStyle w:val="Heading3"/>
+      </w:pPr>
+      <w:r>
+        <w:t>Keep the procedure fixed. Explain what changed in the inputs and result.</w:t>
+      </w:r>
+    </w:p>
+    <w:p>
+      <w:r>
+        <w:t>________________________________________________________________</w:t>
+      </w:r>
+    </w:p>
+    <w:p>
+      <w:r>
+        <w:t>________________________________________________________________</w:t>
+      </w:r>
+    </w:p>
+    <w:p>
+      <w:r>
+        <w:t>________________________________________________________________</w:t>
+      </w:r>
+    </w:p>
+    <w:p>
+      <w:r>
+        <w:t>________________________________________________________________</w:t>
+      </w:r>
+    </w:p>
+    <w:p>
+      <w:r>
+        <w:t>________________________________________________________________</w:t>
+      </w:r>
+    </w:p>
+    <w:p>
+      <w:pPr>
+        <w:pStyle w:val="Heading2"/>
+      </w:pPr>
+      <w:r>
+        <w:t>Predict the pictured change</w:t>
+      </w:r>
+    </w:p>
+    <w:p>
+      <w:pPr>
+        <w:pStyle w:val="ListBullet"/>
+      </w:pPr>
+      <w:r>
+        <w:t>Change: B wins on one new task after the team chooses it because A fails.</w:t>
+      </w:r>
+    </w:p>
+    <w:p>
+      <w:pPr>
+        <w:pStyle w:val="Heading2"/>
+      </w:pPr>
+      <w:r>
+        <w:t>Check after predicting · reference / check after trying</w:t>
+      </w:r>
+    </w:p>
+    <w:p>
+      <w:pPr>
         <w:spacing w:line="336" w:lineRule="auto" w:after="180"/>
       </w:pPr>
+      <w:r>
+        <w:rPr>
+          <w:b/>
+        </w:rPr>
+        <w:t>Prediction</w:t>
+      </w:r>
       <w:r>
         <w:rPr>
           <w:b w:val="0"/>
         </w:rPr>
-        <w:t xml:space="preserve">Before applying the procedure, write its units, denominator or decision boundary where relevant. A partner should be able to repeat each step using the same </w:t>
+        <w:t>: Treat that selected demonstration as exploratory, not a replacement for the original result.</w:t>
+      </w:r>
+    </w:p>
+    <w:p>
+      <w:pPr>
+        <w:spacing w:line="336" w:lineRule="auto" w:after="180"/>
+      </w:pPr>
+      <w:r>
+        <w:rPr>
+          <w:b w:val="0"/>
+        </w:rPr>
+        <w:t>Reason: Case selection now depends on outcomes.</w:t>
+      </w:r>
+    </w:p>
+    <w:p>
+      <w:pPr>
+        <w:pStyle w:val="Heading2"/>
+      </w:pPr>
+      <w:r>
+        <w:t>Earlier wording, alternatives and picture transcripts · reference / check after trying</w:t>
+      </w:r>
+    </w:p>
+    <w:p>
+      <w:pPr>
+        <w:pStyle w:val="Heading3"/>
+      </w:pPr>
+      <w:r>
+        <w:t>Compare a familiar case with a changed case</w:t>
+      </w:r>
+    </w:p>
+    <w:p>
+      <w:pPr>
+        <w:pStyle w:val="Heading3"/>
+      </w:pPr>
+      <w:r>
+        <w:t>Change one thing in the pictured case</w:t>
+      </w:r>
+    </w:p>
+    <w:p>
+      <w:pPr>
+        <w:pStyle w:val="Heading1"/>
+      </w:pPr>
+      <w:r>
+        <w:t>06. Connect the main result with the separate pictured case</w:t>
+      </w:r>
+    </w:p>
+    <w:p>
+      <w:r>
+        <w:t>Keep the two scenarios and their supplied evidence distinct.</w:t>
+      </w:r>
+    </w:p>
+    <w:p>
+      <w:pPr>
+        <w:pStyle w:val="Heading2"/>
+      </w:pPr>
+      <w:r>
+        <w:t>Main case and original checked reasoning</w:t>
+      </w:r>
+    </w:p>
+    <w:p>
+      <w:pPr>
+        <w:spacing w:line="336" w:lineRule="auto" w:after="180"/>
+      </w:pPr>
+      <w:r>
+        <w:rPr>
+          <w:b w:val="0"/>
+        </w:rPr>
+        <w:t>Hypothesis expects B support strictly above A. Both pass 8/10 reserved cases.</w:t>
+      </w:r>
+    </w:p>
+    <w:p>
+      <w:pPr>
+        <w:spacing w:line="336" w:lineRule="auto" w:after="180"/>
+      </w:pPr>
+      <w:r>
+        <w:rPr>
+          <w:b w:val="0"/>
+        </w:rPr>
+        <w:t xml:space="preserve">Strict improvement is not observed; both </w:t>
+      </w:r>
+      <w:r>
+        <w:rPr>
+          <w:b/>
+        </w:rPr>
+        <w:t>80%</w:t>
+      </w:r>
+      <w:r>
+        <w:rPr>
+          <w:b w:val="0"/>
+        </w:rPr>
+        <w:t>. This does not prove population equality or universal uselessness.</w:t>
+      </w:r>
+    </w:p>
+    <w:p>
+      <w:pPr>
+        <w:spacing w:line="336" w:lineRule="auto" w:after="180"/>
+      </w:pPr>
+      <w:r>
+        <w:rPr>
+          <w:b w:val="0"/>
+        </w:rPr>
+        <w:t xml:space="preserve">Compare the intermediate </w:t>
+      </w:r>
+      <w:r>
+        <w:rPr>
+          <w:b/>
+        </w:rPr>
+        <w:t>evidence</w:t>
+      </w:r>
+      <w:r>
+        <w:rPr>
+          <w:b w:val="0"/>
+        </w:rPr>
+        <w:t xml:space="preserve"> with the final statement. Explain why each number or decision follows from the stated </w:t>
       </w:r>
       <w:r>
         <w:rPr>
@@ -627,7 +1450,7 @@
         <w:rPr>
           <w:b w:val="0"/>
         </w:rPr>
-        <w:t xml:space="preserve">If a required </w:t>
+        <w:t xml:space="preserve">The conclusion belongs to this scenario and procedure; changing the </w:t>
       </w:r>
       <w:r>
         <w:rPr>
@@ -639,457 +1462,15 @@
         <w:rPr>
           <w:b w:val="0"/>
         </w:rPr>
-        <w:t xml:space="preserve"> is absent or violates the stated contract, record that condition explicitly instead of quietly replacing it with a convenient value.</w:t>
-      </w:r>
-    </w:p>
-    <w:p>
-      <w:pPr>
-        <w:pStyle w:val="Heading3"/>
-      </w:pPr>
-      <w:r>
-        <w:t>Connect the picture and the explanation</w:t>
-      </w:r>
-    </w:p>
-    <w:p>
-      <w:pPr>
-        <w:spacing w:line="336" w:lineRule="auto" w:after="180"/>
-      </w:pPr>
-      <w:r>
-        <w:rPr>
-          <w:b w:val="0"/>
-        </w:rPr>
-        <w:t xml:space="preserve">Point to the </w:t>
-      </w:r>
-      <w:r>
-        <w:rPr>
-          <w:b/>
-        </w:rPr>
-        <w:t>input</w:t>
-      </w:r>
-      <w:r>
-        <w:rPr>
-          <w:b w:val="0"/>
-        </w:rPr>
-        <w:t>, the deciding step and the result in this week’s visual. Explain the same step in ordinary words. A picture helps when you can say what each part represents.</w:t>
-      </w:r>
-    </w:p>
-    <w:p>
-      <w:pPr>
-        <w:pStyle w:val="Heading1"/>
-      </w:pPr>
-      <w:r>
-        <w:t>04. Compare the cases</w:t>
-      </w:r>
-    </w:p>
-    <w:p>
-      <w:r>
-        <w:t>Compare the supplied cases for Negative results and claim revision. Identify the detail that changes the conclusion.</w:t>
-      </w:r>
-    </w:p>
-    <w:p>
-      <w:pPr>
-        <w:pStyle w:val="Heading3"/>
-      </w:pPr>
-      <w:r>
-        <w:t>Compare a familiar case with a changed case</w:t>
-      </w:r>
-    </w:p>
-    <w:p>
-      <w:pPr>
-        <w:spacing w:line="336" w:lineRule="auto" w:after="180"/>
-      </w:pPr>
-      <w:r>
-        <w:rPr>
-          <w:b w:val="0"/>
-        </w:rPr>
-        <w:t>Hypothesis expects B support strictly above A. Both pass8/10 reserved cases. Show the intermediate steps and give the conclusion with its scope.</w:t>
-      </w:r>
-    </w:p>
-    <w:p>
-      <w:pPr>
-        <w:pStyle w:val="Heading3"/>
-      </w:pPr>
-      <w:r>
-        <w:t>Keep the procedure fixed. Explain what changed in the inputs and result.</w:t>
-      </w:r>
-    </w:p>
-    <w:p>
-      <w:r>
-        <w:t>________________________________________________________________</w:t>
-      </w:r>
-    </w:p>
-    <w:p>
-      <w:r>
-        <w:t>________________________________________________________________</w:t>
-      </w:r>
-    </w:p>
-    <w:p>
-      <w:r>
-        <w:t>________________________________________________________________</w:t>
-      </w:r>
-    </w:p>
-    <w:p>
-      <w:r>
-        <w:t>________________________________________________________________</w:t>
-      </w:r>
-    </w:p>
-    <w:p>
-      <w:r>
-        <w:t>________________________________________________________________</w:t>
-      </w:r>
-    </w:p>
-    <w:p>
-      <w:pPr>
-        <w:pStyle w:val="Heading3"/>
-      </w:pPr>
-      <w:r>
-        <w:t>Change one thing in the pictured case</w:t>
-      </w:r>
-    </w:p>
-    <w:p>
-      <w:pPr>
-        <w:pStyle w:val="Heading3"/>
-      </w:pPr>
-      <w:r>
-        <w:t>Change one thing</w:t>
-      </w:r>
-    </w:p>
-    <w:p>
-      <w:pPr>
-        <w:spacing w:line="336" w:lineRule="auto" w:after="180"/>
-        <w:shd w:fill="F5F1FB"/>
-      </w:pPr>
-      <w:r>
-        <w:rPr>
-          <w:b w:val="0"/>
-        </w:rPr>
-        <w:t>Change: B wins on one new task after the team chooses it because A fails.</w:t>
-      </w:r>
-    </w:p>
-    <w:p>
-      <w:pPr>
-        <w:pStyle w:val="Heading3"/>
-      </w:pPr>
-      <w:r>
-        <w:t>Predicted result</w:t>
-      </w:r>
-    </w:p>
-    <w:p>
-      <w:pPr>
-        <w:spacing w:line="336" w:lineRule="auto" w:after="180"/>
-        <w:shd w:fill="F1F6FC"/>
-      </w:pPr>
-      <w:r>
-        <w:rPr>
-          <w:b/>
-        </w:rPr>
-        <w:t>Prediction</w:t>
-      </w:r>
-      <w:r>
-        <w:rPr>
-          <w:b w:val="0"/>
-        </w:rPr>
-        <w:t>: Treat that selected demonstration as exploratory, not a replacement for the original result.</w:t>
-      </w:r>
-    </w:p>
-    <w:p>
-      <w:pPr>
-        <w:pStyle w:val="Heading3"/>
-      </w:pPr>
-      <w:r>
-        <w:t>Why the result follows</w:t>
-      </w:r>
-    </w:p>
-    <w:p>
-      <w:pPr>
-        <w:spacing w:line="336" w:lineRule="auto" w:after="180"/>
-        <w:shd w:fill="F1F6FC"/>
-      </w:pPr>
-      <w:r>
-        <w:rPr>
-          <w:b w:val="0"/>
-        </w:rPr>
-        <w:t>Reason: Case selection now depends on outcomes.</w:t>
-      </w:r>
-    </w:p>
-    <w:p>
-      <w:pPr>
-        <w:pStyle w:val="Heading1"/>
-      </w:pPr>
-      <w:r>
-        <w:t>05. Words that unlock the idea</w:t>
-      </w:r>
-    </w:p>
-    <w:p>
-      <w:r>
-        <w:t>Use the vocabulary of Negative results and claim revision to explain a concrete decision, rather than only memorising definitions.</w:t>
-      </w:r>
-    </w:p>
-    <w:tbl>
-      <w:tblPr>
-        <w:tblStyle w:val="LightShading-Accent1"/>
-        <w:tblW w:type="auto" w:w="0"/>
-        <w:tblLook w:firstColumn="1" w:firstRow="1" w:lastColumn="0" w:lastRow="0" w:noHBand="0" w:noVBand="1" w:val="04A0"/>
-      </w:tblPr>
-      <w:tblGrid>
-        <w:gridCol w:w="5112"/>
-        <w:gridCol w:w="5112"/>
-      </w:tblGrid>
-      <w:tr>
-        <w:trPr>
-          <w:tblHeader/>
-        </w:trPr>
-        <w:tc>
-          <w:tcPr>
-            <w:tcW w:type="dxa" w:w="5112"/>
-          </w:tcPr>
-          <w:p>
-            <w:r>
-              <w:t>Word</w:t>
-            </w:r>
-          </w:p>
-        </w:tc>
-        <w:tc>
-          <w:tcPr>
-            <w:tcW w:type="dxa" w:w="5112"/>
-          </w:tcPr>
-          <w:p>
-            <w:r>
-              <w:t>Meaning</w:t>
-            </w:r>
-          </w:p>
-        </w:tc>
-      </w:tr>
-      <w:tr>
-        <w:tc>
-          <w:tcPr>
-            <w:tcW w:type="dxa" w:w="5112"/>
-          </w:tcPr>
-          <w:p>
-            <w:r>
-              <w:t>Negative result</w:t>
-            </w:r>
-          </w:p>
-        </w:tc>
-        <w:tc>
-          <w:tcPr>
-            <w:tcW w:type="dxa" w:w="5112"/>
-          </w:tcPr>
-          <w:p>
-            <w:r>
-              <w:t>Evidence failing to meet the declared expectation</w:t>
-            </w:r>
-          </w:p>
-        </w:tc>
-      </w:tr>
-      <w:tr>
-        <w:tc>
-          <w:tcPr>
-            <w:tcW w:type="dxa" w:w="5112"/>
-          </w:tcPr>
-          <w:p>
-            <w:r>
-              <w:t>Claim revision</w:t>
-            </w:r>
-          </w:p>
-        </w:tc>
-        <w:tc>
-          <w:tcPr>
-            <w:tcW w:type="dxa" w:w="5112"/>
-          </w:tcPr>
-          <w:p>
-            <w:r>
-              <w:t>A bounded change to the conclusion</w:t>
-            </w:r>
-          </w:p>
-        </w:tc>
-      </w:tr>
-      <w:tr>
-        <w:tc>
-          <w:tcPr>
-            <w:tcW w:type="dxa" w:w="5112"/>
-          </w:tcPr>
-          <w:p>
-            <w:r>
-              <w:t>Equivalence</w:t>
-            </w:r>
-          </w:p>
-        </w:tc>
-        <w:tc>
-          <w:tcPr>
-            <w:tcW w:type="dxa" w:w="5112"/>
-          </w:tcPr>
-          <w:p>
-            <w:r>
-              <w:t>A separate claim requiring its own design and criterion</w:t>
-            </w:r>
-          </w:p>
-        </w:tc>
-      </w:tr>
-    </w:tbl>
-    <w:p>
-      <w:pPr>
-        <w:pStyle w:val="Heading3"/>
-      </w:pPr>
-      <w:r>
-        <w:t>Use two terms to explain a step in this week’s example.</w:t>
-      </w:r>
-    </w:p>
-    <w:p>
-      <w:r>
-        <w:t>________________________________________________________________</w:t>
-      </w:r>
-    </w:p>
-    <w:p>
-      <w:r>
-        <w:t>________________________________________________________________</w:t>
-      </w:r>
-    </w:p>
-    <w:p>
-      <w:r>
-        <w:t>________________________________________________________________</w:t>
-      </w:r>
-    </w:p>
-    <w:p>
-      <w:pPr>
-        <w:pStyle w:val="Heading1"/>
-      </w:pPr>
-      <w:r>
-        <w:t>06. Follow a worked example</w:t>
-      </w:r>
-    </w:p>
-    <w:p>
-      <w:r>
-        <w:t>Follow the worked trace for Negative results and claim revision, predict a step, then compare with its explanation.</w:t>
-      </w:r>
-    </w:p>
-    <w:p>
-      <w:pPr>
-        <w:spacing w:line="336" w:lineRule="auto" w:after="180"/>
-      </w:pPr>
-      <w:r>
-        <w:rPr>
-          <w:b w:val="0"/>
-        </w:rPr>
-        <w:t>Hypothesis expects B support strictly above A. Both pass8/10 reserved cases.</w:t>
-      </w:r>
-    </w:p>
-    <w:p>
-      <w:pPr>
-        <w:spacing w:line="336" w:lineRule="auto" w:after="180"/>
-      </w:pPr>
-      <w:r>
-        <w:rPr>
-          <w:b w:val="0"/>
-        </w:rPr>
-        <w:t>Strict improvement is not observed; both</w:t>
-      </w:r>
-      <w:r>
-        <w:rPr>
-          <w:b/>
-        </w:rPr>
-        <w:t>80%</w:t>
-      </w:r>
-      <w:r>
-        <w:rPr>
-          <w:b w:val="0"/>
-        </w:rPr>
-        <w:t>. This does not prove population equality or universal uselessness.</w:t>
-      </w:r>
-    </w:p>
-    <w:p>
-      <w:pPr>
-        <w:pStyle w:val="Heading3"/>
-      </w:pPr>
-      <w:r>
-        <w:t>Worked explanation · Negative results and claim revision</w:t>
-      </w:r>
-    </w:p>
-    <w:p>
-      <w:pPr>
-        <w:spacing w:line="336" w:lineRule="auto" w:after="180"/>
-        <w:shd w:fill="F1F6FC"/>
-      </w:pPr>
-      <w:r>
-        <w:rPr>
-          <w:b w:val="0"/>
-        </w:rPr>
-        <w:t xml:space="preserve">Compare the intermediate </w:t>
-      </w:r>
-      <w:r>
-        <w:rPr>
-          <w:b/>
-        </w:rPr>
-        <w:t>evidence</w:t>
-      </w:r>
-      <w:r>
-        <w:rPr>
-          <w:b w:val="0"/>
-        </w:rPr>
-        <w:t xml:space="preserve"> with the final statement. Explain why each number or decision follows from the stated </w:t>
-      </w:r>
-      <w:r>
-        <w:rPr>
-          <w:b/>
-        </w:rPr>
-        <w:t>input</w:t>
-      </w:r>
-      <w:r>
-        <w:rPr>
-          <w:b w:val="0"/>
-        </w:rPr>
-        <w:t>s.</w:t>
-      </w:r>
-    </w:p>
-    <w:p>
-      <w:pPr>
-        <w:spacing w:line="336" w:lineRule="auto" w:after="180"/>
-        <w:shd w:fill="F1F6FC"/>
-      </w:pPr>
-      <w:r>
-        <w:rPr>
-          <w:b w:val="0"/>
-        </w:rPr>
-        <w:t xml:space="preserve">The conclusion belongs to this scenario and procedure; changing the </w:t>
-      </w:r>
-      <w:r>
-        <w:rPr>
-          <w:b/>
-        </w:rPr>
-        <w:t>input</w:t>
-      </w:r>
-      <w:r>
-        <w:rPr>
-          <w:b w:val="0"/>
-        </w:rPr>
         <w:t>s, evaluation population or authority can change what it establishes. Retain the raw record so a later revision can be compared honestly.</w:t>
       </w:r>
     </w:p>
     <w:p>
       <w:pPr>
-        <w:pStyle w:val="Heading3"/>
-      </w:pPr>
-      <w:r>
-        <w:t>Learn from the worked case</w:t>
-      </w:r>
-    </w:p>
-    <w:p>
-      <w:pPr>
-        <w:spacing w:line="336" w:lineRule="auto" w:after="180"/>
-      </w:pPr>
-      <w:r>
-        <w:rPr>
-          <w:b w:val="0"/>
-        </w:rPr>
-        <w:t>Cover the result before checking it. Say what is given, choose the procedure, and follow one step at a time. Then uncover the result and explain your first mismatch. Ask why a step is allowed, not only what number it produces.</w:t>
-      </w:r>
-    </w:p>
-    <w:p>
-      <w:pPr>
-        <w:pStyle w:val="Heading3"/>
-      </w:pPr>
-      <w:r>
-        <w:t>A pictorial worked case: Negative results and claim revision</w:t>
+        <w:pStyle w:val="Heading2"/>
+      </w:pPr>
+      <w:r>
+        <w:t>Separate pictured inputs and complete explanation</w:t>
       </w:r>
     </w:p>
     <w:p>
@@ -1117,24 +1498,7 @@
     </w:p>
     <w:p>
       <w:pPr>
-        <w:pStyle w:val="Heading3"/>
-      </w:pPr>
-      <w:r>
-        <w:t>The facts we will use</w:t>
-      </w:r>
-    </w:p>
-    <w:p>
-      <w:pPr>
-        <w:pStyle w:val="Heading3"/>
-      </w:pPr>
-      <w:r>
-        <w:t>Supplied facts</w:t>
-      </w:r>
-    </w:p>
-    <w:p>
-      <w:pPr>
         <w:spacing w:line="336" w:lineRule="auto" w:after="180"/>
-        <w:shd w:fill="F1F6FC"/>
       </w:pPr>
       <w:r>
         <w:rPr>
@@ -1144,11 +1508,41 @@
       </w:r>
     </w:p>
     <w:p>
+      <w:pPr>
+        <w:spacing w:line="336" w:lineRule="auto" w:after="180"/>
+      </w:pPr>
+      <w:r>
+        <w:rPr>
+          <w:b w:val="0"/>
+        </w:rPr>
+        <w:t>The separate eight-case picture gives A and B six correct each, or 75%. The observed difference is zero, so the prediction that B scores higher is not supported on this fixed set. The aggregate tie does not tell us whether the same cases were correct or whether failure patterns differ. It is not an equivalence test: uncertainty and a practical equivalence margin are unspecified.</w:t>
+      </w:r>
+    </w:p>
+    <w:p>
+      <w:pPr>
+        <w:spacing w:line="336" w:lineRule="auto" w:after="180"/>
+      </w:pPr>
+      <w:r>
+        <w:rPr>
+          <w:b w:val="0"/>
+        </w:rPr>
+        <w:t>A new task chosen because A fails can demonstrate that particular selected behavior if B wins, but outcome-driven selection prevents treating it as fresh representative confirmation. Keep the eight-case tie and selected demonstration as separate records.</w:t>
+      </w:r>
+    </w:p>
+    <w:p>
+      <w:pPr>
+        <w:pStyle w:val="Heading2"/>
+      </w:pPr>
+      <w:r>
+        <w:t>Read the labelled representation</w:t>
+      </w:r>
+    </w:p>
+    <w:p>
       <w:r>
         <w:drawing>
           <wp:inline xmlns:a="http://schemas.openxmlformats.org/drawingml/2006/main" xmlns:pic="http://schemas.openxmlformats.org/drawingml/2006/picture">
-            <wp:extent cx="5486400" cy="2641600"/>
-            <wp:docPr id="1" name="Picture 1" descr="No observed count advantage"/>
+            <wp:extent cx="5486400" cy="2992582"/>
+            <wp:docPr id="1" name="Picture 1" descr="Main A and B both pass eight of ten, eighty percent. Separate picture A and B both correct on six of eight, seventy-five percent. Strict B improvement was predicted but not observed. Ties do not establish population equivalence, and later favorable task selection must be disclosed."/>
             <wp:cNvGraphicFramePr>
               <a:graphicFrameLocks noChangeAspect="1"/>
             </wp:cNvGraphicFramePr>
@@ -1156,7 +1550,7 @@
               <a:graphicData uri="http://schemas.openxmlformats.org/drawingml/2006/picture">
                 <pic:pic>
                   <pic:nvPicPr>
-                    <pic:cNvPr id="0" name="academy-detail-ai-7-28.png"/>
+                    <pic:cNvPr id="0" name="ai-7-28-tied-results.png"/>
                     <pic:cNvPicPr/>
                   </pic:nvPicPr>
                   <pic:blipFill>
@@ -1168,7 +1562,7 @@
                   <pic:spPr>
                     <a:xfrm>
                       <a:off x="0" y="0"/>
-                      <a:ext cx="5486400" cy="2641600"/>
+                      <a:ext cx="5486400" cy="2992582"/>
                     </a:xfrm>
                     <a:prstGeom prst="rect"/>
                   </pic:spPr>
@@ -1183,8 +1577,8 @@
       <w:r>
         <w:drawing>
           <wp:inline xmlns:a="http://schemas.openxmlformats.org/drawingml/2006/main" xmlns:pic="http://schemas.openxmlformats.org/drawingml/2006/picture">
-            <wp:extent cx="5486400" cy="5185229"/>
-            <wp:docPr id="2" name="Picture 2" descr="Negative results and claim revision. Recall the prediction: The claim was a higher correct count for B.. State the finding: Both versions score 75%; no observed count advantage appears here.. Revise cautiously: Report the unsupported prediction and a justified next test."/>
+            <wp:extent cx="5486400" cy="3182112"/>
+            <wp:docPr id="2" name="Picture 2" descr="Recall the prediction: The claim was a higher correct count for B. → State the finding: Both versions score 75%; no observed count advantage appears here. → Revise cautiously: Report the unsupported prediction and a justified next test."/>
             <wp:cNvGraphicFramePr>
               <a:graphicFrameLocks noChangeAspect="1"/>
             </wp:cNvGraphicFramePr>
@@ -1192,7 +1586,7 @@
               <a:graphicData uri="http://schemas.openxmlformats.org/drawingml/2006/picture">
                 <pic:pic>
                   <pic:nvPicPr>
-                    <pic:cNvPr id="0" name="academy-visual-ai-7-28.png"/>
+                    <pic:cNvPr id="0" name="academy-story-ai-7-28-02.png"/>
                     <pic:cNvPicPr/>
                   </pic:nvPicPr>
                   <pic:blipFill>
@@ -1204,7 +1598,7 @@
                   <pic:spPr>
                     <a:xfrm>
                       <a:off x="0" y="0"/>
-                      <a:ext cx="5486400" cy="5185229"/>
+                      <a:ext cx="5486400" cy="3182112"/>
                     </a:xfrm>
                     <a:prstGeom prst="rect"/>
                   </pic:spPr>
@@ -1332,24 +1726,7 @@
     </w:p>
     <w:p>
       <w:pPr>
-        <w:pStyle w:val="Heading3"/>
-      </w:pPr>
-      <w:r>
-        <w:t>Why this result follows</w:t>
-      </w:r>
-    </w:p>
-    <w:p>
-      <w:pPr>
-        <w:pStyle w:val="Heading3"/>
-      </w:pPr>
-      <w:r>
-        <w:t>Why the result follows</w:t>
-      </w:r>
-    </w:p>
-    <w:p>
-      <w:pPr>
         <w:spacing w:line="336" w:lineRule="auto" w:after="180"/>
-        <w:shd w:fill="F1F6FC"/>
       </w:pPr>
       <w:r>
         <w:rPr>
@@ -1372,30 +1749,447 @@
     </w:p>
     <w:p>
       <w:pPr>
+        <w:pStyle w:val="Heading2"/>
+      </w:pPr>
+      <w:r>
+        <w:t>Complete picture evidence and limits</w:t>
+      </w:r>
+    </w:p>
+    <w:tbl>
+      <w:tblPr>
+        <w:tblStyle w:val="LightShading-Accent1"/>
+        <w:tblW w:type="auto" w:w="0"/>
+        <w:tblLook w:firstColumn="1" w:firstRow="1" w:lastColumn="0" w:lastRow="0" w:noHBand="0" w:noVBand="1" w:val="04A0"/>
+      </w:tblPr>
+      <w:tblGrid>
+        <w:gridCol w:w="5112"/>
+        <w:gridCol w:w="5112"/>
+      </w:tblGrid>
+      <w:tr>
+        <w:trPr>
+          <w:tblHeader/>
+        </w:trPr>
+        <w:tc>
+          <w:tcPr>
+            <w:tcW w:type="dxa" w:w="5112"/>
+          </w:tcPr>
+          <w:p>
+            <w:r>
+              <w:t>Separate picture evidence</w:t>
+            </w:r>
+          </w:p>
+        </w:tc>
+        <w:tc>
+          <w:tcPr>
+            <w:tcW w:type="dxa" w:w="5112"/>
+          </w:tcPr>
+          <w:p>
+            <w:r>
+              <w:t>Supported interpretation</w:t>
+            </w:r>
+          </w:p>
+        </w:tc>
+      </w:tr>
+      <w:tr>
+        <w:tc>
+          <w:tcPr>
+            <w:tcW w:type="dxa" w:w="5112"/>
+          </w:tcPr>
+          <w:p>
+            <w:r>
+              <w:t>A and B each 6/8</w:t>
+            </w:r>
+          </w:p>
+        </w:tc>
+        <w:tc>
+          <w:tcPr>
+            <w:tcW w:type="dxa" w:w="5112"/>
+          </w:tcPr>
+          <w:p>
+            <w:r>
+              <w:t>Both observed correctness rates 75%</w:t>
+            </w:r>
+          </w:p>
+        </w:tc>
+      </w:tr>
+      <w:tr>
+        <w:tc>
+          <w:tcPr>
+            <w:tcW w:type="dxa" w:w="5112"/>
+          </w:tcPr>
+          <w:p>
+            <w:r>
+              <w:t>Difference</w:t>
+            </w:r>
+          </w:p>
+        </w:tc>
+        <w:tc>
+          <w:tcPr>
+            <w:tcW w:type="dxa" w:w="5112"/>
+          </w:tcPr>
+          <w:p>
+            <w:r>
+              <w:t>Zero percentage points</w:t>
+            </w:r>
+          </w:p>
+        </w:tc>
+      </w:tr>
+      <w:tr>
+        <w:tc>
+          <w:tcPr>
+            <w:tcW w:type="dxa" w:w="5112"/>
+          </w:tcPr>
+          <w:p>
+            <w:r>
+              <w:t>Strictly higher B predicted</w:t>
+            </w:r>
+          </w:p>
+        </w:tc>
+        <w:tc>
+          <w:tcPr>
+            <w:tcW w:type="dxa" w:w="5112"/>
+          </w:tcPr>
+          <w:p>
+            <w:r>
+              <w:t>Not observed on this fixed set</w:t>
+            </w:r>
+          </w:p>
+        </w:tc>
+      </w:tr>
+      <w:tr>
+        <w:tc>
+          <w:tcPr>
+            <w:tcW w:type="dxa" w:w="5112"/>
+          </w:tcPr>
+          <w:p>
+            <w:r>
+              <w:t>Which cases differ</w:t>
+            </w:r>
+          </w:p>
+        </w:tc>
+        <w:tc>
+          <w:tcPr>
+            <w:tcW w:type="dxa" w:w="5112"/>
+          </w:tcPr>
+          <w:p>
+            <w:r>
+              <w:t>Unknown from the aggregate counts</w:t>
+            </w:r>
+          </w:p>
+        </w:tc>
+      </w:tr>
+      <w:tr>
+        <w:tc>
+          <w:tcPr>
+            <w:tcW w:type="dxa" w:w="5112"/>
+          </w:tcPr>
+          <w:p>
+            <w:r>
+              <w:t>Equivalence / population equality</w:t>
+            </w:r>
+          </w:p>
+        </w:tc>
+        <w:tc>
+          <w:tcPr>
+            <w:tcW w:type="dxa" w:w="5112"/>
+          </w:tcPr>
+          <w:p>
+            <w:r>
+              <w:t>Not established</w:t>
+            </w:r>
+          </w:p>
+        </w:tc>
+      </w:tr>
+      <w:tr>
+        <w:tc>
+          <w:tcPr>
+            <w:tcW w:type="dxa" w:w="5112"/>
+          </w:tcPr>
+          <w:p>
+            <w:r>
+              <w:t>B wins on new task chosen because A fails</w:t>
+            </w:r>
+          </w:p>
+        </w:tc>
+        <w:tc>
+          <w:tcPr>
+            <w:tcW w:type="dxa" w:w="5112"/>
+          </w:tcPr>
+          <w:p>
+            <w:r>
+              <w:t>Selected demonstration; label exploratory</w:t>
+            </w:r>
+          </w:p>
+        </w:tc>
+      </w:tr>
+      <w:tr>
+        <w:tc>
+          <w:tcPr>
+            <w:tcW w:type="dxa" w:w="5112"/>
+          </w:tcPr>
+          <w:p>
+            <w:r>
+              <w:t>Original fixed-set result</w:t>
+            </w:r>
+          </w:p>
+        </w:tc>
+        <w:tc>
+          <w:tcPr>
+            <w:tcW w:type="dxa" w:w="5112"/>
+          </w:tcPr>
+          <w:p>
+            <w:r>
+              <w:t>Retained; not replaced by the favorable task</w:t>
+            </w:r>
+          </w:p>
+        </w:tc>
+      </w:tr>
+    </w:tbl>
+    <w:p>
+      <w:pPr>
+        <w:pStyle w:val="Heading2"/>
+      </w:pPr>
+      <w:r>
+        <w:t>Predict the changed condition</w:t>
+      </w:r>
+    </w:p>
+    <w:p>
+      <w:pPr>
+        <w:pStyle w:val="ListBullet"/>
+      </w:pPr>
+      <w:r>
+        <w:t>Change one thing: B wins on one new task after the team chooses it because A fails. Predict the result before checking the explanation. What remains the same?</w:t>
+      </w:r>
+    </w:p>
+    <w:p>
+      <w:pPr>
+        <w:pStyle w:val="Heading2"/>
+      </w:pPr>
+      <w:r>
+        <w:t>Check after predicting · reference / check after trying</w:t>
+      </w:r>
+    </w:p>
+    <w:p>
+      <w:r>
+        <w:drawing>
+          <wp:inline xmlns:a="http://schemas.openxmlformats.org/drawingml/2006/main" xmlns:pic="http://schemas.openxmlformats.org/drawingml/2006/picture">
+            <wp:extent cx="5486400" cy="3026664"/>
+            <wp:docPr id="3" name="Picture 3" descr="Original case: Report the unsupported prediction and a justified next test. Changed condition: B wins on one new task after the team chooses it because A fails. Expected result: Treat that selected demonstration as exploratory, not a replacement for the original result. Reason: Case selection now depends on outcomes."/>
+            <wp:cNvGraphicFramePr>
+              <a:graphicFrameLocks noChangeAspect="1"/>
+            </wp:cNvGraphicFramePr>
+            <a:graphic>
+              <a:graphicData uri="http://schemas.openxmlformats.org/drawingml/2006/picture">
+                <pic:pic>
+                  <pic:nvPicPr>
+                    <pic:cNvPr id="0" name="academy-story-ai-7-28-04.png"/>
+                    <pic:cNvPicPr/>
+                  </pic:nvPicPr>
+                  <pic:blipFill>
+                    <a:blip r:embed="rId11"/>
+                    <a:stretch>
+                      <a:fillRect/>
+                    </a:stretch>
+                  </pic:blipFill>
+                  <pic:spPr>
+                    <a:xfrm>
+                      <a:off x="0" y="0"/>
+                      <a:ext cx="5486400" cy="3026664"/>
+                    </a:xfrm>
+                    <a:prstGeom prst="rect"/>
+                  </pic:spPr>
+                </pic:pic>
+              </a:graphicData>
+            </a:graphic>
+          </wp:inline>
+        </w:drawing>
+      </w:r>
+    </w:p>
+    <w:p>
+      <w:pPr>
+        <w:pStyle w:val="Heading2"/>
+      </w:pPr>
+      <w:r>
+        <w:t>Explain what remains unknown</w:t>
+      </w:r>
+    </w:p>
+    <w:p>
+      <w:pPr>
+        <w:pStyle w:val="ListBullet"/>
+      </w:pPr>
+      <w:r>
+        <w:t>A tie on eight cases is not an equivalence test; uncertainty and practical thresholds remain unspecified.</w:t>
+      </w:r>
+    </w:p>
+    <w:p>
+      <w:pPr>
+        <w:pStyle w:val="ListBullet"/>
+      </w:pPr>
+      <w:r>
+        <w:t>Read the labelled picture: Does a 6/8 tie support the prediction that B scores higher? Explain why one newly selected favourable demonstration does not replace the original result or prove equivalence.</w:t>
+      </w:r>
+    </w:p>
+    <w:p>
+      <w:pPr>
+        <w:pStyle w:val="Heading2"/>
+      </w:pPr>
+      <w:r>
+        <w:t>Earlier wording, alternatives and picture transcripts · reference / check after trying</w:t>
+      </w:r>
+    </w:p>
+    <w:p>
+      <w:pPr>
         <w:pStyle w:val="Heading3"/>
       </w:pPr>
       <w:r>
-        <w:t>What this example does not establish</w:t>
-      </w:r>
-    </w:p>
-    <w:p>
-      <w:pPr>
-        <w:pStyle w:val="Heading3"/>
-      </w:pPr>
-      <w:r>
-        <w:t>Keep the stated limit</w:t>
+        <w:t>Learn from the worked case</w:t>
       </w:r>
     </w:p>
     <w:p>
       <w:pPr>
         <w:spacing w:line="336" w:lineRule="auto" w:after="180"/>
-        <w:shd w:fill="FFF5E6"/>
       </w:pPr>
       <w:r>
         <w:rPr>
           <w:b w:val="0"/>
         </w:rPr>
-        <w:t xml:space="preserve">A tie on eight cases is not an </w:t>
+        <w:t>Cover the result before checking it. Say what is given, choose the procedure, and follow one step at a time. Then uncover the result and explain your first mismatch. Ask why a step is allowed, not only what number it produces.</w:t>
+      </w:r>
+    </w:p>
+    <w:p>
+      <w:pPr>
+        <w:pStyle w:val="Heading3"/>
+      </w:pPr>
+      <w:r>
+        <w:t>A pictorial worked case: Negative results and claim revision</w:t>
+      </w:r>
+    </w:p>
+    <w:p>
+      <w:pPr>
+        <w:pStyle w:val="Heading3"/>
+      </w:pPr>
+      <w:r>
+        <w:t>The facts we will use</w:t>
+      </w:r>
+    </w:p>
+    <w:p>
+      <w:r>
+        <w:drawing>
+          <wp:inline xmlns:a="http://schemas.openxmlformats.org/drawingml/2006/main" xmlns:pic="http://schemas.openxmlformats.org/drawingml/2006/picture">
+            <wp:extent cx="5486400" cy="2641600"/>
+            <wp:docPr id="4" name="Picture 4" descr="No observed count advantage"/>
+            <wp:cNvGraphicFramePr>
+              <a:graphicFrameLocks noChangeAspect="1"/>
+            </wp:cNvGraphicFramePr>
+            <a:graphic>
+              <a:graphicData uri="http://schemas.openxmlformats.org/drawingml/2006/picture">
+                <pic:pic>
+                  <pic:nvPicPr>
+                    <pic:cNvPr id="0" name="academy-detail-ai-7-28.png"/>
+                    <pic:cNvPicPr/>
+                  </pic:nvPicPr>
+                  <pic:blipFill>
+                    <a:blip r:embed="rId12"/>
+                    <a:stretch>
+                      <a:fillRect/>
+                    </a:stretch>
+                  </pic:blipFill>
+                  <pic:spPr>
+                    <a:xfrm>
+                      <a:off x="0" y="0"/>
+                      <a:ext cx="5486400" cy="2641600"/>
+                    </a:xfrm>
+                    <a:prstGeom prst="rect"/>
+                  </pic:spPr>
+                </pic:pic>
+              </a:graphicData>
+            </a:graphic>
+          </wp:inline>
+        </w:drawing>
+      </w:r>
+    </w:p>
+    <w:p>
+      <w:r>
+        <w:drawing>
+          <wp:inline xmlns:a="http://schemas.openxmlformats.org/drawingml/2006/main" xmlns:pic="http://schemas.openxmlformats.org/drawingml/2006/picture">
+            <wp:extent cx="5486400" cy="5185229"/>
+            <wp:docPr id="5" name="Picture 5" descr="Negative results and claim revision. Recall the prediction: The claim was a higher correct count for B.. State the finding: Both versions score 75%; no observed count advantage appears here.. Revise cautiously: Report the unsupported prediction and a justified next test."/>
+            <wp:cNvGraphicFramePr>
+              <a:graphicFrameLocks noChangeAspect="1"/>
+            </wp:cNvGraphicFramePr>
+            <a:graphic>
+              <a:graphicData uri="http://schemas.openxmlformats.org/drawingml/2006/picture">
+                <pic:pic>
+                  <pic:nvPicPr>
+                    <pic:cNvPr id="0" name="academy-visual-ai-7-28.png"/>
+                    <pic:cNvPicPr/>
+                  </pic:nvPicPr>
+                  <pic:blipFill>
+                    <a:blip r:embed="rId13"/>
+                    <a:stretch>
+                      <a:fillRect/>
+                    </a:stretch>
+                  </pic:blipFill>
+                  <pic:spPr>
+                    <a:xfrm>
+                      <a:off x="0" y="0"/>
+                      <a:ext cx="5486400" cy="5185229"/>
+                    </a:xfrm>
+                    <a:prstGeom prst="rect"/>
+                  </pic:spPr>
+                </pic:pic>
+              </a:graphicData>
+            </a:graphic>
+          </wp:inline>
+        </w:drawing>
+      </w:r>
+    </w:p>
+    <w:p>
+      <w:pPr>
+        <w:pStyle w:val="Heading3"/>
+      </w:pPr>
+      <w:r>
+        <w:t>Why this result follows</w:t>
+      </w:r>
+    </w:p>
+    <w:p>
+      <w:pPr>
+        <w:pStyle w:val="Heading3"/>
+      </w:pPr>
+      <w:r>
+        <w:t>What this example does not establish</w:t>
+      </w:r>
+    </w:p>
+    <w:p>
+      <w:pPr>
+        <w:pStyle w:val="Heading1"/>
+      </w:pPr>
+      <w:r>
+        <w:t>07. Find the first unsupported inference and repair it</w:t>
+      </w:r>
+    </w:p>
+    <w:p>
+      <w:r>
+        <w:t>Use the supplied conditions rather than inventing missing evidence.</w:t>
+      </w:r>
+    </w:p>
+    <w:p>
+      <w:pPr>
+        <w:pStyle w:val="Heading2"/>
+      </w:pPr>
+      <w:r>
+        <w:t>Original qualification and repair setup</w:t>
+      </w:r>
+    </w:p>
+    <w:p>
+      <w:pPr>
+        <w:spacing w:line="336" w:lineRule="auto" w:after="180"/>
+      </w:pPr>
+      <w:r>
+        <w:rPr>
+          <w:b w:val="0"/>
+        </w:rPr>
+        <w:t xml:space="preserve">Failure to meet a criterion or reject a null is not proof of exact </w:t>
       </w:r>
       <w:r>
         <w:rPr>
@@ -1407,121 +2201,12 @@
         <w:rPr>
           <w:b w:val="0"/>
         </w:rPr>
-        <w:t xml:space="preserve"> test; uncertainty and practical thresholds remain unspecified.</w:t>
-      </w:r>
-    </w:p>
-    <w:p>
-      <w:pPr>
-        <w:pStyle w:val="Heading3"/>
-      </w:pPr>
-      <w:r>
-        <w:t>Keep the stated limit</w:t>
+        <w:t>.</w:t>
       </w:r>
     </w:p>
     <w:p>
       <w:pPr>
         <w:spacing w:line="336" w:lineRule="auto" w:after="180"/>
-        <w:shd w:fill="FFF5E6"/>
-      </w:pPr>
-      <w:r>
-        <w:rPr>
-          <w:b w:val="0"/>
-        </w:rPr>
-        <w:t xml:space="preserve">Read the labelled picture: Does a 6/8 tie support the </w:t>
-      </w:r>
-      <w:r>
-        <w:rPr>
-          <w:b/>
-        </w:rPr>
-        <w:t>prediction</w:t>
-      </w:r>
-      <w:r>
-        <w:rPr>
-          <w:b w:val="0"/>
-        </w:rPr>
-        <w:t xml:space="preserve"> that B scores higher? Explain why one newly selected favourable demonstration does not replace the original result or prove </w:t>
-      </w:r>
-      <w:r>
-        <w:rPr>
-          <w:b/>
-        </w:rPr>
-        <w:t>equivalence</w:t>
-      </w:r>
-      <w:r>
-        <w:rPr>
-          <w:b w:val="0"/>
-        </w:rPr>
-        <w:t>.</w:t>
-      </w:r>
-    </w:p>
-    <w:p>
-      <w:pPr>
-        <w:pStyle w:val="Heading3"/>
-      </w:pPr>
-      <w:r>
-        <w:t>Keep the stated limit</w:t>
-      </w:r>
-    </w:p>
-    <w:p>
-      <w:pPr>
-        <w:spacing w:line="336" w:lineRule="auto" w:after="180"/>
-        <w:shd w:fill="FFF5E6"/>
-      </w:pPr>
-      <w:r>
-        <w:rPr>
-          <w:b w:val="0"/>
-        </w:rPr>
-        <w:t>Change one thing: B wins on one new task after the team chooses it because A fails. Predict the result before checking the explanation. What remains the same?</w:t>
-      </w:r>
-    </w:p>
-    <w:p>
-      <w:pPr>
-        <w:pStyle w:val="Heading1"/>
-      </w:pPr>
-      <w:r>
-        <w:t>07. Find and repair a mistake</w:t>
-      </w:r>
-    </w:p>
-    <w:p>
-      <w:r>
-        <w:t>Find the unsupported step in the Negative results and claim revision claim and explain a repair using the supplied evidence.</w:t>
-      </w:r>
-    </w:p>
-    <w:p>
-      <w:pPr>
-        <w:spacing w:line="336" w:lineRule="auto" w:after="180"/>
-      </w:pPr>
-      <w:r>
-        <w:rPr>
-          <w:b w:val="0"/>
-        </w:rPr>
-        <w:t xml:space="preserve">Failure to meet a criterion or reject a null is not proof of exact </w:t>
-      </w:r>
-      <w:r>
-        <w:rPr>
-          <w:b/>
-        </w:rPr>
-        <w:t>equivalence</w:t>
-      </w:r>
-      <w:r>
-        <w:rPr>
-          <w:b w:val="0"/>
-        </w:rPr>
-        <w:t>.</w:t>
-      </w:r>
-    </w:p>
-    <w:p>
-      <w:pPr>
-        <w:pStyle w:val="Heading3"/>
-      </w:pPr>
-      <w:r>
-        <w:t>Check the claim against the facts</w:t>
-      </w:r>
-    </w:p>
-    <w:p>
-      <w:pPr>
-        <w:spacing w:line="336" w:lineRule="auto" w:after="180"/>
-        <w:shd w:fill="FFF5E6"/>
       </w:pPr>
       <w:r>
         <w:rPr>
@@ -1533,7 +2218,6 @@
     <w:p>
       <w:pPr>
         <w:spacing w:line="336" w:lineRule="auto" w:after="180"/>
-        <w:shd w:fill="FFF5E6"/>
       </w:pPr>
       <w:r>
         <w:rPr>
@@ -1556,6 +2240,234 @@
     </w:p>
     <w:p>
       <w:pPr>
+        <w:pStyle w:val="Heading2"/>
+      </w:pPr>
+      <w:r>
+        <w:t>Complete boundary and misconception probes</w:t>
+      </w:r>
+    </w:p>
+    <w:tbl>
+      <w:tblPr>
+        <w:tblStyle w:val="LightShading-Accent1"/>
+        <w:tblW w:type="auto" w:w="0"/>
+        <w:tblLook w:firstColumn="1" w:firstRow="1" w:lastColumn="0" w:lastRow="0" w:noHBand="0" w:noVBand="1" w:val="04A0"/>
+      </w:tblPr>
+      <w:tblGrid>
+        <w:gridCol w:w="5112"/>
+        <w:gridCol w:w="5112"/>
+      </w:tblGrid>
+      <w:tr>
+        <w:trPr>
+          <w:tblHeader/>
+        </w:trPr>
+        <w:tc>
+          <w:tcPr>
+            <w:tcW w:type="dxa" w:w="5112"/>
+          </w:tcPr>
+          <w:p>
+            <w:r>
+              <w:t>Negative-result audit</w:t>
+            </w:r>
+          </w:p>
+        </w:tc>
+        <w:tc>
+          <w:tcPr>
+            <w:tcW w:type="dxa" w:w="5112"/>
+          </w:tcPr>
+          <w:p>
+            <w:r>
+              <w:t>Checked interpretation</w:t>
+            </w:r>
+          </w:p>
+        </w:tc>
+      </w:tr>
+      <w:tr>
+        <w:tc>
+          <w:tcPr>
+            <w:tcW w:type="dxa" w:w="5112"/>
+          </w:tcPr>
+          <w:p>
+            <w:r>
+              <w:t>Observed tie</w:t>
+            </w:r>
+          </w:p>
+        </w:tc>
+        <w:tc>
+          <w:tcPr>
+            <w:tcW w:type="dxa" w:w="5112"/>
+          </w:tcPr>
+          <w:p>
+            <w:r>
+              <w:t>Fails a strict-improvement criterion</w:t>
+            </w:r>
+          </w:p>
+        </w:tc>
+      </w:tr>
+      <w:tr>
+        <w:tc>
+          <w:tcPr>
+            <w:tcW w:type="dxa" w:w="5112"/>
+          </w:tcPr>
+          <w:p>
+            <w:r>
+              <w:t>Tie on eight or ten cases</w:t>
+            </w:r>
+          </w:p>
+        </w:tc>
+        <w:tc>
+          <w:tcPr>
+            <w:tcW w:type="dxa" w:w="5112"/>
+          </w:tcPr>
+          <w:p>
+            <w:r>
+              <w:t>Not proof of population equality</w:t>
+            </w:r>
+          </w:p>
+        </w:tc>
+      </w:tr>
+      <w:tr>
+        <w:tc>
+          <w:tcPr>
+            <w:tcW w:type="dxa" w:w="5112"/>
+          </w:tcPr>
+          <w:p>
+            <w:r>
+              <w:t>No benefit under this criterion</w:t>
+            </w:r>
+          </w:p>
+        </w:tc>
+        <w:tc>
+          <w:tcPr>
+            <w:tcW w:type="dxa" w:w="5112"/>
+          </w:tcPr>
+          <w:p>
+            <w:r>
+              <w:t>Not proof of uselessness everywhere</w:t>
+            </w:r>
+          </w:p>
+        </w:tc>
+      </w:tr>
+      <w:tr>
+        <w:tc>
+          <w:tcPr>
+            <w:tcW w:type="dxa" w:w="5112"/>
+          </w:tcPr>
+          <w:p>
+            <w:r>
+              <w:t>An explanation sounds plausible</w:t>
+            </w:r>
+          </w:p>
+        </w:tc>
+        <w:tc>
+          <w:tcPr>
+            <w:tcW w:type="dxa" w:w="5112"/>
+          </w:tcPr>
+          <w:p>
+            <w:r>
+              <w:t>Hypothesis for follow-up, not established cause</w:t>
+            </w:r>
+          </w:p>
+        </w:tc>
+      </w:tr>
+      <w:tr>
+        <w:tc>
+          <w:tcPr>
+            <w:tcW w:type="dxa" w:w="5112"/>
+          </w:tcPr>
+          <w:p>
+            <w:r>
+              <w:t>New task picked because baseline fails</w:t>
+            </w:r>
+          </w:p>
+        </w:tc>
+        <w:tc>
+          <w:tcPr>
+            <w:tcW w:type="dxa" w:w="5112"/>
+          </w:tcPr>
+          <w:p>
+            <w:r>
+              <w:t>Disclose selection; do not call it representative confirmation</w:t>
+            </w:r>
+          </w:p>
+        </w:tc>
+      </w:tr>
+      <w:tr>
+        <w:tc>
+          <w:tcPr>
+            <w:tcW w:type="dxa" w:w="5112"/>
+          </w:tcPr>
+          <w:p>
+            <w:r>
+              <w:t>A revised question looks promising</w:t>
+            </w:r>
+          </w:p>
+        </w:tc>
+        <w:tc>
+          <w:tcPr>
+            <w:tcW w:type="dxa" w:w="5112"/>
+          </w:tcPr>
+          <w:p>
+            <w:r>
+              <w:t>Label new work and preserve original hypothesis/result</w:t>
+            </w:r>
+          </w:p>
+        </w:tc>
+      </w:tr>
+      <w:tr>
+        <w:tc>
+          <w:tcPr>
+            <w:tcW w:type="dxa" w:w="5112"/>
+          </w:tcPr>
+          <w:p>
+            <w:r>
+              <w:t>Mean gain positive but below target</w:t>
+            </w:r>
+          </w:p>
+        </w:tc>
+        <w:tc>
+          <w:tcPr>
+            <w:tcW w:type="dxa" w:w="5112"/>
+          </w:tcPr>
+          <w:p>
+            <w:r>
+              <w:t>Report both magnitude and unmet criterion</w:t>
+            </w:r>
+          </w:p>
+        </w:tc>
+      </w:tr>
+      <w:tr>
+        <w:tc>
+          <w:tcPr>
+            <w:tcW w:type="dxa" w:w="5112"/>
+          </w:tcPr>
+          <w:p>
+            <w:r>
+              <w:t>Same totals</w:t>
+            </w:r>
+          </w:p>
+        </w:tc>
+        <w:tc>
+          <w:tcPr>
+            <w:tcW w:type="dxa" w:w="5112"/>
+          </w:tcPr>
+          <w:p>
+            <w:r>
+              <w:t>Not proof of identical per-case errors</w:t>
+            </w:r>
+          </w:p>
+        </w:tc>
+      </w:tr>
+    </w:tbl>
+    <w:p>
+      <w:pPr>
+        <w:pStyle w:val="Heading2"/>
+      </w:pPr>
+      <w:r>
+        <w:t>Write and justify the repair</w:t>
+      </w:r>
+    </w:p>
+    <w:p>
+      <w:pPr>
         <w:pStyle w:val="Heading3"/>
       </w:pPr>
       <w:r>
@@ -1589,33 +2501,93 @@
     </w:p>
     <w:p>
       <w:pPr>
+        <w:pStyle w:val="ListBullet"/>
+      </w:pPr>
+      <w:r>
+        <w:t>A report omits this qualification: Failure to meet a criterion or reject a null is not proof of exact equivalence. Explain how omitting it could change a reader's interpretation, and write an accurate replacement.</w:t>
+      </w:r>
+    </w:p>
+    <w:p>
+      <w:pPr>
         <w:pStyle w:val="Heading3"/>
       </w:pPr>
       <w:r>
+        <w:t>State one repair and the checks you would rerun.</w:t>
+      </w:r>
+    </w:p>
+    <w:p>
+      <w:r>
+        <w:t>________________________________________________________________</w:t>
+      </w:r>
+    </w:p>
+    <w:p>
+      <w:r>
+        <w:t>________________________________________________________________</w:t>
+      </w:r>
+    </w:p>
+    <w:p>
+      <w:r>
+        <w:t>________________________________________________________________</w:t>
+      </w:r>
+    </w:p>
+    <w:p>
+      <w:r>
+        <w:t>________________________________________________________________</w:t>
+      </w:r>
+    </w:p>
+    <w:p>
+      <w:r>
+        <w:t>________________________________________________________________</w:t>
+      </w:r>
+    </w:p>
+    <w:p>
+      <w:r>
+        <w:t>________________________________________________________________</w:t>
+      </w:r>
+    </w:p>
+    <w:p>
+      <w:pPr>
+        <w:pStyle w:val="Heading2"/>
+      </w:pPr>
+      <w:r>
+        <w:t>Earlier wording, alternatives and picture transcripts · reference / check after trying</w:t>
+      </w:r>
+    </w:p>
+    <w:p>
+      <w:pPr>
+        <w:pStyle w:val="Heading3"/>
+      </w:pPr>
+      <w:r>
         <w:t>Locate the earliest unsupported step</w:t>
       </w:r>
     </w:p>
     <w:p>
       <w:pPr>
-        <w:spacing w:line="336" w:lineRule="auto" w:after="180"/>
-      </w:pPr>
-      <w:r>
-        <w:rPr>
-          <w:b w:val="0"/>
-        </w:rPr>
-        <w:t xml:space="preserve">A report omits this qualification: Failure to meet a criterion or reject a null is not proof of exact </w:t>
-      </w:r>
-      <w:r>
-        <w:rPr>
-          <w:b/>
-        </w:rPr>
-        <w:t>equivalence</w:t>
-      </w:r>
-      <w:r>
-        <w:rPr>
-          <w:b w:val="0"/>
-        </w:rPr>
-        <w:t>. Explain how omitting it could change a reader's interpretation, and write an accurate replacement.</w:t>
+        <w:pStyle w:val="Heading1"/>
+      </w:pPr>
+      <w:r>
+        <w:t>08. Practise the mechanism with progressively less help</w:t>
+      </w:r>
+    </w:p>
+    <w:p>
+      <w:r>
+        <w:t>Keep the selected independent case for a first attempt.</w:t>
+      </w:r>
+    </w:p>
+    <w:p>
+      <w:pPr>
+        <w:pStyle w:val="Heading2"/>
+      </w:pPr>
+      <w:r>
+        <w:t>Shared explanation</w:t>
+      </w:r>
+    </w:p>
+    <w:p>
+      <w:pPr>
+        <w:pStyle w:val="ListBullet"/>
+      </w:pPr>
+      <w:r>
+        <w:t>Explain the weekly mechanism in your own words. Use the worked scenario to name its input, decision rule and output.</w:t>
       </w:r>
     </w:p>
     <w:p>
@@ -1623,7 +2595,7 @@
         <w:pStyle w:val="Heading3"/>
       </w:pPr>
       <w:r>
-        <w:t>State one repair and the checks you would rerun.</w:t>
+        <w:t>Guided: restate the worked result, then name the assumption or limitation that prevents a broader conclusion.</w:t>
       </w:r>
     </w:p>
     <w:p>
@@ -1652,79 +2624,19 @@
       </w:r>
     </w:p>
     <w:p>
+      <w:pPr>
+        <w:pStyle w:val="Heading3"/>
+      </w:pPr>
+      <w:r>
+        <w:t>Explain your prediction to a partner before comparing results.</w:t>
+      </w:r>
+    </w:p>
+    <w:p>
       <w:r>
         <w:t>________________________________________________________________</w:t>
       </w:r>
     </w:p>
     <w:p>
-      <w:pPr>
-        <w:pStyle w:val="Heading1"/>
-      </w:pPr>
-      <w:r>
-        <w:t>08. Practise together</w:t>
-      </w:r>
-    </w:p>
-    <w:p>
-      <w:r>
-        <w:t>Practise Negative results and claim revision with support, then explain the deciding step in your own words.</w:t>
-      </w:r>
-    </w:p>
-    <w:p>
-      <w:pPr>
-        <w:spacing w:line="336" w:lineRule="auto" w:after="180"/>
-      </w:pPr>
-      <w:r>
-        <w:rPr>
-          <w:b w:val="0"/>
-        </w:rPr>
-        <w:t xml:space="preserve">Explain the weekly </w:t>
-      </w:r>
-      <w:r>
-        <w:rPr>
-          <w:b/>
-        </w:rPr>
-        <w:t>mechanism</w:t>
-      </w:r>
-      <w:r>
-        <w:rPr>
-          <w:b w:val="0"/>
-        </w:rPr>
-        <w:t xml:space="preserve"> in your own words. Use the worked scenario to name its </w:t>
-      </w:r>
-      <w:r>
-        <w:rPr>
-          <w:b/>
-        </w:rPr>
-        <w:t>input</w:t>
-      </w:r>
-      <w:r>
-        <w:rPr>
-          <w:b w:val="0"/>
-        </w:rPr>
-        <w:t xml:space="preserve">, decision rule and </w:t>
-      </w:r>
-      <w:r>
-        <w:rPr>
-          <w:b/>
-        </w:rPr>
-        <w:t>output</w:t>
-      </w:r>
-      <w:r>
-        <w:rPr>
-          <w:b w:val="0"/>
-        </w:rPr>
-        <w:t>.</w:t>
-      </w:r>
-    </w:p>
-    <w:p>
-      <w:pPr>
-        <w:pStyle w:val="Heading3"/>
-      </w:pPr>
-      <w:r>
-        <w:t>Guided: restate the worked result, then name the assumption or limitation that prevents a broader conclusion.</w:t>
-      </w:r>
-    </w:p>
-    <w:p>
       <w:r>
         <w:t>________________________________________________________________</w:t>
       </w:r>
@@ -1740,49 +2652,11 @@
       </w:r>
     </w:p>
     <w:p>
-      <w:r>
-        <w:t>________________________________________________________________</w:t>
-      </w:r>
-    </w:p>
-    <w:p>
-      <w:r>
-        <w:t>________________________________________________________________</w:t>
-      </w:r>
-    </w:p>
-    <w:p>
-      <w:pPr>
-        <w:pStyle w:val="Heading3"/>
-      </w:pPr>
-      <w:r>
-        <w:t>Explain your prediction to a partner before comparing results.</w:t>
-      </w:r>
-    </w:p>
-    <w:p>
-      <w:r>
-        <w:t>________________________________________________________________</w:t>
-      </w:r>
-    </w:p>
-    <w:p>
-      <w:r>
-        <w:t>________________________________________________________________</w:t>
-      </w:r>
-    </w:p>
-    <w:p>
-      <w:r>
-        <w:t>________________________________________________________________</w:t>
-      </w:r>
-    </w:p>
-    <w:p>
-      <w:r>
-        <w:t>________________________________________________________________</w:t>
-      </w:r>
-    </w:p>
-    <w:p>
-      <w:pPr>
-        <w:pStyle w:val="Heading3"/>
-      </w:pPr>
-      <w:r>
-        <w:t>Practise with less help: Trace the worked case</w:t>
+      <w:pPr>
+        <w:pStyle w:val="Heading2"/>
+      </w:pPr>
+      <w:r>
+        <w:t>Supported workbook trace</w:t>
       </w:r>
     </w:p>
     <w:p>
@@ -1924,117 +2798,49 @@
     </w:p>
     <w:p>
       <w:pPr>
+        <w:pStyle w:val="Heading2"/>
+      </w:pPr>
+      <w:r>
+        <w:t>Individual scope check</w:t>
+      </w:r>
+    </w:p>
+    <w:p>
+      <w:pPr>
+        <w:pStyle w:val="ListBullet"/>
+      </w:pPr>
+      <w:r>
+        <w:t>Use the worked case for Negative results and claim revision. Proposed explanation: “The worked result establishes every future case”. Decide whether this explanation is supported. Point to the step or supplied fact that decides; explain your repair if needed.</w:t>
+      </w:r>
+    </w:p>
+    <w:p>
+      <w:pPr>
+        <w:pStyle w:val="ListBullet"/>
+      </w:pPr>
+      <w:r>
+        <w:t>Answer on your own before discussion. If you are unsure, say which step you need help with.</w:t>
+      </w:r>
+    </w:p>
+    <w:p>
+      <w:pPr>
+        <w:pStyle w:val="Heading2"/>
+      </w:pPr>
+      <w:r>
+        <w:t>Picture response</w:t>
+      </w:r>
+    </w:p>
+    <w:p>
+      <w:pPr>
+        <w:pStyle w:val="ListBullet"/>
+      </w:pPr>
+      <w:r>
+        <w:t>Does a 6/8 tie support the prediction that B scores higher? Explain why one newly selected favourable demonstration does not replace the original result or prove equivalence.</w:t>
+      </w:r>
+    </w:p>
+    <w:p>
+      <w:pPr>
         <w:pStyle w:val="Heading3"/>
       </w:pPr>
       <w:r>
-        <w:t>Check your reasoning</w:t>
-      </w:r>
-    </w:p>
-    <w:p>
-      <w:pPr>
-        <w:spacing w:line="336" w:lineRule="auto" w:after="180"/>
-      </w:pPr>
-      <w:r>
-        <w:rPr>
-          <w:b w:val="0"/>
-        </w:rPr>
-        <w:t xml:space="preserve">Use the worked case for </w:t>
-      </w:r>
-      <w:r>
-        <w:rPr>
-          <w:b/>
-        </w:rPr>
-        <w:t>Negative result</w:t>
-      </w:r>
-      <w:r>
-        <w:rPr>
-          <w:b w:val="0"/>
-        </w:rPr>
-        <w:t xml:space="preserve">s and </w:t>
-      </w:r>
-      <w:r>
-        <w:rPr>
-          <w:b/>
-        </w:rPr>
-        <w:t>claim revision</w:t>
-      </w:r>
-      <w:r>
-        <w:rPr>
-          <w:b w:val="0"/>
-        </w:rPr>
-        <w:t>. Proposed explanation: “The worked result establishes every future case”. Decide whether this explanation is supported.</w:t>
-      </w:r>
-    </w:p>
-    <w:p>
-      <w:pPr>
-        <w:spacing w:line="336" w:lineRule="auto" w:after="180"/>
-      </w:pPr>
-      <w:r>
-        <w:rPr>
-          <w:b w:val="0"/>
-        </w:rPr>
-        <w:t>Point to the step or supplied fact that decides; explain your repair if needed.</w:t>
-      </w:r>
-    </w:p>
-    <w:p>
-      <w:pPr>
-        <w:spacing w:line="336" w:lineRule="auto" w:after="180"/>
-      </w:pPr>
-      <w:r>
-        <w:rPr>
-          <w:b w:val="0"/>
-        </w:rPr>
-        <w:t>Answer on your own before discussion. If you are unsure, say which step you need help with.</w:t>
-      </w:r>
-    </w:p>
-    <w:p>
-      <w:pPr>
-        <w:pStyle w:val="Heading3"/>
-      </w:pPr>
-      <w:r>
-        <w:t>Explain the picture</w:t>
-      </w:r>
-    </w:p>
-    <w:p>
-      <w:pPr>
-        <w:spacing w:line="336" w:lineRule="auto" w:after="180"/>
-      </w:pPr>
-      <w:r>
-        <w:rPr>
-          <w:b w:val="0"/>
-        </w:rPr>
-        <w:t xml:space="preserve">Does a 6/8 tie support the </w:t>
-      </w:r>
-      <w:r>
-        <w:rPr>
-          <w:b/>
-        </w:rPr>
-        <w:t>prediction</w:t>
-      </w:r>
-      <w:r>
-        <w:rPr>
-          <w:b w:val="0"/>
-        </w:rPr>
-        <w:t xml:space="preserve"> that B scores higher? Explain why one newly selected favourable demonstration does not replace the original result or prove </w:t>
-      </w:r>
-      <w:r>
-        <w:rPr>
-          <w:b/>
-        </w:rPr>
-        <w:t>equivalence</w:t>
-      </w:r>
-      <w:r>
-        <w:rPr>
-          <w:b w:val="0"/>
-        </w:rPr>
-        <w:t>.</w:t>
-      </w:r>
-    </w:p>
-    <w:p>
-      <w:pPr>
-        <w:pStyle w:val="Heading3"/>
-      </w:pPr>
-      <w:r>
         <w:t>My explanation using a pictured step and the given facts</w:t>
       </w:r>
     </w:p>
@@ -2056,6 +2862,14 @@
     <w:p>
       <w:r>
         <w:t>________________________________________________________________</w:t>
+      </w:r>
+    </w:p>
+    <w:p>
+      <w:pPr>
+        <w:pStyle w:val="Heading2"/>
+      </w:pPr>
+      <w:r>
+        <w:t>Reserve the independent task</w:t>
       </w:r>
     </w:p>
     <w:p>
@@ -2071,23 +2885,55 @@
     </w:p>
     <w:p>
       <w:pPr>
+        <w:pStyle w:val="Heading2"/>
+      </w:pPr>
+      <w:r>
+        <w:t>Earlier wording, alternatives and picture transcripts · reference / check after trying</w:t>
+      </w:r>
+    </w:p>
+    <w:p>
+      <w:pPr>
+        <w:pStyle w:val="Heading3"/>
+      </w:pPr>
+      <w:r>
+        <w:t>Practise with less help: Trace the worked case</w:t>
+      </w:r>
+    </w:p>
+    <w:p>
+      <w:pPr>
+        <w:pStyle w:val="Heading3"/>
+      </w:pPr>
+      <w:r>
+        <w:t>Check your reasoning</w:t>
+      </w:r>
+    </w:p>
+    <w:p>
+      <w:pPr>
+        <w:pStyle w:val="Heading3"/>
+      </w:pPr>
+      <w:r>
+        <w:t>Explain the picture</w:t>
+      </w:r>
+    </w:p>
+    <w:p>
+      <w:pPr>
         <w:pStyle w:val="Heading1"/>
       </w:pPr>
       <w:r>
-        <w:t>09. Run the investigation</w:t>
-      </w:r>
-    </w:p>
-    <w:p>
-      <w:r>
-        <w:t>Investigate Negative results and claim revision. Record the prediction, actual observation or labelled paper trace, explanation and next test separately.</w:t>
-      </w:r>
-    </w:p>
-    <w:p>
-      <w:pPr>
-        <w:pStyle w:val="Heading3"/>
-      </w:pPr>
-      <w:r>
-        <w:t>Predict, investigate and preserve the evidence</w:t>
+        <w:t>09. Investigate, record the evidence and check the limits</w:t>
+      </w:r>
+    </w:p>
+    <w:p>
+      <w:r>
+        <w:t>Distinguish a prediction, a paper trace and an actual local execution.</w:t>
+      </w:r>
+    </w:p>
+    <w:p>
+      <w:pPr>
+        <w:pStyle w:val="Heading2"/>
+      </w:pPr>
+      <w:r>
+        <w:t>Current investigation</w:t>
       </w:r>
     </w:p>
     <w:p>
@@ -2098,7 +2944,31 @@
         <w:rPr>
           <w:b w:val="0"/>
         </w:rPr>
-        <w:t>Hypothesis expects B support strictly above A. Both pass8/10 reserved cases. Show the intermediate steps and give the conclusion with its scope.</w:t>
+        <w:t>Hypothesis expects B support strictly above A. Both pass 8/10 reserved cases. Show the intermediate steps and give the conclusion with its scope.</w:t>
+      </w:r>
+    </w:p>
+    <w:p>
+      <w:pPr>
+        <w:pStyle w:val="Heading2"/>
+      </w:pPr>
+      <w:r>
+        <w:t>Complete investigation instructions</w:t>
+      </w:r>
+    </w:p>
+    <w:p>
+      <w:pPr>
+        <w:pStyle w:val="ListNumber"/>
+      </w:pPr>
+      <w:r>
+        <w:t>Perform a paper claim audit. Write the original strict-improvement criterion, both main eight-of-ten counts, zero observed difference and the limited conclusion that the criterion is unmet here. Separately inspect the picture’s six-of-eight tie and selected favorable task. Keep the selected demonstration outside the original fixed-set record and mark proposed explanations or new evaluations as not run. Do not invent confidence bounds, equivalence thresholds or paired failures. Reserve the independent latency-gain criterion for a first attempt.</w:t>
+      </w:r>
+    </w:p>
+    <w:p>
+      <w:pPr>
+        <w:pStyle w:val="Heading2"/>
+      </w:pPr>
+      <w:r>
+        <w:t>Evidence record and reflection</w:t>
       </w:r>
     </w:p>
     <w:tbl>
@@ -2250,14 +3120,6 @@
     </w:p>
     <w:p>
       <w:pPr>
-        <w:pStyle w:val="Heading3"/>
-      </w:pPr>
-      <w:r>
-        <w:t>Plan → try → check</w:t>
-      </w:r>
-    </w:p>
-    <w:p>
-      <w:pPr>
         <w:spacing w:line="336" w:lineRule="auto" w:after="180"/>
       </w:pPr>
       <w:r>
@@ -2269,23 +3131,47 @@
     </w:p>
     <w:p>
       <w:pPr>
+        <w:pStyle w:val="Heading2"/>
+      </w:pPr>
+      <w:r>
+        <w:t>Earlier wording, alternatives and picture transcripts · reference / check after trying</w:t>
+      </w:r>
+    </w:p>
+    <w:p>
+      <w:pPr>
+        <w:pStyle w:val="Heading3"/>
+      </w:pPr>
+      <w:r>
+        <w:t>Predict, investigate and preserve the evidence</w:t>
+      </w:r>
+    </w:p>
+    <w:p>
+      <w:pPr>
+        <w:pStyle w:val="Heading3"/>
+      </w:pPr>
+      <w:r>
+        <w:t>Plan → try → check</w:t>
+      </w:r>
+    </w:p>
+    <w:p>
+      <w:pPr>
         <w:pStyle w:val="Heading1"/>
       </w:pPr>
       <w:r>
-        <w:t>10. Build your understanding</w:t>
-      </w:r>
-    </w:p>
-    <w:p>
-      <w:r>
-        <w:t>Move from recall to tracing, diagnosis and transfer in Negative results and claim revision. Explain why each step is justified.</w:t>
-      </w:r>
-    </w:p>
-    <w:p>
-      <w:pPr>
-        <w:pStyle w:val="Heading3"/>
-      </w:pPr>
-      <w:r>
-        <w:t>Explain → apply → challenge</w:t>
+        <w:t>14. Try the selected new case independently</w:t>
+      </w:r>
+    </w:p>
+    <w:p>
+      <w:r>
+        <w:t>Compare the observed 0.8-second mean reduction with the declared at-least-two-second target and keep the conclusion scoped.</w:t>
+      </w:r>
+    </w:p>
+    <w:p>
+      <w:pPr>
+        <w:pStyle w:val="Heading2"/>
+      </w:pPr>
+      <w:r>
+        <w:t>Complete independent task</w:t>
       </w:r>
     </w:p>
     <w:p>
@@ -2296,43 +3182,123 @@
         <w:rPr>
           <w:b w:val="0"/>
         </w:rPr>
-        <w:t xml:space="preserve">Explain the weekly </w:t>
-      </w:r>
-      <w:r>
-        <w:rPr>
-          <w:b/>
-        </w:rPr>
-        <w:t>mechanism</w:t>
-      </w:r>
+        <w:t>Hypothesis predicts mean latency reduction at least 2 seconds. Observed paired mean reduction .8. Report.</w:t>
+      </w:r>
+    </w:p>
+    <w:p>
+      <w:pPr>
+        <w:pStyle w:val="Heading2"/>
+      </w:pPr>
+      <w:r>
+        <w:t>First attempt and support record</w:t>
+      </w:r>
+    </w:p>
+    <w:p>
+      <w:pPr>
+        <w:pStyle w:val="Heading3"/>
+      </w:pPr>
+      <w:r>
+        <w:t>My independent explanation, trace and limits</w:t>
+      </w:r>
+    </w:p>
+    <w:p>
+      <w:r>
+        <w:t>________________________________________________________________</w:t>
+      </w:r>
+    </w:p>
+    <w:p>
+      <w:r>
+        <w:t>________________________________________________________________</w:t>
+      </w:r>
+    </w:p>
+    <w:p>
+      <w:r>
+        <w:t>________________________________________________________________</w:t>
+      </w:r>
+    </w:p>
+    <w:p>
+      <w:r>
+        <w:t>________________________________________________________________</w:t>
+      </w:r>
+    </w:p>
+    <w:p>
+      <w:r>
+        <w:t>________________________________________________________________</w:t>
+      </w:r>
+    </w:p>
+    <w:p>
+      <w:r>
+        <w:t>________________________________________________________________</w:t>
+      </w:r>
+    </w:p>
+    <w:p>
+      <w:r>
+        <w:t>________________________________________________________________</w:t>
+      </w:r>
+    </w:p>
+    <w:p>
+      <w:pPr>
+        <w:spacing w:line="336" w:lineRule="auto" w:after="180"/>
+      </w:pPr>
       <w:r>
         <w:rPr>
           <w:b w:val="0"/>
         </w:rPr>
-        <w:t xml:space="preserve"> in your own words. Use the worked scenario to name its </w:t>
-      </w:r>
-      <w:r>
-        <w:rPr>
-          <w:b/>
-        </w:rPr>
-        <w:t>input</w:t>
-      </w:r>
+        <w:t>Attempt this case before feedback. Record any help. Earlier examples below are further practice; a case already practised with feedback cannot establish fresh transfer.</w:t>
+      </w:r>
+    </w:p>
+    <w:p>
+      <w:pPr>
+        <w:pStyle w:val="Heading2"/>
+      </w:pPr>
+      <w:r>
+        <w:t>Feedback after trying</w:t>
+      </w:r>
+    </w:p>
+    <w:p>
+      <w:pPr>
+        <w:spacing w:line="336" w:lineRule="auto" w:after="180"/>
+      </w:pPr>
       <w:r>
         <w:rPr>
           <w:b w:val="0"/>
         </w:rPr>
-        <w:t xml:space="preserve">, decision rule and </w:t>
-      </w:r>
-      <w:r>
-        <w:rPr>
-          <w:b/>
-        </w:rPr>
-        <w:t>output</w:t>
-      </w:r>
+        <w:t>Attempt the independent case before hints. Record whether you worked alone, used a hint or followed a model. After feedback, fix the first unsupported step and explain why it changed.</w:t>
+      </w:r>
+    </w:p>
+    <w:p>
+      <w:pPr>
+        <w:spacing w:line="336" w:lineRule="auto" w:after="180"/>
+      </w:pPr>
       <w:r>
         <w:rPr>
           <w:b w:val="0"/>
         </w:rPr>
-        <w:t>.</w:t>
+        <w:t>A later check uses a changed case, not a copied answer.</w:t>
+      </w:r>
+    </w:p>
+    <w:p>
+      <w:pPr>
+        <w:pStyle w:val="Heading2"/>
+      </w:pPr>
+      <w:r>
+        <w:t>Earlier wording, alternatives and picture transcripts · reference / check after trying</w:t>
+      </w:r>
+    </w:p>
+    <w:p>
+      <w:pPr>
+        <w:pStyle w:val="Heading3"/>
+      </w:pPr>
+      <w:r>
+        <w:t>Independent case: Apply a new case independently</w:t>
+      </w:r>
+    </w:p>
+    <w:p>
+      <w:pPr>
+        <w:pStyle w:val="Heading3"/>
+      </w:pPr>
+      <w:r>
+        <w:t>Attempt this without hints</w:t>
       </w:r>
     </w:p>
     <w:p>
@@ -2343,41 +3309,66 @@
         <w:rPr>
           <w:b w:val="0"/>
         </w:rPr>
-        <w:t xml:space="preserve">A report omits this qualification: Failure to meet a criterion or reject a null is not proof of exact </w:t>
-      </w:r>
-      <w:r>
-        <w:rPr>
-          <w:b/>
-        </w:rPr>
-        <w:t>equivalence</w:t>
-      </w:r>
+        <w:t>Hypothesis predicts mean latency reduction at least 2 seconds. Observed paired mean reduction .8. Report.</w:t>
+      </w:r>
+    </w:p>
+    <w:p>
+      <w:pPr>
+        <w:pStyle w:val="Heading3"/>
+      </w:pPr>
+      <w:r>
+        <w:t>My independent procedure, result and limitation</w:t>
+      </w:r>
+    </w:p>
+    <w:p>
+      <w:r>
+        <w:t>________________________________________________________________</w:t>
+      </w:r>
+    </w:p>
+    <w:p>
+      <w:r>
+        <w:t>________________________________________________________________</w:t>
+      </w:r>
+    </w:p>
+    <w:p>
+      <w:r>
+        <w:t>________________________________________________________________</w:t>
+      </w:r>
+    </w:p>
+    <w:p>
+      <w:r>
+        <w:t>________________________________________________________________</w:t>
+      </w:r>
+    </w:p>
+    <w:p>
+      <w:r>
+        <w:t>________________________________________________________________</w:t>
+      </w:r>
+    </w:p>
+    <w:p>
+      <w:r>
+        <w:t>________________________________________________________________</w:t>
+      </w:r>
+    </w:p>
+    <w:p>
+      <w:r>
+        <w:t>________________________________________________________________</w:t>
+      </w:r>
+    </w:p>
+    <w:p>
+      <w:r>
+        <w:t>________________________________________________________________</w:t>
+      </w:r>
+    </w:p>
+    <w:p>
+      <w:pPr>
+        <w:spacing w:line="336" w:lineRule="auto" w:after="180"/>
+      </w:pPr>
       <w:r>
         <w:rPr>
           <w:b w:val="0"/>
         </w:rPr>
-        <w:t>. Explain how omitting it could change a reader's interpretation, and write an accurate replacement.</w:t>
-      </w:r>
-    </w:p>
-    <w:p>
-      <w:pPr>
-        <w:spacing w:line="336" w:lineRule="auto" w:after="180"/>
-      </w:pPr>
-      <w:r>
-        <w:rPr>
-          <w:b w:val="0"/>
-        </w:rPr>
-        <w:t>For the worked scenario, propose one additional case that could reveal a failure, describe its expected outcome before running it, and explain what would need to remain fixed for a fair comparison.</w:t>
-      </w:r>
-    </w:p>
-    <w:p>
-      <w:pPr>
-        <w:spacing w:line="336" w:lineRule="auto" w:after="180"/>
-      </w:pPr>
-      <w:r>
-        <w:rPr>
-          <w:b w:val="0"/>
-        </w:rPr>
-        <w:t>Do not reuse W4 as a new final test after receiving feedback.</w:t>
+        <w:t>Record support used: none, hint or teacher explanation. After feedback, a different case is needed to demonstrate independence.</w:t>
       </w:r>
     </w:p>
     <w:p>
@@ -2385,32 +3376,7 @@
         <w:pStyle w:val="Heading3"/>
       </w:pPr>
       <w:r>
-        <w:t>Explain which evidence supports your conclusion and which claim remains unproved.</w:t>
-      </w:r>
-    </w:p>
-    <w:p>
-      <w:r>
-        <w:t>________________________________________________________________</w:t>
-      </w:r>
-    </w:p>
-    <w:p>
-      <w:r>
-        <w:t>________________________________________________________________</w:t>
-      </w:r>
-    </w:p>
-    <w:p>
-      <w:r>
-        <w:t>________________________________________________________________</w:t>
-      </w:r>
-    </w:p>
-    <w:p>
-      <w:r>
-        <w:t>________________________________________________________________</w:t>
-      </w:r>
-    </w:p>
-    <w:p>
-      <w:r>
-        <w:t>________________________________________________________________</w:t>
+        <w:t>Use feedback to improve</w:t>
       </w:r>
     </w:p>
     <w:p>
@@ -2418,12 +3384,20 @@
         <w:pStyle w:val="Heading1"/>
       </w:pPr>
       <w:r>
-        <w:t>11. Connect your project</w:t>
-      </w:r>
-    </w:p>
-    <w:p>
-      <w:r>
-        <w:t>Apply this week’s idea to Reproducible AI Research Study. Keep an annotated decision and the evidence supporting it.</w:t>
+        <w:t>11. Save the research artifact and unresolved conditions</w:t>
+      </w:r>
+    </w:p>
+    <w:p>
+      <w:r>
+        <w:t>Keep supplied evidence, proposed revisions and actual work distinct.</w:t>
+      </w:r>
+    </w:p>
+    <w:p>
+      <w:pPr>
+        <w:pStyle w:val="Heading2"/>
+      </w:pPr>
+      <w:r>
+        <w:t>Project task and artifact</w:t>
       </w:r>
     </w:p>
     <w:p>
@@ -2662,10 +3636,10 @@
     </w:tbl>
     <w:p>
       <w:pPr>
-        <w:pStyle w:val="Heading3"/>
-      </w:pPr>
-      <w:r>
-        <w:t>Evidence for your project</w:t>
+        <w:pStyle w:val="Heading2"/>
+      </w:pPr>
+      <w:r>
+        <w:t>Evidence and limitations</w:t>
       </w:r>
     </w:p>
     <w:p>
@@ -2681,15 +3655,88 @@
     </w:p>
     <w:p>
       <w:pPr>
+        <w:pStyle w:val="Heading2"/>
+      </w:pPr>
+      <w:r>
+        <w:t>Earlier wording, alternatives and picture transcripts · reference / check after trying</w:t>
+      </w:r>
+    </w:p>
+    <w:p>
+      <w:pPr>
+        <w:pStyle w:val="Heading3"/>
+      </w:pPr>
+      <w:r>
+        <w:t>Evidence for your project</w:t>
+      </w:r>
+    </w:p>
+    <w:p>
+      <w:pPr>
         <w:pStyle w:val="Heading1"/>
       </w:pPr>
       <w:r>
-        <w:t>12. Show what you know</w:t>
-      </w:r>
-    </w:p>
-    <w:p>
-      <w:r>
-        <w:t>Use a genuinely new case for independent evidence. Previously discussed examples remain practice; use the separately named independent case before feedback.</w:t>
+        <w:t>16. Retrieve the mechanism and state the evidence boundary</w:t>
+      </w:r>
+    </w:p>
+    <w:p>
+      <w:r>
+        <w:t>Explain what follows and what would require new evidence.</w:t>
+      </w:r>
+    </w:p>
+    <w:p>
+      <w:pPr>
+        <w:pStyle w:val="Heading2"/>
+      </w:pPr>
+      <w:r>
+        <w:t>Retrieve and explain</w:t>
+      </w:r>
+    </w:p>
+    <w:p>
+      <w:pPr>
+        <w:pStyle w:val="ListBullet"/>
+      </w:pPr>
+      <w:r>
+        <w:t>Close your notes. Explain this goal in your own words: Explain the mechanism and terminology of negative results and claim revision</w:t>
+      </w:r>
+    </w:p>
+    <w:p>
+      <w:pPr>
+        <w:pStyle w:val="Heading3"/>
+      </w:pPr>
+      <w:r>
+        <w:t>My deciding step, evidence and one remaining question</w:t>
+      </w:r>
+    </w:p>
+    <w:p>
+      <w:r>
+        <w:t>________________________________________________________________</w:t>
+      </w:r>
+    </w:p>
+    <w:p>
+      <w:r>
+        <w:t>________________________________________________________________</w:t>
+      </w:r>
+    </w:p>
+    <w:p>
+      <w:r>
+        <w:t>________________________________________________________________</w:t>
+      </w:r>
+    </w:p>
+    <w:p>
+      <w:r>
+        <w:t>________________________________________________________________</w:t>
+      </w:r>
+    </w:p>
+    <w:p>
+      <w:r>
+        <w:t>________________________________________________________________</w:t>
+      </w:r>
+    </w:p>
+    <w:p>
+      <w:pPr>
+        <w:pStyle w:val="Heading2"/>
+      </w:pPr>
+      <w:r>
+        <w:t>Plan a changed-case return</w:t>
       </w:r>
     </w:p>
     <w:p>
@@ -2700,62 +3747,31 @@
         <w:rPr>
           <w:b w:val="0"/>
         </w:rPr>
-        <w:t>Complete the supported workbook tasks before attempting W4 independently. Record any hints or help used. After feedback, use the teacher's fresh retry rather than copying the earlier answer.</w:t>
-      </w:r>
-    </w:p>
-    <w:p>
-      <w:pPr>
-        <w:spacing w:line="336" w:lineRule="auto" w:after="180"/>
-      </w:pPr>
+        <w:t xml:space="preserve">If you are unsure, return to the worked picture and explain one arrow. If you are ready, change an </w:t>
+      </w:r>
+      <w:r>
+        <w:rPr>
+          <w:b/>
+        </w:rPr>
+        <w:t>input</w:t>
+      </w:r>
       <w:r>
         <w:rPr>
           <w:b w:val="0"/>
         </w:rPr>
-        <w:t>For a project, select a relevant new case, predict the outcome from the declared rule and preserve the result alongside any revision.</w:t>
-      </w:r>
-    </w:p>
-    <w:p>
-      <w:pPr>
-        <w:pStyle w:val="Heading3"/>
-      </w:pPr>
-      <w:r>
-        <w:t>Exit: propose one revealing change to the worked scenario. State the expected outcome and the evidence that would make you revise your explanation.</w:t>
-      </w:r>
-    </w:p>
-    <w:p>
-      <w:r>
-        <w:t>________________________________________________________________</w:t>
-      </w:r>
-    </w:p>
-    <w:p>
-      <w:r>
-        <w:t>________________________________________________________________</w:t>
-      </w:r>
-    </w:p>
-    <w:p>
-      <w:r>
-        <w:t>________________________________________________________________</w:t>
-      </w:r>
-    </w:p>
-    <w:p>
-      <w:r>
-        <w:t>________________________________________________________________</w:t>
-      </w:r>
-    </w:p>
-    <w:p>
-      <w:r>
-        <w:t>________________________________________________________________</w:t>
-      </w:r>
-    </w:p>
-    <w:p>
-      <w:pPr>
-        <w:spacing w:line="336" w:lineRule="auto" w:after="180"/>
-      </w:pPr>
+        <w:t xml:space="preserve"> or assumption and justify your </w:t>
+      </w:r>
+      <w:r>
+        <w:rPr>
+          <w:b/>
+        </w:rPr>
+        <w:t>prediction</w:t>
+      </w:r>
       <w:r>
         <w:rPr>
           <w:b w:val="0"/>
         </w:rPr>
-        <w:t>For the worked scenario, propose one additional case that could reveal a failure, describe its expected outcome before running it, and explain what would need to remain fixed for a fair comparison.</w:t>
+        <w:t>.</w:t>
       </w:r>
     </w:p>
     <w:p>
@@ -2766,14 +3782,336 @@
         <w:rPr>
           <w:b w:val="0"/>
         </w:rPr>
-        <w:t>Do not reuse W4 as a new final test after receiving feedback.</w:t>
-      </w:r>
-    </w:p>
+        <w:t xml:space="preserve">Save your workbook </w:t>
+      </w:r>
+      <w:r>
+        <w:rPr>
+          <w:b/>
+        </w:rPr>
+        <w:t>evidence</w:t>
+      </w:r>
+      <w:r>
+        <w:rPr>
+          <w:b w:val="0"/>
+        </w:rPr>
+        <w:t>. At the next review, try a different case before opening your old answer.</w:t>
+      </w:r>
+    </w:p>
+    <w:p>
+      <w:pPr>
+        <w:pStyle w:val="Heading1"/>
+      </w:pPr>
+      <w:r>
+        <w:t>Reference bank and extra practice</w:t>
+      </w:r>
+    </w:p>
+    <w:p>
+      <w:pPr>
+        <w:pStyle w:val="Heading1"/>
+      </w:pPr>
+      <w:r>
+        <w:t>05. Reference · Use research vocabulary precisely</w:t>
+      </w:r>
+    </w:p>
+    <w:p>
+      <w:r>
+        <w:t>Connect each term to the question, comparison, measurement or evidence.</w:t>
+      </w:r>
+    </w:p>
+    <w:p>
+      <w:pPr>
+        <w:pStyle w:val="Heading2"/>
+      </w:pPr>
+      <w:r>
+        <w:t>Vocabulary and your explanation</w:t>
+      </w:r>
+    </w:p>
+    <w:tbl>
+      <w:tblPr>
+        <w:tblStyle w:val="LightShading-Accent1"/>
+        <w:tblW w:type="auto" w:w="0"/>
+        <w:tblLook w:firstColumn="1" w:firstRow="1" w:lastColumn="0" w:lastRow="0" w:noHBand="0" w:noVBand="1" w:val="04A0"/>
+      </w:tblPr>
+      <w:tblGrid>
+        <w:gridCol w:w="5112"/>
+        <w:gridCol w:w="5112"/>
+      </w:tblGrid>
+      <w:tr>
+        <w:trPr>
+          <w:tblHeader/>
+        </w:trPr>
+        <w:tc>
+          <w:tcPr>
+            <w:tcW w:type="dxa" w:w="5112"/>
+          </w:tcPr>
+          <w:p>
+            <w:r>
+              <w:t>Word</w:t>
+            </w:r>
+          </w:p>
+        </w:tc>
+        <w:tc>
+          <w:tcPr>
+            <w:tcW w:type="dxa" w:w="5112"/>
+          </w:tcPr>
+          <w:p>
+            <w:r>
+              <w:t>Meaning</w:t>
+            </w:r>
+          </w:p>
+        </w:tc>
+      </w:tr>
+      <w:tr>
+        <w:tc>
+          <w:tcPr>
+            <w:tcW w:type="dxa" w:w="5112"/>
+          </w:tcPr>
+          <w:p>
+            <w:r>
+              <w:t>Negative result</w:t>
+            </w:r>
+          </w:p>
+        </w:tc>
+        <w:tc>
+          <w:tcPr>
+            <w:tcW w:type="dxa" w:w="5112"/>
+          </w:tcPr>
+          <w:p>
+            <w:r>
+              <w:t>Evidence failing to meet the declared expectation</w:t>
+            </w:r>
+          </w:p>
+        </w:tc>
+      </w:tr>
+      <w:tr>
+        <w:tc>
+          <w:tcPr>
+            <w:tcW w:type="dxa" w:w="5112"/>
+          </w:tcPr>
+          <w:p>
+            <w:r>
+              <w:t>Claim revision</w:t>
+            </w:r>
+          </w:p>
+        </w:tc>
+        <w:tc>
+          <w:tcPr>
+            <w:tcW w:type="dxa" w:w="5112"/>
+          </w:tcPr>
+          <w:p>
+            <w:r>
+              <w:t>A bounded change to the conclusion</w:t>
+            </w:r>
+          </w:p>
+        </w:tc>
+      </w:tr>
+      <w:tr>
+        <w:tc>
+          <w:tcPr>
+            <w:tcW w:type="dxa" w:w="5112"/>
+          </w:tcPr>
+          <w:p>
+            <w:r>
+              <w:t>Equivalence</w:t>
+            </w:r>
+          </w:p>
+        </w:tc>
+        <w:tc>
+          <w:tcPr>
+            <w:tcW w:type="dxa" w:w="5112"/>
+          </w:tcPr>
+          <w:p>
+            <w:r>
+              <w:t>A separate claim requiring its own design and criterion</w:t>
+            </w:r>
+          </w:p>
+        </w:tc>
+      </w:tr>
+    </w:tbl>
     <w:p>
       <w:pPr>
         <w:pStyle w:val="Heading3"/>
       </w:pPr>
       <w:r>
+        <w:t>Use two terms to explain a step in this week’s example.</w:t>
+      </w:r>
+    </w:p>
+    <w:p>
+      <w:r>
+        <w:t>________________________________________________________________</w:t>
+      </w:r>
+    </w:p>
+    <w:p>
+      <w:r>
+        <w:t>________________________________________________________________</w:t>
+      </w:r>
+    </w:p>
+    <w:p>
+      <w:r>
+        <w:t>________________________________________________________________</w:t>
+      </w:r>
+    </w:p>
+    <w:p>
+      <w:pPr>
+        <w:pStyle w:val="Heading1"/>
+      </w:pPr>
+      <w:r>
+        <w:t>10. Extra challenge · Explain a stronger case</w:t>
+      </w:r>
+    </w:p>
+    <w:p>
+      <w:r>
+        <w:t>Choose the next challenge after the main route.</w:t>
+      </w:r>
+    </w:p>
+    <w:p>
+      <w:pPr>
+        <w:pStyle w:val="Heading2"/>
+      </w:pPr>
+      <w:r>
+        <w:t>Explain,repair and extend</w:t>
+      </w:r>
+    </w:p>
+    <w:p>
+      <w:pPr>
+        <w:pStyle w:val="Heading3"/>
+      </w:pPr>
+      <w:r>
+        <w:t>Explain → apply → challenge</w:t>
+      </w:r>
+    </w:p>
+    <w:p>
+      <w:pPr>
+        <w:pStyle w:val="ListBullet"/>
+      </w:pPr>
+      <w:r>
+        <w:t>Explain the weekly mechanism in your own words. Use the worked scenario to name its input, decision rule and output.</w:t>
+      </w:r>
+    </w:p>
+    <w:p>
+      <w:pPr>
+        <w:pStyle w:val="ListBullet"/>
+      </w:pPr>
+      <w:r>
+        <w:t>A report omits this qualification: Failure to meet a criterion or reject a null is not proof of exact equivalence. Explain how omitting it could change a reader's interpretation, and write an accurate replacement.</w:t>
+      </w:r>
+    </w:p>
+    <w:p>
+      <w:pPr>
+        <w:pStyle w:val="ListBullet"/>
+      </w:pPr>
+      <w:r>
+        <w:t>For the worked scenario, propose one additional case that could reveal a failure, describe its expected outcome before running it, and explain what would need to remain fixed for a fair comparison. Do not reuse W4 as a new final test after receiving feedback.</w:t>
+      </w:r>
+    </w:p>
+    <w:p>
+      <w:pPr>
+        <w:pStyle w:val="Heading3"/>
+      </w:pPr>
+      <w:r>
+        <w:t>Explain which evidence supports your conclusion and which claim remains unproved.</w:t>
+      </w:r>
+    </w:p>
+    <w:p>
+      <w:r>
+        <w:t>________________________________________________________________</w:t>
+      </w:r>
+    </w:p>
+    <w:p>
+      <w:r>
+        <w:t>________________________________________________________________</w:t>
+      </w:r>
+    </w:p>
+    <w:p>
+      <w:r>
+        <w:t>________________________________________________________________</w:t>
+      </w:r>
+    </w:p>
+    <w:p>
+      <w:r>
+        <w:t>________________________________________________________________</w:t>
+      </w:r>
+    </w:p>
+    <w:p>
+      <w:r>
+        <w:t>________________________________________________________________</w:t>
+      </w:r>
+    </w:p>
+    <w:p>
+      <w:pPr>
+        <w:pStyle w:val="Heading1"/>
+      </w:pPr>
+      <w:r>
+        <w:t>12. Reference · Check the research reasoning and its limits</w:t>
+      </w:r>
+    </w:p>
+    <w:p>
+      <w:r>
+        <w:t>Use after practice; reserve the selected independent case for its first attempt.</w:t>
+      </w:r>
+    </w:p>
+    <w:p>
+      <w:pPr>
+        <w:pStyle w:val="Heading2"/>
+      </w:pPr>
+      <w:r>
+        <w:t>Current explanation and response</w:t>
+      </w:r>
+    </w:p>
+    <w:p>
+      <w:pPr>
+        <w:pStyle w:val="ListBullet"/>
+      </w:pPr>
+      <w:r>
+        <w:t>Complete the supported workbook tasks before attempting W4 independently. Record any hints or help used. After feedback, use the teacher's fresh retry rather than copying the earlier answer. For a project, select a relevant new case, predict the outcome from the declared rule and preserve the result alongside any revision.</w:t>
+      </w:r>
+    </w:p>
+    <w:p>
+      <w:pPr>
+        <w:pStyle w:val="Heading3"/>
+      </w:pPr>
+      <w:r>
+        <w:t>Exit: propose one revealing change to the worked scenario. State the expected outcome and the evidence that would make you revise your explanation.</w:t>
+      </w:r>
+    </w:p>
+    <w:p>
+      <w:r>
+        <w:t>________________________________________________________________</w:t>
+      </w:r>
+    </w:p>
+    <w:p>
+      <w:r>
+        <w:t>________________________________________________________________</w:t>
+      </w:r>
+    </w:p>
+    <w:p>
+      <w:r>
+        <w:t>________________________________________________________________</w:t>
+      </w:r>
+    </w:p>
+    <w:p>
+      <w:r>
+        <w:t>________________________________________________________________</w:t>
+      </w:r>
+    </w:p>
+    <w:p>
+      <w:r>
+        <w:t>________________________________________________________________</w:t>
+      </w:r>
+    </w:p>
+    <w:p>
+      <w:pPr>
+        <w:pStyle w:val="ListBullet"/>
+      </w:pPr>
+      <w:r>
+        <w:t>For the worked scenario, propose one additional case that could reveal a failure, describe its expected outcome before running it, and explain what would need to remain fixed for a fair comparison. Do not reuse W4 as a new final test after receiving feedback.</w:t>
+      </w:r>
+    </w:p>
+    <w:p>
+      <w:pPr>
+        <w:pStyle w:val="Heading3"/>
+      </w:pPr>
+      <w:r>
         <w:t>My limited claim and a useful next check</w:t>
       </w:r>
     </w:p>
@@ -2802,12 +4140,20 @@
         <w:pStyle w:val="Heading1"/>
       </w:pPr>
       <w:r>
-        <w:t>13. Study a complete case</w:t>
-      </w:r>
-    </w:p>
-    <w:p>
-      <w:r>
-        <w:t>Revisit the complete Negative results and claim revision case for supported practice. Repeated examples do not become fresh assessments.</w:t>
+        <w:t>13. Extra practice · Revisit the complete trace</w:t>
+      </w:r>
+    </w:p>
+    <w:p>
+      <w:r>
+        <w:t>Predict before reading the supplied steps.</w:t>
+      </w:r>
+    </w:p>
+    <w:p>
+      <w:pPr>
+        <w:pStyle w:val="Heading2"/>
+      </w:pPr>
+      <w:r>
+        <w:t>Complete trace and evidence</w:t>
       </w:r>
     </w:p>
     <w:p>
@@ -2879,7 +4225,7 @@
           </w:tcPr>
           <w:p>
             <w:r>
-              <w:t>Hypothesis expects B support strictly above A. Both pass8/10 reserved cases.</w:t>
+              <w:t>Hypothesis expects B support strictly above A. Both pass 8/10 reserved cases.</w:t>
             </w:r>
           </w:p>
         </w:tc>
@@ -2899,7 +4245,7 @@
           </w:tcPr>
           <w:p>
             <w:r>
-              <w:t>Strict improvement is not observed; both80%. This does not prove population equality or universal uselessness.</w:t>
+              <w:t>Strict improvement is not observed; both 80%. This does not prove population equality or universal uselessness.</w:t>
             </w:r>
           </w:p>
         </w:tc>
@@ -2976,206 +4322,20 @@
         <w:pStyle w:val="Heading1"/>
       </w:pPr>
       <w:r>
-        <w:t>14. Try a new case independently</w:t>
-      </w:r>
-    </w:p>
-    <w:p>
-      <w:r>
-        <w:t>Attempt the reserved new case before feedback. Record support; the earlier examples below remain additional practice.</w:t>
-      </w:r>
-    </w:p>
-    <w:p>
-      <w:pPr>
-        <w:pStyle w:val="Heading3"/>
-      </w:pPr>
-      <w:r>
-        <w:t>Independent case: Apply a new case independently</w:t>
-      </w:r>
-    </w:p>
-    <w:p>
-      <w:pPr>
-        <w:spacing w:line="336" w:lineRule="auto" w:after="180"/>
-      </w:pPr>
-      <w:r>
-        <w:rPr>
-          <w:b w:val="0"/>
-        </w:rPr>
-        <w:t>Hypothesis predicts mean latency reduction at least2 seconds. Observed paired mean reduction .8. Report.</w:t>
-      </w:r>
-    </w:p>
-    <w:p>
-      <w:pPr>
-        <w:pStyle w:val="Heading3"/>
-      </w:pPr>
-      <w:r>
-        <w:t>My independent explanation, trace and limits</w:t>
-      </w:r>
-    </w:p>
-    <w:p>
-      <w:r>
-        <w:t>________________________________________________________________</w:t>
-      </w:r>
-    </w:p>
-    <w:p>
-      <w:r>
-        <w:t>________________________________________________________________</w:t>
-      </w:r>
-    </w:p>
-    <w:p>
-      <w:r>
-        <w:t>________________________________________________________________</w:t>
-      </w:r>
-    </w:p>
-    <w:p>
-      <w:r>
-        <w:t>________________________________________________________________</w:t>
-      </w:r>
-    </w:p>
-    <w:p>
-      <w:r>
-        <w:t>________________________________________________________________</w:t>
-      </w:r>
-    </w:p>
-    <w:p>
-      <w:r>
-        <w:t>________________________________________________________________</w:t>
-      </w:r>
-    </w:p>
-    <w:p>
-      <w:r>
-        <w:t>________________________________________________________________</w:t>
-      </w:r>
-    </w:p>
-    <w:p>
-      <w:pPr>
-        <w:spacing w:line="336" w:lineRule="auto" w:after="180"/>
-      </w:pPr>
-      <w:r>
-        <w:rPr>
-          <w:b w:val="0"/>
-        </w:rPr>
-        <w:t>Attempt this case before feedback. Record any help. Earlier examples below are further practice; a case already practised with feedback cannot establish fresh transfer.</w:t>
-      </w:r>
-    </w:p>
-    <w:p>
-      <w:pPr>
-        <w:pStyle w:val="Heading3"/>
-      </w:pPr>
-      <w:r>
-        <w:t>Attempt this without hints</w:t>
-      </w:r>
-    </w:p>
-    <w:p>
-      <w:pPr>
-        <w:spacing w:line="336" w:lineRule="auto" w:after="180"/>
-      </w:pPr>
-      <w:r>
-        <w:rPr>
-          <w:b w:val="0"/>
-        </w:rPr>
-        <w:t>Hypothesis predicts mean latency reduction at least2 seconds. Observed paired mean reduction .8. Report.</w:t>
-      </w:r>
-    </w:p>
-    <w:p>
-      <w:pPr>
-        <w:pStyle w:val="Heading3"/>
-      </w:pPr>
-      <w:r>
-        <w:t>My independent procedure, result and limitation</w:t>
-      </w:r>
-    </w:p>
-    <w:p>
-      <w:r>
-        <w:t>________________________________________________________________</w:t>
-      </w:r>
-    </w:p>
-    <w:p>
-      <w:r>
-        <w:t>________________________________________________________________</w:t>
-      </w:r>
-    </w:p>
-    <w:p>
-      <w:r>
-        <w:t>________________________________________________________________</w:t>
-      </w:r>
-    </w:p>
-    <w:p>
-      <w:r>
-        <w:t>________________________________________________________________</w:t>
-      </w:r>
-    </w:p>
-    <w:p>
-      <w:r>
-        <w:t>________________________________________________________________</w:t>
-      </w:r>
-    </w:p>
-    <w:p>
-      <w:r>
-        <w:t>________________________________________________________________</w:t>
-      </w:r>
-    </w:p>
-    <w:p>
-      <w:r>
-        <w:t>________________________________________________________________</w:t>
-      </w:r>
-    </w:p>
-    <w:p>
-      <w:r>
-        <w:t>________________________________________________________________</w:t>
-      </w:r>
-    </w:p>
-    <w:p>
-      <w:pPr>
-        <w:spacing w:line="336" w:lineRule="auto" w:after="180"/>
-      </w:pPr>
-      <w:r>
-        <w:rPr>
-          <w:b w:val="0"/>
-        </w:rPr>
-        <w:t>Record support used: none, hint or teacher explanation. After feedback, a different case is needed to demonstrate independence.</w:t>
-      </w:r>
-    </w:p>
-    <w:p>
-      <w:pPr>
-        <w:pStyle w:val="Heading3"/>
-      </w:pPr>
-      <w:r>
-        <w:t>Use feedback to improve</w:t>
-      </w:r>
-    </w:p>
-    <w:p>
-      <w:pPr>
-        <w:spacing w:line="336" w:lineRule="auto" w:after="180"/>
-      </w:pPr>
-      <w:r>
-        <w:rPr>
-          <w:b w:val="0"/>
-        </w:rPr>
-        <w:t>Attempt the independent case before hints. Record whether you worked alone, used a hint or followed a model. After feedback, fix the first unsupported step and explain why it changed.</w:t>
-      </w:r>
-    </w:p>
-    <w:p>
-      <w:pPr>
-        <w:spacing w:line="336" w:lineRule="auto" w:after="180"/>
-      </w:pPr>
-      <w:r>
-        <w:rPr>
-          <w:b w:val="0"/>
-        </w:rPr>
-        <w:t>A later check uses a changed case, not a copied answer.</w:t>
-      </w:r>
-    </w:p>
-    <w:p>
-      <w:pPr>
-        <w:pStyle w:val="Heading1"/>
-      </w:pPr>
-      <w:r>
-        <w:t>15. Your lesson route</w:t>
-      </w:r>
-    </w:p>
-    <w:p>
-      <w:r>
-        <w:t>Use this map to navigate Negative results and claim revision, connect the goals to tasks and keep one evidence record for each attempt.</w:t>
+        <w:t>15. Reference · The earlier route checklist</w:t>
+      </w:r>
+    </w:p>
+    <w:p>
+      <w:r>
+        <w:t>Use one main route rather than repeating the lesson.</w:t>
+      </w:r>
+    </w:p>
+    <w:p>
+      <w:pPr>
+        <w:pStyle w:val="Heading2"/>
+      </w:pPr>
+      <w:r>
+        <w:t>Targets,route and first prediction</w:t>
       </w:r>
     </w:p>
     <w:p>
@@ -3366,12 +4526,117 @@
         <w:pStyle w:val="Heading1"/>
       </w:pPr>
       <w:r>
-        <w:t>16. Finish and return</w:t>
-      </w:r>
-    </w:p>
-    <w:p>
-      <w:r>
-        <w:t>Explain Negative results and claim revision without notes, identify a remaining question and plan a later check with a changed case.</w:t>
+        <w:t>17. Extra practice · Predict,check and repair</w:t>
+      </w:r>
+    </w:p>
+    <w:p>
+      <w:r>
+        <w:t>Keep supported feedback separate from the independent case.</w:t>
+      </w:r>
+    </w:p>
+    <w:p>
+      <w:pPr>
+        <w:pStyle w:val="Heading2"/>
+      </w:pPr>
+      <w:r>
+        <w:t>First supported question and optional hint</w:t>
+      </w:r>
+    </w:p>
+    <w:p>
+      <w:pPr>
+        <w:pStyle w:val="ListBullet"/>
+      </w:pPr>
+      <w:r>
+        <w:t>A negative result changes the claim. A proposed prompt improvement ties the baseline on a fixed eight-case evaluation.</w:t>
+      </w:r>
+    </w:p>
+    <w:p>
+      <w:pPr>
+        <w:pStyle w:val="Heading3"/>
+      </w:pPr>
+      <w:r>
+        <w:t>Practice 1: explain the deciding evidence</w:t>
+      </w:r>
+    </w:p>
+    <w:p>
+      <w:pPr>
+        <w:pStyle w:val="ListBullet"/>
+      </w:pPr>
+      <w:r>
+        <w:t>Which labelled step matches this detail? Report the unsupported prediction and a justified next test.</w:t>
+      </w:r>
+    </w:p>
+    <w:p>
+      <w:pPr>
+        <w:pStyle w:val="ListBullet"/>
+      </w:pPr>
+      <w:r>
+        <w:t>1. Revise cautiously</w:t>
+      </w:r>
+    </w:p>
+    <w:p>
+      <w:pPr>
+        <w:pStyle w:val="ListBullet"/>
+      </w:pPr>
+      <w:r>
+        <w:t>2. Recall the prediction</w:t>
+      </w:r>
+    </w:p>
+    <w:p>
+      <w:pPr>
+        <w:pStyle w:val="ListBullet"/>
+      </w:pPr>
+      <w:r>
+        <w:t>3. State the finding</w:t>
+      </w:r>
+    </w:p>
+    <w:p>
+      <w:pPr>
+        <w:pStyle w:val="Heading3"/>
+      </w:pPr>
+      <w:r>
+        <w:t>My selected conclusion, deciding fact and explanation</w:t>
+      </w:r>
+    </w:p>
+    <w:p>
+      <w:r>
+        <w:t>________________________________________________________________</w:t>
+      </w:r>
+    </w:p>
+    <w:p>
+      <w:r>
+        <w:t>________________________________________________________________</w:t>
+      </w:r>
+    </w:p>
+    <w:p>
+      <w:r>
+        <w:t>________________________________________________________________</w:t>
+      </w:r>
+    </w:p>
+    <w:p>
+      <w:r>
+        <w:t>________________________________________________________________</w:t>
+      </w:r>
+    </w:p>
+    <w:p>
+      <w:r>
+        <w:t>________________________________________________________________</w:t>
+      </w:r>
+    </w:p>
+    <w:p>
+      <w:pPr>
+        <w:pStyle w:val="ListBullet"/>
+      </w:pPr>
+      <w:r>
+        <w:t>Hint if needed: Read the steps in the pictorial case. Match the supplied detail to the stage that performs or records it.</w:t>
+      </w:r>
+    </w:p>
+    <w:p>
+      <w:pPr>
+        <w:pStyle w:val="Heading2"/>
+      </w:pPr>
+      <w:r>
+        <w:t>Check after the first attempt · reference / check after trying</w:t>
       </w:r>
     </w:p>
     <w:p>
@@ -3382,7 +4647,169 @@
         <w:rPr>
           <w:b w:val="0"/>
         </w:rPr>
-        <w:t xml:space="preserve">Close your notes. Explain this goal in your own words: Explain the </w:t>
+        <w:t xml:space="preserve">After your attempt, compare with the supported explanation: Revise cautiously Report the unsupported </w:t>
+      </w:r>
+      <w:r>
+        <w:rPr>
+          <w:b/>
+        </w:rPr>
+        <w:t>prediction</w:t>
+      </w:r>
+      <w:r>
+        <w:rPr>
+          <w:b w:val="0"/>
+        </w:rPr>
+        <w:t xml:space="preserve"> and a justified next test. A </w:t>
+      </w:r>
+      <w:r>
+        <w:rPr>
+          <w:b/>
+        </w:rPr>
+        <w:t>negative result</w:t>
+      </w:r>
+      <w:r>
+        <w:rPr>
+          <w:b w:val="0"/>
+        </w:rPr>
+        <w:t xml:space="preserve"> can be informative when methods and limits are clear.</w:t>
+      </w:r>
+    </w:p>
+    <w:p>
+      <w:pPr>
+        <w:spacing w:line="336" w:lineRule="auto" w:after="180"/>
+      </w:pPr>
+      <w:r>
+        <w:rPr>
+          <w:b w:val="0"/>
+        </w:rPr>
+        <w:t>A tie does not prove the methods are equivalent under all conditions or that the experiment was worthless.</w:t>
+      </w:r>
+    </w:p>
+    <w:p>
+      <w:pPr>
+        <w:pStyle w:val="Heading2"/>
+      </w:pPr>
+      <w:r>
+        <w:t>Changed-case question and optional hint</w:t>
+      </w:r>
+    </w:p>
+    <w:p>
+      <w:pPr>
+        <w:pStyle w:val="Heading3"/>
+      </w:pPr>
+      <w:r>
+        <w:t>Practice 2: explain the deciding evidence</w:t>
+      </w:r>
+    </w:p>
+    <w:p>
+      <w:pPr>
+        <w:pStyle w:val="ListBullet"/>
+      </w:pPr>
+      <w:r>
+        <w:t>Changed-case practice: B wins on one new task after the team chooses it because A fails. Which conclusion is supported by the supplied facts?</w:t>
+      </w:r>
+    </w:p>
+    <w:p>
+      <w:pPr>
+        <w:pStyle w:val="ListBullet"/>
+      </w:pPr>
+      <w:r>
+        <w:t>1. We can decide the result without examining the changed input or the procedure.</w:t>
+      </w:r>
+    </w:p>
+    <w:p>
+      <w:pPr>
+        <w:pStyle w:val="ListBullet"/>
+      </w:pPr>
+      <w:r>
+        <w:t>2. This one example guarantees correct results for every future input.</w:t>
+      </w:r>
+    </w:p>
+    <w:p>
+      <w:pPr>
+        <w:pStyle w:val="ListBullet"/>
+      </w:pPr>
+      <w:r>
+        <w:t>3. Treat that selected demonstration as exploratory, not a replacement for the original result.</w:t>
+      </w:r>
+    </w:p>
+    <w:p>
+      <w:pPr>
+        <w:pStyle w:val="Heading3"/>
+      </w:pPr>
+      <w:r>
+        <w:t>My selected conclusion, deciding fact and explanation</w:t>
+      </w:r>
+    </w:p>
+    <w:p>
+      <w:r>
+        <w:t>________________________________________________________________</w:t>
+      </w:r>
+    </w:p>
+    <w:p>
+      <w:r>
+        <w:t>________________________________________________________________</w:t>
+      </w:r>
+    </w:p>
+    <w:p>
+      <w:r>
+        <w:t>________________________________________________________________</w:t>
+      </w:r>
+    </w:p>
+    <w:p>
+      <w:r>
+        <w:t>________________________________________________________________</w:t>
+      </w:r>
+    </w:p>
+    <w:p>
+      <w:r>
+        <w:t>________________________________________________________________</w:t>
+      </w:r>
+    </w:p>
+    <w:p>
+      <w:pPr>
+        <w:pStyle w:val="ListBullet"/>
+      </w:pPr>
+      <w:r>
+        <w:t>Hint if needed: Use the changed condition and the deciding step in the pictorial trace. The answer must say what follows from those facts.</w:t>
+      </w:r>
+    </w:p>
+    <w:p>
+      <w:pPr>
+        <w:pStyle w:val="Heading2"/>
+      </w:pPr>
+      <w:r>
+        <w:t>Check after the changed attempt · reference / check after trying</w:t>
+      </w:r>
+    </w:p>
+    <w:p>
+      <w:pPr>
+        <w:spacing w:line="336" w:lineRule="auto" w:after="180"/>
+      </w:pPr>
+      <w:r>
+        <w:rPr>
+          <w:b w:val="0"/>
+        </w:rPr>
+        <w:t>After your attempt, compare with the supported explanation: Treat that selected demonstration as exploratory, not a replacement for the original result. Case selection now depends on outcomes.</w:t>
+      </w:r>
+    </w:p>
+    <w:p>
+      <w:pPr>
+        <w:pStyle w:val="Heading2"/>
+      </w:pPr>
+      <w:r>
+        <w:t>Repair and retain the record</w:t>
+      </w:r>
+    </w:p>
+    <w:p>
+      <w:pPr>
+        <w:spacing w:line="336" w:lineRule="auto" w:after="180"/>
+      </w:pPr>
+      <w:r>
+        <w:rPr>
+          <w:b w:val="0"/>
+        </w:rPr>
+        <w:t xml:space="preserve">Review Robustness across conditions (ai-7/27). Goal: Explain the </w:t>
       </w:r>
       <w:r>
         <w:rPr>
@@ -3394,104 +4821,86 @@
         <w:rPr>
           <w:b w:val="0"/>
         </w:rPr>
-        <w:t xml:space="preserve"> and terminology of </w:t>
+        <w:t xml:space="preserve"> and terminology of robustness across conditions. Short practice: Calculate indoor, outdoor and combined rates.</w:t>
+      </w:r>
+    </w:p>
+    <w:p>
+      <w:pPr>
+        <w:spacing w:line="336" w:lineRule="auto" w:after="180"/>
+      </w:pPr>
+      <w:r>
+        <w:rPr>
+          <w:b w:val="0"/>
+        </w:rPr>
+        <w:t>Which relevant weakness disappears from view when only the combined rate is reported?. Return to this week and explain what you changed.</w:t>
+      </w:r>
+    </w:p>
+    <w:p>
+      <w:pPr>
+        <w:spacing w:line="336" w:lineRule="auto" w:after="180"/>
+      </w:pPr>
+      <w:r>
+        <w:rPr>
+          <w:b w:val="0"/>
+        </w:rPr>
+        <w:t xml:space="preserve">Review Running the primary experiment (ai-7/25). Goal: Explain the </w:t>
       </w:r>
       <w:r>
         <w:rPr>
           <w:b/>
         </w:rPr>
-        <w:t>negative result</w:t>
+        <w:t>mechanism</w:t>
       </w:r>
       <w:r>
         <w:rPr>
           <w:b w:val="0"/>
         </w:rPr>
-        <w:t xml:space="preserve">s and </w:t>
+        <w:t xml:space="preserve"> and terminology of running the primary experiment. Short practice: Compute A’s and B’s six-case counts and identify the cases that favour each.</w:t>
+      </w:r>
+    </w:p>
+    <w:p>
+      <w:pPr>
+        <w:spacing w:line="336" w:lineRule="auto" w:after="180"/>
+      </w:pPr>
+      <w:r>
+        <w:rPr>
+          <w:b w:val="0"/>
+        </w:rPr>
+        <w:t>How must a B revision tuned on case four be labelled when evaluated again on the same set?. Return to this week and explain what you changed.</w:t>
+      </w:r>
+    </w:p>
+    <w:p>
+      <w:pPr>
+        <w:spacing w:line="336" w:lineRule="auto" w:after="180"/>
+      </w:pPr>
+      <w:r>
+        <w:rPr>
+          <w:b w:val="0"/>
+        </w:rPr>
+        <w:t xml:space="preserve">Review Pilot experiments (ai-7/22). Goal: Explain the </w:t>
       </w:r>
       <w:r>
         <w:rPr>
           <w:b/>
         </w:rPr>
-        <w:t>claim revision</w:t>
-      </w:r>
-    </w:p>
-    <w:p>
-      <w:pPr>
-        <w:pStyle w:val="Heading3"/>
-      </w:pPr>
-      <w:r>
-        <w:t>My deciding step, evidence and one remaining question</w:t>
-      </w:r>
-    </w:p>
-    <w:p>
-      <w:r>
-        <w:t>________________________________________________________________</w:t>
-      </w:r>
-    </w:p>
-    <w:p>
-      <w:r>
-        <w:t>________________________________________________________________</w:t>
-      </w:r>
-    </w:p>
-    <w:p>
-      <w:r>
-        <w:t>________________________________________________________________</w:t>
-      </w:r>
-    </w:p>
-    <w:p>
-      <w:r>
-        <w:t>________________________________________________________________</w:t>
-      </w:r>
-    </w:p>
-    <w:p>
-      <w:r>
-        <w:t>________________________________________________________________</w:t>
-      </w:r>
-    </w:p>
-    <w:p>
-      <w:pPr>
-        <w:spacing w:line="336" w:lineRule="auto" w:after="180"/>
-      </w:pPr>
+        <w:t>mechanism</w:t>
+      </w:r>
       <w:r>
         <w:rPr>
           <w:b w:val="0"/>
         </w:rPr>
-        <w:t xml:space="preserve">If you are unsure, return to the worked picture and explain one arrow. If you are ready, change an </w:t>
-      </w:r>
-      <w:r>
-        <w:rPr>
-          <w:b/>
-        </w:rPr>
-        <w:t>input</w:t>
-      </w:r>
+        <w:t xml:space="preserve"> and terminology of pilot experiments. Short practice: Calculate reviewer agreement on the four pilot answers.</w:t>
+      </w:r>
+    </w:p>
+    <w:p>
+      <w:pPr>
+        <w:spacing w:line="336" w:lineRule="auto" w:after="180"/>
+      </w:pPr>
       <w:r>
         <w:rPr>
           <w:b w:val="0"/>
         </w:rPr>
-        <w:t xml:space="preserve"> or assumption and justify your </w:t>
-      </w:r>
-      <w:r>
-        <w:rPr>
-          <w:b/>
-        </w:rPr>
-        <w:t>prediction</w:t>
-      </w:r>
-      <w:r>
-        <w:rPr>
-          <w:b w:val="0"/>
-        </w:rPr>
-        <w:t>.</w:t>
-      </w:r>
-    </w:p>
-    <w:p>
-      <w:pPr>
-        <w:spacing w:line="336" w:lineRule="auto" w:after="180"/>
-      </w:pPr>
-      <w:r>
-        <w:rPr>
-          <w:b w:val="0"/>
-        </w:rPr>
-        <w:t xml:space="preserve">Save your workbook </w:t>
+        <w:t xml:space="preserve">What can the disagreement improve, and why are those revised practice answers not untouched final </w:t>
       </w:r>
       <w:r>
         <w:rPr>
@@ -3503,20 +4912,49 @@
         <w:rPr>
           <w:b w:val="0"/>
         </w:rPr>
-        <w:t>. At the next review, try a different case before opening your old answer.</w:t>
-      </w:r>
-    </w:p>
-    <w:p>
-      <w:pPr>
-        <w:pStyle w:val="Heading1"/>
-      </w:pPr>
-      <w:r>
-        <w:t>17. Supported practice, repair and portfolio</w:t>
-      </w:r>
-    </w:p>
-    <w:p>
-      <w:r>
-        <w:t>Attempt supported questions before using hints or feedback. Review a missing building block, then keep the completed work.</w:t>
+        <w:t>?. Return to this week and explain what you changed.</w:t>
+      </w:r>
+    </w:p>
+    <w:p>
+      <w:pPr>
+        <w:spacing w:line="336" w:lineRule="auto" w:after="180"/>
+      </w:pPr>
+      <w:r>
+        <w:rPr>
+          <w:b w:val="0"/>
+        </w:rPr>
+        <w:t xml:space="preserve">Use Download completed work in the hosted lesson to export your answers, reflections, practice feedback and code-run </w:t>
+      </w:r>
+      <w:r>
+        <w:rPr>
+          <w:b/>
+        </w:rPr>
+        <w:t>evidence</w:t>
+      </w:r>
+      <w:r>
+        <w:rPr>
+          <w:b w:val="0"/>
+        </w:rPr>
+        <w:t>. Open the HTML copy to read or print it.</w:t>
+      </w:r>
+    </w:p>
+    <w:p>
+      <w:pPr>
+        <w:spacing w:line="336" w:lineRule="auto" w:after="180"/>
+      </w:pPr>
+      <w:r>
+        <w:rPr>
+          <w:b w:val="0"/>
+        </w:rPr>
+        <w:t>Drafts stay in this browser when storage is available; clear drafts on a shared device.</w:t>
+      </w:r>
+    </w:p>
+    <w:p>
+      <w:pPr>
+        <w:pStyle w:val="Heading2"/>
+      </w:pPr>
+      <w:r>
+        <w:t>Earlier wording, alternatives and picture transcripts · reference / check after trying</w:t>
       </w:r>
     </w:p>
     <w:p>
@@ -3532,98 +4970,10 @@
     </w:p>
     <w:p>
       <w:pPr>
-        <w:spacing w:line="336" w:lineRule="auto" w:after="180"/>
-      </w:pPr>
-      <w:r>
-        <w:rPr>
-          <w:b w:val="0"/>
-        </w:rPr>
-        <w:t xml:space="preserve">A </w:t>
-      </w:r>
-      <w:r>
-        <w:rPr>
-          <w:b/>
-        </w:rPr>
-        <w:t>negative result</w:t>
-      </w:r>
-      <w:r>
-        <w:rPr>
-          <w:b w:val="0"/>
-        </w:rPr>
-        <w:t xml:space="preserve"> changes the claim. A proposed prompt improvement ties the baseline on a fixed eight-case evaluation.</w:t>
-      </w:r>
-    </w:p>
-    <w:p>
-      <w:pPr>
         <w:pStyle w:val="Heading3"/>
       </w:pPr>
       <w:r>
-        <w:t>Practice 1: explain the deciding evidence</w:t>
-      </w:r>
-    </w:p>
-    <w:p>
-      <w:pPr>
-        <w:spacing w:line="336" w:lineRule="auto" w:after="180"/>
-      </w:pPr>
-      <w:r>
-        <w:rPr>
-          <w:b w:val="0"/>
-        </w:rPr>
-        <w:t xml:space="preserve">Which labelled step matches this detail? Report the unsupported </w:t>
-      </w:r>
-      <w:r>
-        <w:rPr>
-          <w:b/>
-        </w:rPr>
-        <w:t>prediction</w:t>
-      </w:r>
-      <w:r>
-        <w:rPr>
-          <w:b w:val="0"/>
-        </w:rPr>
-        <w:t xml:space="preserve"> and a justified next test.</w:t>
-      </w:r>
-    </w:p>
-    <w:p>
-      <w:pPr>
-        <w:spacing w:line="336" w:lineRule="auto" w:after="180"/>
-        <w:shd w:fill="F4F9FC"/>
-      </w:pPr>
-      <w:r>
-        <w:rPr>
-          <w:b w:val="0"/>
-        </w:rPr>
-        <w:t>1. Revise cautiously</w:t>
-      </w:r>
-    </w:p>
-    <w:p>
-      <w:pPr>
-        <w:spacing w:line="336" w:lineRule="auto" w:after="180"/>
-        <w:shd w:fill="F4F9FC"/>
-      </w:pPr>
-      <w:r>
-        <w:rPr>
-          <w:b w:val="0"/>
-        </w:rPr>
-        <w:t xml:space="preserve">2. Recall the </w:t>
-      </w:r>
-      <w:r>
-        <w:rPr>
-          <w:b/>
-        </w:rPr>
-        <w:t>prediction</w:t>
-      </w:r>
-    </w:p>
-    <w:p>
-      <w:pPr>
-        <w:spacing w:line="336" w:lineRule="auto" w:after="180"/>
-        <w:shd w:fill="F4F9FC"/>
-      </w:pPr>
-      <w:r>
-        <w:rPr>
-          <w:b w:val="0"/>
-        </w:rPr>
-        <w:t>3. State the finding</w:t>
+        <w:t>Repair a missing building block</w:t>
       </w:r>
     </w:p>
     <w:p>
@@ -3631,451 +4981,25 @@
         <w:pStyle w:val="Heading3"/>
       </w:pPr>
       <w:r>
-        <w:t>My selected conclusion, deciding fact and explanation</w:t>
-      </w:r>
-    </w:p>
-    <w:p>
-      <w:r>
-        <w:t>________________________________________________________________</w:t>
-      </w:r>
-    </w:p>
-    <w:p>
-      <w:r>
-        <w:t>________________________________________________________________</w:t>
-      </w:r>
-    </w:p>
-    <w:p>
-      <w:r>
-        <w:t>________________________________________________________________</w:t>
-      </w:r>
-    </w:p>
-    <w:p>
-      <w:r>
-        <w:t>________________________________________________________________</w:t>
-      </w:r>
-    </w:p>
-    <w:p>
-      <w:r>
-        <w:t>________________________________________________________________</w:t>
-      </w:r>
-    </w:p>
-    <w:p>
-      <w:pPr>
-        <w:pStyle w:val="Heading3"/>
-      </w:pPr>
-      <w:r>
-        <w:t>Hint · try first</w:t>
-      </w:r>
-    </w:p>
-    <w:p>
-      <w:pPr>
-        <w:spacing w:line="336" w:lineRule="auto" w:after="180"/>
-        <w:shd w:fill="F1F6F8"/>
-      </w:pPr>
-      <w:r>
-        <w:rPr>
-          <w:b w:val="0"/>
-        </w:rPr>
-        <w:t>Hint if needed: Read the steps in the pictorial case. Match the supplied detail to the stage that performs or records it.</w:t>
-      </w:r>
-    </w:p>
-    <w:p>
-      <w:pPr>
-        <w:pStyle w:val="Heading3"/>
-      </w:pPr>
-      <w:r>
-        <w:t>Feedback · compare after trying</w:t>
-      </w:r>
-    </w:p>
-    <w:p>
-      <w:pPr>
-        <w:spacing w:line="336" w:lineRule="auto" w:after="180"/>
-        <w:shd w:fill="F1F6FC"/>
-      </w:pPr>
-      <w:r>
-        <w:rPr>
-          <w:b w:val="0"/>
-        </w:rPr>
-        <w:t xml:space="preserve">After your attempt, compare with the supported explanation: Revise cautiously Report the unsupported </w:t>
-      </w:r>
-      <w:r>
-        <w:rPr>
-          <w:b/>
-        </w:rPr>
-        <w:t>prediction</w:t>
-      </w:r>
-      <w:r>
-        <w:rPr>
-          <w:b w:val="0"/>
-        </w:rPr>
-        <w:t xml:space="preserve"> and a justified next test. A </w:t>
-      </w:r>
-      <w:r>
-        <w:rPr>
-          <w:b/>
-        </w:rPr>
-        <w:t>negative result</w:t>
-      </w:r>
-      <w:r>
-        <w:rPr>
-          <w:b w:val="0"/>
-        </w:rPr>
-        <w:t xml:space="preserve"> can be informative when methods and limits are clear.</w:t>
-      </w:r>
-    </w:p>
-    <w:p>
-      <w:pPr>
-        <w:spacing w:line="336" w:lineRule="auto" w:after="180"/>
-        <w:shd w:fill="F1F6FC"/>
-      </w:pPr>
-      <w:r>
-        <w:rPr>
-          <w:b w:val="0"/>
-        </w:rPr>
-        <w:t>A tie does not prove the methods are equivalent under all conditions or that the experiment was worthless.</w:t>
-      </w:r>
-    </w:p>
-    <w:p>
-      <w:pPr>
-        <w:pStyle w:val="Heading3"/>
-      </w:pPr>
-      <w:r>
-        <w:t>Practice 2: explain the deciding evidence</w:t>
-      </w:r>
-    </w:p>
-    <w:p>
-      <w:pPr>
-        <w:pStyle w:val="Heading3"/>
-      </w:pPr>
-      <w:r>
-        <w:t>Changed case · predict first</w:t>
-      </w:r>
-    </w:p>
-    <w:p>
-      <w:pPr>
-        <w:spacing w:line="336" w:lineRule="auto" w:after="180"/>
-        <w:shd w:fill="F5F1FB"/>
-      </w:pPr>
-      <w:r>
-        <w:rPr>
-          <w:b w:val="0"/>
-        </w:rPr>
-        <w:t>Changed-case practice: B wins on one new task after the team chooses it because A fails. Which conclusion is supported by the supplied facts?</w:t>
-      </w:r>
-    </w:p>
-    <w:p>
-      <w:pPr>
-        <w:spacing w:line="336" w:lineRule="auto" w:after="180"/>
-        <w:shd w:fill="F4F9FC"/>
-      </w:pPr>
-      <w:r>
-        <w:rPr>
-          <w:b w:val="0"/>
-        </w:rPr>
-        <w:t xml:space="preserve">1. We can decide the result without examining the changed </w:t>
-      </w:r>
-      <w:r>
-        <w:rPr>
-          <w:b/>
-        </w:rPr>
-        <w:t>input</w:t>
-      </w:r>
-      <w:r>
-        <w:rPr>
-          <w:b w:val="0"/>
-        </w:rPr>
-        <w:t xml:space="preserve"> or the procedure.</w:t>
-      </w:r>
-    </w:p>
-    <w:p>
-      <w:pPr>
-        <w:spacing w:line="336" w:lineRule="auto" w:after="180"/>
-        <w:shd w:fill="F4F9FC"/>
-      </w:pPr>
-      <w:r>
-        <w:rPr>
-          <w:b w:val="0"/>
-        </w:rPr>
-        <w:t xml:space="preserve">2. This one example guarantees correct results for every future </w:t>
-      </w:r>
-      <w:r>
-        <w:rPr>
-          <w:b/>
-        </w:rPr>
-        <w:t>input</w:t>
-      </w:r>
-      <w:r>
-        <w:rPr>
-          <w:b w:val="0"/>
-        </w:rPr>
-        <w:t>.</w:t>
-      </w:r>
-    </w:p>
-    <w:p>
-      <w:pPr>
-        <w:spacing w:line="336" w:lineRule="auto" w:after="180"/>
-        <w:shd w:fill="F4F9FC"/>
-      </w:pPr>
-      <w:r>
-        <w:rPr>
-          <w:b w:val="0"/>
-        </w:rPr>
-        <w:t>3. Treat that selected demonstration as exploratory, not a replacement for the original result.</w:t>
-      </w:r>
-    </w:p>
-    <w:p>
-      <w:pPr>
-        <w:pStyle w:val="Heading3"/>
-      </w:pPr>
-      <w:r>
-        <w:t>My selected conclusion, deciding fact and explanation</w:t>
-      </w:r>
-    </w:p>
-    <w:p>
-      <w:r>
-        <w:t>________________________________________________________________</w:t>
-      </w:r>
-    </w:p>
-    <w:p>
-      <w:r>
-        <w:t>________________________________________________________________</w:t>
-      </w:r>
-    </w:p>
-    <w:p>
-      <w:r>
-        <w:t>________________________________________________________________</w:t>
-      </w:r>
-    </w:p>
-    <w:p>
-      <w:r>
-        <w:t>________________________________________________________________</w:t>
-      </w:r>
-    </w:p>
-    <w:p>
-      <w:r>
-        <w:t>________________________________________________________________</w:t>
-      </w:r>
-    </w:p>
-    <w:p>
-      <w:pPr>
-        <w:pStyle w:val="Heading3"/>
-      </w:pPr>
-      <w:r>
-        <w:t>Hint · try first</w:t>
-      </w:r>
-    </w:p>
-    <w:p>
-      <w:pPr>
-        <w:spacing w:line="336" w:lineRule="auto" w:after="180"/>
-        <w:shd w:fill="F1F6F8"/>
-      </w:pPr>
-      <w:r>
-        <w:rPr>
-          <w:b w:val="0"/>
-        </w:rPr>
-        <w:t>Hint if needed: Use the changed condition and the deciding step in the pictorial trace. The answer must say what follows from those facts.</w:t>
-      </w:r>
-    </w:p>
-    <w:p>
-      <w:pPr>
-        <w:pStyle w:val="Heading3"/>
-      </w:pPr>
-      <w:r>
-        <w:t>Feedback · compare after trying</w:t>
-      </w:r>
-    </w:p>
-    <w:p>
-      <w:pPr>
-        <w:spacing w:line="336" w:lineRule="auto" w:after="180"/>
-        <w:shd w:fill="F1F6FC"/>
-      </w:pPr>
-      <w:r>
-        <w:rPr>
-          <w:b w:val="0"/>
-        </w:rPr>
-        <w:t>After your attempt, compare with the supported explanation: Treat that selected demonstration as exploratory, not a replacement for the original result. Case selection now depends on outcomes.</w:t>
-      </w:r>
-    </w:p>
-    <w:p>
-      <w:pPr>
-        <w:pStyle w:val="Heading3"/>
-      </w:pPr>
-      <w:r>
-        <w:t>Repair a missing building block</w:t>
-      </w:r>
-    </w:p>
-    <w:p>
-      <w:pPr>
-        <w:spacing w:line="336" w:lineRule="auto" w:after="180"/>
-      </w:pPr>
-      <w:r>
-        <w:rPr>
-          <w:b w:val="0"/>
-        </w:rPr>
-        <w:t xml:space="preserve">Review Robustness across conditions (ai-7/27). Goal: Explain the </w:t>
-      </w:r>
-      <w:r>
-        <w:rPr>
-          <w:b/>
-        </w:rPr>
-        <w:t>mechanism</w:t>
-      </w:r>
-      <w:r>
-        <w:rPr>
-          <w:b w:val="0"/>
-        </w:rPr>
-        <w:t xml:space="preserve"> and terminology of robustness across conditions. Short practice: Calculate indoor, outdoor and combined rates.</w:t>
-      </w:r>
-    </w:p>
-    <w:p>
-      <w:pPr>
-        <w:spacing w:line="336" w:lineRule="auto" w:after="180"/>
-      </w:pPr>
-      <w:r>
-        <w:rPr>
-          <w:b w:val="0"/>
-        </w:rPr>
-        <w:t>Which relevant weakness disappears from view when only the combined rate is reported?. Return to this week and explain what you changed.</w:t>
-      </w:r>
-    </w:p>
-    <w:p>
-      <w:pPr>
-        <w:spacing w:line="336" w:lineRule="auto" w:after="180"/>
-      </w:pPr>
-      <w:r>
-        <w:rPr>
-          <w:b w:val="0"/>
-        </w:rPr>
-        <w:t xml:space="preserve">Review Running the primary experiment (ai-7/25). Goal: Explain the </w:t>
-      </w:r>
-      <w:r>
-        <w:rPr>
-          <w:b/>
-        </w:rPr>
-        <w:t>mechanism</w:t>
-      </w:r>
-      <w:r>
-        <w:rPr>
-          <w:b w:val="0"/>
-        </w:rPr>
-        <w:t xml:space="preserve"> and terminology of running the primary experiment. Short practice: Compute A’s and B’s six-case counts and identify the cases that favour each.</w:t>
-      </w:r>
-    </w:p>
-    <w:p>
-      <w:pPr>
-        <w:spacing w:line="336" w:lineRule="auto" w:after="180"/>
-      </w:pPr>
-      <w:r>
-        <w:rPr>
-          <w:b w:val="0"/>
-        </w:rPr>
-        <w:t>How must a B revision tuned on case four be labelled when evaluated again on the same set?. Return to this week and explain what you changed.</w:t>
-      </w:r>
-    </w:p>
-    <w:p>
-      <w:pPr>
-        <w:spacing w:line="336" w:lineRule="auto" w:after="180"/>
-      </w:pPr>
-      <w:r>
-        <w:rPr>
-          <w:b w:val="0"/>
-        </w:rPr>
-        <w:t xml:space="preserve">Review Pilot experiments (ai-7/22). Goal: Explain the </w:t>
-      </w:r>
-      <w:r>
-        <w:rPr>
-          <w:b/>
-        </w:rPr>
-        <w:t>mechanism</w:t>
-      </w:r>
-      <w:r>
-        <w:rPr>
-          <w:b w:val="0"/>
-        </w:rPr>
-        <w:t xml:space="preserve"> and terminology of pilot experiments. Short practice: Calculate reviewer agreement on the four pilot answers.</w:t>
-      </w:r>
-    </w:p>
-    <w:p>
-      <w:pPr>
-        <w:spacing w:line="336" w:lineRule="auto" w:after="180"/>
-      </w:pPr>
-      <w:r>
-        <w:rPr>
-          <w:b w:val="0"/>
-        </w:rPr>
-        <w:t xml:space="preserve">What can the disagreement improve, and why are those revised practice answers not untouched final </w:t>
-      </w:r>
-      <w:r>
-        <w:rPr>
-          <w:b/>
-        </w:rPr>
-        <w:t>evidence</w:t>
-      </w:r>
-      <w:r>
-        <w:rPr>
-          <w:b w:val="0"/>
-        </w:rPr>
-        <w:t>?. Return to this week and explain what you changed.</w:t>
-      </w:r>
-    </w:p>
-    <w:p>
-      <w:pPr>
-        <w:pStyle w:val="Heading3"/>
-      </w:pPr>
-      <w:r>
         <w:t>Keep your completed work</w:t>
       </w:r>
     </w:p>
     <w:p>
       <w:pPr>
-        <w:spacing w:line="336" w:lineRule="auto" w:after="180"/>
-      </w:pPr>
-      <w:r>
-        <w:rPr>
-          <w:b w:val="0"/>
-        </w:rPr>
-        <w:t xml:space="preserve">Use Download completed work in the hosted lesson to export your answers, reflections, practice feedback and code-run </w:t>
-      </w:r>
-      <w:r>
-        <w:rPr>
-          <w:b/>
-        </w:rPr>
-        <w:t>evidence</w:t>
-      </w:r>
-      <w:r>
-        <w:rPr>
-          <w:b w:val="0"/>
-        </w:rPr>
-        <w:t>. Open the HTML copy to read or print it.</w:t>
-      </w:r>
-    </w:p>
-    <w:p>
-      <w:pPr>
-        <w:spacing w:line="336" w:lineRule="auto" w:after="180"/>
-      </w:pPr>
-      <w:r>
-        <w:rPr>
-          <w:b w:val="0"/>
-        </w:rPr>
-        <w:t>Drafts stay in this browser when storage is available; clear drafts on a shared device.</w:t>
-      </w:r>
-    </w:p>
-    <w:p>
-      <w:pPr>
         <w:pStyle w:val="Heading1"/>
       </w:pPr>
       <w:r>
-        <w:t>18. Visual concept journey</w:t>
-      </w:r>
-    </w:p>
-    <w:p>
-      <w:r>
-        <w:t>Explain each Negative results and claim revision graphic using its labels, deciding evidence and relevant limitation.</w:t>
-      </w:r>
-    </w:p>
-    <w:p>
-      <w:pPr>
-        <w:pStyle w:val="Heading3"/>
+        <w:t>18. Reference · Six-picture concept journey</w:t>
+      </w:r>
+    </w:p>
+    <w:p>
+      <w:r>
+        <w:t>Choose the picture that supports the current explanation.</w:t>
+      </w:r>
+    </w:p>
+    <w:p>
+      <w:pPr>
+        <w:pStyle w:val="Heading2"/>
       </w:pPr>
       <w:r>
         <w:t>01. Negative results and claim revision: the case</w:t>
@@ -4086,7 +5010,7 @@
         <w:drawing>
           <wp:inline xmlns:a="http://schemas.openxmlformats.org/drawingml/2006/main" xmlns:pic="http://schemas.openxmlformats.org/drawingml/2006/picture">
             <wp:extent cx="5486400" cy="2834640"/>
-            <wp:docPr id="3" name="Picture 3" descr="A negative result changes the claim. A proposed prompt improvement ties the baseline on a fixed eight-case evaluation. Supplied facts: A and B each score 6/8. Before running, the team predicted B would score higher."/>
+            <wp:docPr id="6" name="Picture 6" descr="A negative result changes the claim. A proposed prompt improvement ties the baseline on a fixed eight-case evaluation. Supplied facts: A and B each score 6/8. Before running, the team predicted B would score higher."/>
             <wp:cNvGraphicFramePr>
               <a:graphicFrameLocks noChangeAspect="1"/>
             </wp:cNvGraphicFramePr>
@@ -4098,7 +5022,7 @@
                     <pic:cNvPicPr/>
                   </pic:nvPicPr>
                   <pic:blipFill>
-                    <a:blip r:embed="rId11"/>
+                    <a:blip r:embed="rId14"/>
                     <a:stretch>
                       <a:fillRect/>
                     </a:stretch>
@@ -4143,7 +5067,6 @@
     <w:p>
       <w:pPr>
         <w:spacing w:line="336" w:lineRule="auto" w:after="180"/>
-        <w:shd w:fill="F5F1FB"/>
       </w:pPr>
       <w:r>
         <w:rPr>
@@ -4154,7 +5077,7 @@
     </w:p>
     <w:p>
       <w:pPr>
-        <w:pStyle w:val="Heading3"/>
+        <w:pStyle w:val="Heading2"/>
       </w:pPr>
       <w:r>
         <w:t>02. Follow the deciding steps</w:t>
@@ -4165,7 +5088,7 @@
         <w:drawing>
           <wp:inline xmlns:a="http://schemas.openxmlformats.org/drawingml/2006/main" xmlns:pic="http://schemas.openxmlformats.org/drawingml/2006/picture">
             <wp:extent cx="5486400" cy="3182112"/>
-            <wp:docPr id="4" name="Picture 4" descr="Recall the prediction: The claim was a higher correct count for B. → State the finding: Both versions score 75%; no observed count advantage appears here. → Revise cautiously: Report the unsupported prediction and a justified next test."/>
+            <wp:docPr id="7" name="Picture 7" descr="Recall the prediction: The claim was a higher correct count for B. → State the finding: Both versions score 75%; no observed count advantage appears here. → Revise cautiously: Report the unsupported prediction and a justified next test."/>
             <wp:cNvGraphicFramePr>
               <a:graphicFrameLocks noChangeAspect="1"/>
             </wp:cNvGraphicFramePr>
@@ -4177,7 +5100,7 @@
                     <pic:cNvPicPr/>
                   </pic:nvPicPr>
                   <pic:blipFill>
-                    <a:blip r:embed="rId12"/>
+                    <a:blip r:embed="rId10"/>
                     <a:stretch>
                       <a:fillRect/>
                     </a:stretch>
@@ -4234,7 +5157,6 @@
     <w:p>
       <w:pPr>
         <w:spacing w:line="336" w:lineRule="auto" w:after="180"/>
-        <w:shd w:fill="F5F1FB"/>
       </w:pPr>
       <w:r>
         <w:rPr>
@@ -4257,7 +5179,7 @@
     </w:p>
     <w:p>
       <w:pPr>
-        <w:pStyle w:val="Heading3"/>
+        <w:pStyle w:val="Heading2"/>
       </w:pPr>
       <w:r>
         <w:t>03. No observed count advantage</w:t>
@@ -4268,7 +5190,7 @@
         <w:drawing>
           <wp:inline xmlns:a="http://schemas.openxmlformats.org/drawingml/2006/main" xmlns:pic="http://schemas.openxmlformats.org/drawingml/2006/picture">
             <wp:extent cx="5486400" cy="2834640"/>
-            <wp:docPr id="5" name="Picture 5" descr="No observed count advantage. Units: correct cases out of 8 shared cases. A: 6. B: 6."/>
+            <wp:docPr id="8" name="Picture 8" descr="No observed count advantage. Units: correct cases out of 8 shared cases. A: 6. B: 6."/>
             <wp:cNvGraphicFramePr>
               <a:graphicFrameLocks noChangeAspect="1"/>
             </wp:cNvGraphicFramePr>
@@ -4277,163 +5199,6 @@
                 <pic:pic>
                   <pic:nvPicPr>
                     <pic:cNvPr id="0" name="academy-story-ai-7-28-03.png"/>
-                    <pic:cNvPicPr/>
-                  </pic:nvPicPr>
-                  <pic:blipFill>
-                    <a:blip r:embed="rId13"/>
-                    <a:stretch>
-                      <a:fillRect/>
-                    </a:stretch>
-                  </pic:blipFill>
-                  <pic:spPr>
-                    <a:xfrm>
-                      <a:off x="0" y="0"/>
-                      <a:ext cx="5486400" cy="2834640"/>
-                    </a:xfrm>
-                    <a:prstGeom prst="rect"/>
-                  </pic:spPr>
-                </pic:pic>
-              </a:graphicData>
-            </a:graphic>
-          </wp:inline>
-        </w:drawing>
-      </w:r>
-    </w:p>
-    <w:p>
-      <w:pPr>
-        <w:spacing w:line="336" w:lineRule="auto" w:after="180"/>
-      </w:pPr>
-      <w:r>
-        <w:rPr>
-          <w:b w:val="0"/>
-        </w:rPr>
-        <w:t>No observed count advantage. Units: correct cases out of 8 shared cases. A: 6. B: 6.</w:t>
-      </w:r>
-    </w:p>
-    <w:p>
-      <w:pPr>
-        <w:spacing w:line="336" w:lineRule="auto" w:after="180"/>
-        <w:shd w:fill="F5F1FB"/>
-      </w:pPr>
-      <w:r>
-        <w:rPr>
-          <w:b w:val="0"/>
-        </w:rPr>
-        <w:t>Read the labels and values. Explain the relationship the model shows.</w:t>
-      </w:r>
-    </w:p>
-    <w:p>
-      <w:pPr>
-        <w:pStyle w:val="Heading3"/>
-      </w:pPr>
-      <w:r>
-        <w:t>04. Change one thing. Trace what follows.</w:t>
-      </w:r>
-    </w:p>
-    <w:p>
-      <w:r>
-        <w:drawing>
-          <wp:inline xmlns:a="http://schemas.openxmlformats.org/drawingml/2006/main" xmlns:pic="http://schemas.openxmlformats.org/drawingml/2006/picture">
-            <wp:extent cx="5486400" cy="3026664"/>
-            <wp:docPr id="6" name="Picture 6" descr="Original case: Report the unsupported prediction and a justified next test. Changed condition: B wins on one new task after the team chooses it because A fails. Expected result: Treat that selected demonstration as exploratory, not a replacement for the original result. Reason: Case selection now depends on outcomes."/>
-            <wp:cNvGraphicFramePr>
-              <a:graphicFrameLocks noChangeAspect="1"/>
-            </wp:cNvGraphicFramePr>
-            <a:graphic>
-              <a:graphicData uri="http://schemas.openxmlformats.org/drawingml/2006/picture">
-                <pic:pic>
-                  <pic:nvPicPr>
-                    <pic:cNvPr id="0" name="academy-story-ai-7-28-04.png"/>
-                    <pic:cNvPicPr/>
-                  </pic:nvPicPr>
-                  <pic:blipFill>
-                    <a:blip r:embed="rId14"/>
-                    <a:stretch>
-                      <a:fillRect/>
-                    </a:stretch>
-                  </pic:blipFill>
-                  <pic:spPr>
-                    <a:xfrm>
-                      <a:off x="0" y="0"/>
-                      <a:ext cx="5486400" cy="3026664"/>
-                    </a:xfrm>
-                    <a:prstGeom prst="rect"/>
-                  </pic:spPr>
-                </pic:pic>
-              </a:graphicData>
-            </a:graphic>
-          </wp:inline>
-        </w:drawing>
-      </w:r>
-    </w:p>
-    <w:p>
-      <w:pPr>
-        <w:spacing w:line="336" w:lineRule="auto" w:after="180"/>
-      </w:pPr>
-      <w:r>
-        <w:rPr>
-          <w:b w:val="0"/>
-        </w:rPr>
-        <w:t xml:space="preserve">Original case: Report the unsupported </w:t>
-      </w:r>
-      <w:r>
-        <w:rPr>
-          <w:b/>
-        </w:rPr>
-        <w:t>prediction</w:t>
-      </w:r>
-      <w:r>
-        <w:rPr>
-          <w:b w:val="0"/>
-        </w:rPr>
-        <w:t xml:space="preserve"> and a justified next test. Changed condition: B wins on one new task after the team chooses it because A fails.</w:t>
-      </w:r>
-    </w:p>
-    <w:p>
-      <w:pPr>
-        <w:spacing w:line="336" w:lineRule="auto" w:after="180"/>
-      </w:pPr>
-      <w:r>
-        <w:rPr>
-          <w:b w:val="0"/>
-        </w:rPr>
-        <w:t>Expected result: Treat that selected demonstration as exploratory, not a replacement for the original result. Reason: Case selection now depends on outcomes.</w:t>
-      </w:r>
-    </w:p>
-    <w:p>
-      <w:pPr>
-        <w:spacing w:line="336" w:lineRule="auto" w:after="180"/>
-        <w:shd w:fill="F5F1FB"/>
-      </w:pPr>
-      <w:r>
-        <w:rPr>
-          <w:b w:val="0"/>
-        </w:rPr>
-        <w:t>Predict before checking the worked changed-case result. Name what changed and what the supplied facts allow you to conclude.</w:t>
-      </w:r>
-    </w:p>
-    <w:p>
-      <w:pPr>
-        <w:pStyle w:val="Heading3"/>
-      </w:pPr>
-      <w:r>
-        <w:t>05. Connect the explanation to its limit</w:t>
-      </w:r>
-    </w:p>
-    <w:p>
-      <w:r>
-        <w:drawing>
-          <wp:inline xmlns:a="http://schemas.openxmlformats.org/drawingml/2006/main" xmlns:pic="http://schemas.openxmlformats.org/drawingml/2006/picture">
-            <wp:extent cx="5486400" cy="2834640"/>
-            <wp:docPr id="7" name="Picture 7" descr="A negative result can be informative when methods and limits are clear. A tie does not prove the methods are equivalent under all conditions or that the experiment was worthless. Limit: A tie on eight cases is not an equivalence test; uncertainty and practical thresholds remain unspecified."/>
-            <wp:cNvGraphicFramePr>
-              <a:graphicFrameLocks noChangeAspect="1"/>
-            </wp:cNvGraphicFramePr>
-            <a:graphic>
-              <a:graphicData uri="http://schemas.openxmlformats.org/drawingml/2006/picture">
-                <pic:pic>
-                  <pic:nvPicPr>
-                    <pic:cNvPr id="0" name="academy-story-ai-7-28-05.png"/>
                     <pic:cNvPicPr/>
                   </pic:nvPicPr>
                   <pic:blipFill>
@@ -4464,6 +5229,161 @@
         <w:rPr>
           <w:b w:val="0"/>
         </w:rPr>
+        <w:t>No observed count advantage. Units: correct cases out of 8 shared cases. A: 6. B: 6.</w:t>
+      </w:r>
+    </w:p>
+    <w:p>
+      <w:pPr>
+        <w:spacing w:line="336" w:lineRule="auto" w:after="180"/>
+      </w:pPr>
+      <w:r>
+        <w:rPr>
+          <w:b w:val="0"/>
+        </w:rPr>
+        <w:t>Read the labels and values. Explain the relationship the model shows.</w:t>
+      </w:r>
+    </w:p>
+    <w:p>
+      <w:pPr>
+        <w:pStyle w:val="Heading2"/>
+      </w:pPr>
+      <w:r>
+        <w:t>04. Change one thing. Trace what follows.</w:t>
+      </w:r>
+    </w:p>
+    <w:p>
+      <w:r>
+        <w:drawing>
+          <wp:inline xmlns:a="http://schemas.openxmlformats.org/drawingml/2006/main" xmlns:pic="http://schemas.openxmlformats.org/drawingml/2006/picture">
+            <wp:extent cx="5486400" cy="3026664"/>
+            <wp:docPr id="9" name="Picture 9" descr="Original case: Report the unsupported prediction and a justified next test. Changed condition: B wins on one new task after the team chooses it because A fails. Expected result: Treat that selected demonstration as exploratory, not a replacement for the original result. Reason: Case selection now depends on outcomes."/>
+            <wp:cNvGraphicFramePr>
+              <a:graphicFrameLocks noChangeAspect="1"/>
+            </wp:cNvGraphicFramePr>
+            <a:graphic>
+              <a:graphicData uri="http://schemas.openxmlformats.org/drawingml/2006/picture">
+                <pic:pic>
+                  <pic:nvPicPr>
+                    <pic:cNvPr id="0" name="academy-story-ai-7-28-04.png"/>
+                    <pic:cNvPicPr/>
+                  </pic:nvPicPr>
+                  <pic:blipFill>
+                    <a:blip r:embed="rId11"/>
+                    <a:stretch>
+                      <a:fillRect/>
+                    </a:stretch>
+                  </pic:blipFill>
+                  <pic:spPr>
+                    <a:xfrm>
+                      <a:off x="0" y="0"/>
+                      <a:ext cx="5486400" cy="3026664"/>
+                    </a:xfrm>
+                    <a:prstGeom prst="rect"/>
+                  </pic:spPr>
+                </pic:pic>
+              </a:graphicData>
+            </a:graphic>
+          </wp:inline>
+        </w:drawing>
+      </w:r>
+    </w:p>
+    <w:p>
+      <w:pPr>
+        <w:spacing w:line="336" w:lineRule="auto" w:after="180"/>
+      </w:pPr>
+      <w:r>
+        <w:rPr>
+          <w:b w:val="0"/>
+        </w:rPr>
+        <w:t xml:space="preserve">Original case: Report the unsupported </w:t>
+      </w:r>
+      <w:r>
+        <w:rPr>
+          <w:b/>
+        </w:rPr>
+        <w:t>prediction</w:t>
+      </w:r>
+      <w:r>
+        <w:rPr>
+          <w:b w:val="0"/>
+        </w:rPr>
+        <w:t xml:space="preserve"> and a justified next test. Changed condition: B wins on one new task after the team chooses it because A fails.</w:t>
+      </w:r>
+    </w:p>
+    <w:p>
+      <w:pPr>
+        <w:spacing w:line="336" w:lineRule="auto" w:after="180"/>
+      </w:pPr>
+      <w:r>
+        <w:rPr>
+          <w:b w:val="0"/>
+        </w:rPr>
+        <w:t>Expected result: Treat that selected demonstration as exploratory, not a replacement for the original result. Reason: Case selection now depends on outcomes.</w:t>
+      </w:r>
+    </w:p>
+    <w:p>
+      <w:pPr>
+        <w:spacing w:line="336" w:lineRule="auto" w:after="180"/>
+      </w:pPr>
+      <w:r>
+        <w:rPr>
+          <w:b w:val="0"/>
+        </w:rPr>
+        <w:t>Predict before checking the worked changed-case result. Name what changed and what the supplied facts allow you to conclude.</w:t>
+      </w:r>
+    </w:p>
+    <w:p>
+      <w:pPr>
+        <w:pStyle w:val="Heading2"/>
+      </w:pPr>
+      <w:r>
+        <w:t>05. Connect the explanation to its limit</w:t>
+      </w:r>
+    </w:p>
+    <w:p>
+      <w:r>
+        <w:drawing>
+          <wp:inline xmlns:a="http://schemas.openxmlformats.org/drawingml/2006/main" xmlns:pic="http://schemas.openxmlformats.org/drawingml/2006/picture">
+            <wp:extent cx="5486400" cy="2834640"/>
+            <wp:docPr id="10" name="Picture 10" descr="A negative result can be informative when methods and limits are clear. A tie does not prove the methods are equivalent under all conditions or that the experiment was worthless. Limit: A tie on eight cases is not an equivalence test; uncertainty and practical thresholds remain unspecified."/>
+            <wp:cNvGraphicFramePr>
+              <a:graphicFrameLocks noChangeAspect="1"/>
+            </wp:cNvGraphicFramePr>
+            <a:graphic>
+              <a:graphicData uri="http://schemas.openxmlformats.org/drawingml/2006/picture">
+                <pic:pic>
+                  <pic:nvPicPr>
+                    <pic:cNvPr id="0" name="academy-story-ai-7-28-05.png"/>
+                    <pic:cNvPicPr/>
+                  </pic:nvPicPr>
+                  <pic:blipFill>
+                    <a:blip r:embed="rId16"/>
+                    <a:stretch>
+                      <a:fillRect/>
+                    </a:stretch>
+                  </pic:blipFill>
+                  <pic:spPr>
+                    <a:xfrm>
+                      <a:off x="0" y="0"/>
+                      <a:ext cx="5486400" cy="2834640"/>
+                    </a:xfrm>
+                    <a:prstGeom prst="rect"/>
+                  </pic:spPr>
+                </pic:pic>
+              </a:graphicData>
+            </a:graphic>
+          </wp:inline>
+        </w:drawing>
+      </w:r>
+    </w:p>
+    <w:p>
+      <w:pPr>
+        <w:spacing w:line="336" w:lineRule="auto" w:after="180"/>
+      </w:pPr>
+      <w:r>
+        <w:rPr>
+          <w:b w:val="0"/>
+        </w:rPr>
         <w:t xml:space="preserve">A </w:t>
       </w:r>
       <w:r>
@@ -4505,7 +5425,6 @@
     <w:p>
       <w:pPr>
         <w:spacing w:line="336" w:lineRule="auto" w:after="180"/>
-        <w:shd w:fill="F5F1FB"/>
       </w:pPr>
       <w:r>
         <w:rPr>
@@ -4516,7 +5435,7 @@
     </w:p>
     <w:p>
       <w:pPr>
-        <w:pStyle w:val="Heading3"/>
+        <w:pStyle w:val="Heading2"/>
       </w:pPr>
       <w:r>
         <w:t>06. Make the idea visible in your project</w:t>
@@ -4527,7 +5446,7 @@
         <w:drawing>
           <wp:inline xmlns:a="http://schemas.openxmlformats.org/drawingml/2006/main" xmlns:pic="http://schemas.openxmlformats.org/drawingml/2006/picture">
             <wp:extent cx="5486400" cy="3681984"/>
-            <wp:docPr id="8" name="Picture 8" descr="For the Reproducible AI Research Study, retain an annotated worked trace and the changed-case reasoning. Connect the claim to its records, units and assumptions so another investigator can challenge or reproduce it. Draw your input, deciding step, result and limit. Supported question: Does a 6/8 tie support the prediction that B scores higher? Explain why one newly selected favourable demonstration does not replace the original result or prove equivalence."/>
+            <wp:docPr id="11" name="Picture 11" descr="For the Reproducible AI Research Study, retain an annotated worked trace and the changed-case reasoning. Connect the claim to its records, units and assumptions so another investigator can challenge or reproduce it. Draw your input, deciding step, result and limit. Supported question: Does a 6/8 tie support the prediction that B scores higher? Explain why one newly selected favourable demonstration does not replace the original result or prove equivalence."/>
             <wp:cNvGraphicFramePr>
               <a:graphicFrameLocks noChangeAspect="1"/>
             </wp:cNvGraphicFramePr>
@@ -4539,7 +5458,7 @@
                     <pic:cNvPicPr/>
                   </pic:nvPicPr>
                   <pic:blipFill>
-                    <a:blip r:embed="rId16"/>
+                    <a:blip r:embed="rId17"/>
                     <a:stretch>
                       <a:fillRect/>
                     </a:stretch>
@@ -4630,7 +5549,6 @@
     <w:p>
       <w:pPr>
         <w:spacing w:line="336" w:lineRule="auto" w:after="180"/>
-        <w:shd w:fill="F5F1FB"/>
       </w:pPr>
       <w:r>
         <w:rPr>
@@ -4649,6 +5567,62 @@
           <w:b w:val="0"/>
         </w:rPr>
         <w:t>.</w:t>
+      </w:r>
+    </w:p>
+    <w:p>
+      <w:pPr>
+        <w:pStyle w:val="Heading2"/>
+      </w:pPr>
+      <w:r>
+        <w:t>Earlier wording, alternatives and picture transcripts · reference / check after trying</w:t>
+      </w:r>
+    </w:p>
+    <w:p>
+      <w:pPr>
+        <w:pStyle w:val="Heading3"/>
+      </w:pPr>
+      <w:r>
+        <w:t>01. Negative results and claim revision: the case</w:t>
+      </w:r>
+    </w:p>
+    <w:p>
+      <w:pPr>
+        <w:pStyle w:val="Heading3"/>
+      </w:pPr>
+      <w:r>
+        <w:t>02. Follow the deciding steps</w:t>
+      </w:r>
+    </w:p>
+    <w:p>
+      <w:pPr>
+        <w:pStyle w:val="Heading3"/>
+      </w:pPr>
+      <w:r>
+        <w:t>03. No observed count advantage</w:t>
+      </w:r>
+    </w:p>
+    <w:p>
+      <w:pPr>
+        <w:pStyle w:val="Heading3"/>
+      </w:pPr>
+      <w:r>
+        <w:t>04. Change one thing. Trace what follows.</w:t>
+      </w:r>
+    </w:p>
+    <w:p>
+      <w:pPr>
+        <w:pStyle w:val="Heading3"/>
+      </w:pPr>
+      <w:r>
+        <w:t>05. Connect the explanation to its limit</w:t>
+      </w:r>
+    </w:p>
+    <w:p>
+      <w:pPr>
+        <w:pStyle w:val="Heading3"/>
+      </w:pPr>
+      <w:r>
+        <w:t>06. Make the idea visible in your project</w:t>
       </w:r>
     </w:p>
     <w:sectPr>
